--- a/docs/Himam-API-Reference.docx
+++ b/docs/Himam-API-Reference.docx
@@ -2114,7 +2114,7 @@
           <w:sz w:val="17"/>
           <w:szCs w:val="17"/>
         </w:rPr>
-        <w:t xml:space="preserve">  "email": "api1792058838@himam.test",</w:t>
+        <w:t xml:space="preserve">  "email": "api1792173473@himam.test",</w:t>
       </w:r>
     </w:p>
     <w:p>
@@ -2279,7 +2279,7 @@
           <w:sz w:val="17"/>
           <w:szCs w:val="17"/>
         </w:rPr>
-        <w:t xml:space="preserve">  "token": "1|JT9H6Lbvh9hvJuSxREWaT7IanhCAzbTqWphFyNcif7ac032a",</w:t>
+        <w:t xml:space="preserve">  "token": "7|q0NepUCxfRXIrkoY4qnzhOdasL5Vw16eDqfCRyyl3c61a5ec",</w:t>
       </w:r>
     </w:p>
     <w:p>
@@ -2309,7 +2309,7 @@
           <w:sz w:val="17"/>
           <w:szCs w:val="17"/>
         </w:rPr>
-        <w:t xml:space="preserve">    "id": 10,</w:t>
+        <w:t xml:space="preserve">    "id": 11,</w:t>
       </w:r>
     </w:p>
     <w:p>
@@ -2339,7 +2339,7 @@
           <w:sz w:val="17"/>
           <w:szCs w:val="17"/>
         </w:rPr>
-        <w:t xml:space="preserve">    "email": "api1792058838@himam.test",</w:t>
+        <w:t xml:space="preserve">    "email": "api1792173473@himam.test",</w:t>
       </w:r>
     </w:p>
     <w:p>
@@ -2489,7 +2489,7 @@
           <w:sz w:val="17"/>
           <w:szCs w:val="17"/>
         </w:rPr>
-        <w:t xml:space="preserve">    "created_at": "2026-10-15T10:07:19+00:00"</w:t>
+        <w:t xml:space="preserve">    "created_at": "2026-10-16T17:57:55+00:00"</w:t>
       </w:r>
     </w:p>
     <w:p>
@@ -2672,7 +2672,7 @@
           <w:sz w:val="17"/>
           <w:szCs w:val="17"/>
         </w:rPr>
-        <w:t xml:space="preserve">  "email": "api1792058838@himam.test",</w:t>
+        <w:t xml:space="preserve">  "email": "api1792173473@himam.test",</w:t>
       </w:r>
     </w:p>
     <w:p>
@@ -2747,7 +2747,7 @@
           <w:sz w:val="17"/>
           <w:szCs w:val="17"/>
         </w:rPr>
-        <w:t xml:space="preserve">  "token": "2|ElCA7aPfJ7mQ8LQEkt8ZOzEswdSZwMumFQt3JEbHc2073f36",</w:t>
+        <w:t xml:space="preserve">  "token": "8|BDiKbOLBvqthytCMAGKj4TXyPUwF4Zcwnb02eDXm25ce526d",</w:t>
       </w:r>
     </w:p>
     <w:p>
@@ -2777,7 +2777,7 @@
           <w:sz w:val="17"/>
           <w:szCs w:val="17"/>
         </w:rPr>
-        <w:t xml:space="preserve">    "id": 10,</w:t>
+        <w:t xml:space="preserve">    "id": 11,</w:t>
       </w:r>
     </w:p>
     <w:p>
@@ -2807,7 +2807,7 @@
           <w:sz w:val="17"/>
           <w:szCs w:val="17"/>
         </w:rPr>
-        <w:t xml:space="preserve">    "email": "api1792058838@himam.test",</w:t>
+        <w:t xml:space="preserve">    "email": "api1792173473@himam.test",</w:t>
       </w:r>
     </w:p>
     <w:p>
@@ -2957,7 +2957,7 @@
           <w:sz w:val="17"/>
           <w:szCs w:val="17"/>
         </w:rPr>
-        <w:t xml:space="preserve">    "created_at": "2026-10-15T10:07:19+00:00"</w:t>
+        <w:t xml:space="preserve">    "created_at": "2026-10-16T17:57:55+00:00"</w:t>
       </w:r>
     </w:p>
     <w:p>
@@ -3124,7 +3124,7 @@
           <w:sz w:val="17"/>
           <w:szCs w:val="17"/>
         </w:rPr>
-        <w:t xml:space="preserve">    "id": 10,</w:t>
+        <w:t xml:space="preserve">    "id": 11,</w:t>
       </w:r>
     </w:p>
     <w:p>
@@ -3154,7 +3154,7 @@
           <w:sz w:val="17"/>
           <w:szCs w:val="17"/>
         </w:rPr>
-        <w:t xml:space="preserve">    "email": "api1792058838@himam.test",</w:t>
+        <w:t xml:space="preserve">    "email": "api1792173473@himam.test",</w:t>
       </w:r>
     </w:p>
     <w:p>
@@ -3334,7 +3334,7 @@
           <w:sz w:val="17"/>
           <w:szCs w:val="17"/>
         </w:rPr>
-        <w:t xml:space="preserve">    "created_at": "2026-10-15T10:07:19+00:00"</w:t>
+        <w:t xml:space="preserve">    "created_at": "2026-10-16T17:57:55+00:00"</w:t>
       </w:r>
     </w:p>
     <w:p>
@@ -3500,7 +3500,7 @@
           <w:sz w:val="17"/>
           <w:szCs w:val="17"/>
         </w:rPr>
-        <w:t xml:space="preserve">  "email": "api1792058838@himam.test"</w:t>
+        <w:t xml:space="preserve">  "email": "api1792173473@himam.test"</w:t>
       </w:r>
     </w:p>
     <w:p>
@@ -5321,7 +5321,7 @@
           <w:sz w:val="17"/>
           <w:szCs w:val="17"/>
         </w:rPr>
-        <w:t xml:space="preserve">      "books_count": 3</w:t>
+        <w:t xml:space="preserve">      "books_count": 4</w:t>
       </w:r>
     </w:p>
     <w:p>
@@ -5758,7 +5758,7 @@
           <w:sz w:val="17"/>
           <w:szCs w:val="17"/>
         </w:rPr>
-        <w:t xml:space="preserve">      "image": "http://127.0.0.1:8002/assets/banner.svg",</w:t>
+        <w:t xml:space="preserve">      "image": "http://127.0.0.1:8005/assets/banner.svg",</w:t>
       </w:r>
     </w:p>
     <w:p>
@@ -5878,7 +5878,7 @@
           <w:sz w:val="17"/>
           <w:szCs w:val="17"/>
         </w:rPr>
-        <w:t xml:space="preserve">      "image": "http://127.0.0.1:8002/assets/certificate.png",</w:t>
+        <w:t xml:space="preserve">      "image": "http://127.0.0.1:8005/assets/certificate.png",</w:t>
       </w:r>
     </w:p>
     <w:p>
@@ -5998,7 +5998,7 @@
           <w:sz w:val="17"/>
           <w:szCs w:val="17"/>
         </w:rPr>
-        <w:t xml:space="preserve">      "image": "http://127.0.0.1:8002/assets/badge.png",</w:t>
+        <w:t xml:space="preserve">      "image": "http://127.0.0.1:8005/assets/badge.png",</w:t>
       </w:r>
     </w:p>
     <w:p>
@@ -7813,7 +7813,7 @@
           <w:sz w:val="19"/>
           <w:szCs w:val="19"/>
         </w:rPr>
-        <w:t xml:space="preserve">sections</w:t>
+        <w:t xml:space="preserve">exam.scope</w:t>
       </w:r>
       <w:r>
         <w:rPr>
@@ -7821,8 +7821,373 @@
           <w:sz w:val="21"/>
           <w:szCs w:val="21"/>
         </w:rPr>
-        <w:t xml:space="preserve"> says how it is laid out; </w:t>
-      </w:r>
+        <w:t xml:space="preserve"> says it outright, so a client never has to infer it:</w:t>
+      </w:r>
+    </w:p>
+    <w:tbl>
+      <w:tblPr>
+        <w:tblW w:type="pct" w:w="5000"/>
+        <w:tblBorders>
+          <w:top w:val="single" w:color="D0D0D0" w:sz="4"/>
+          <w:left w:val="single" w:color="D0D0D0" w:sz="4"/>
+          <w:bottom w:val="single" w:color="D0D0D0" w:sz="4"/>
+          <w:right w:val="single" w:color="D0D0D0" w:sz="4"/>
+          <w:insideH w:val="single" w:color="D0D0D0" w:sz="4"/>
+          <w:insideV w:val="single" w:color="D0D0D0" w:sz="4"/>
+        </w:tblBorders>
+      </w:tblPr>
+      <w:tblGrid>
+        <w:gridCol w:w="3302"/>
+        <w:gridCol w:w="3302"/>
+        <w:gridCol w:w="3302"/>
+      </w:tblGrid>
+      <w:tr>
+        <w:trPr>
+          <w:tblHeader/>
+        </w:trPr>
+        <w:tc>
+          <w:tcPr>
+            <w:shd w:fill="F0EDE6" w:val="clear"/>
+            <w:tcMar>
+              <w:top w:type="dxa" w:w="60"/>
+              <w:left w:type="dxa" w:w="120"/>
+              <w:bottom w:type="dxa" w:w="60"/>
+              <w:right w:type="dxa" w:w="120"/>
+            </w:tcMar>
+          </w:tcPr>
+          <w:p>
+            <w:pPr>
+              <w:spacing w:after="40" w:before="40"/>
+            </w:pPr>
+            <w:r>
+              <w:rPr>
+                <w:rFonts w:ascii="Consolas" w:cs="Consolas" w:eastAsia="Consolas" w:hAnsi="Consolas"/>
+                <w:b/>
+                <w:bCs/>
+                <w:color w:val="A33B00"/>
+                <w:sz w:val="19"/>
+                <w:szCs w:val="19"/>
+              </w:rPr>
+              <w:t xml:space="preserve">exam.scope</w:t>
+            </w:r>
+          </w:p>
+        </w:tc>
+        <w:tc>
+          <w:tcPr>
+            <w:shd w:fill="F0EDE6" w:val="clear"/>
+            <w:tcMar>
+              <w:top w:type="dxa" w:w="60"/>
+              <w:left w:type="dxa" w:w="120"/>
+              <w:bottom w:type="dxa" w:w="60"/>
+              <w:right w:type="dxa" w:w="120"/>
+            </w:tcMar>
+          </w:tcPr>
+          <w:p>
+            <w:pPr>
+              <w:spacing w:after="40" w:before="40"/>
+            </w:pPr>
+            <w:r>
+              <w:rPr>
+                <w:rFonts w:ascii="Calibri" w:cs="Calibri" w:eastAsia="Calibri" w:hAnsi="Calibri"/>
+                <w:b/>
+                <w:bCs/>
+                <w:sz w:val="21"/>
+                <w:szCs w:val="21"/>
+              </w:rPr>
+              <w:t xml:space="preserve">Where the exam is</w:t>
+            </w:r>
+          </w:p>
+        </w:tc>
+        <w:tc>
+          <w:tcPr>
+            <w:shd w:fill="F0EDE6" w:val="clear"/>
+            <w:tcMar>
+              <w:top w:type="dxa" w:w="60"/>
+              <w:left w:type="dxa" w:w="120"/>
+              <w:bottom w:type="dxa" w:w="60"/>
+              <w:right w:type="dxa" w:w="120"/>
+            </w:tcMar>
+          </w:tcPr>
+          <w:p>
+            <w:pPr>
+              <w:spacing w:after="40" w:before="40"/>
+            </w:pPr>
+            <w:r>
+              <w:rPr>
+                <w:rFonts w:ascii="Calibri" w:cs="Calibri" w:eastAsia="Calibri" w:hAnsi="Calibri"/>
+                <w:b/>
+                <w:bCs/>
+                <w:sz w:val="21"/>
+                <w:szCs w:val="21"/>
+              </w:rPr>
+              <w:t xml:space="preserve">What to call</w:t>
+            </w:r>
+          </w:p>
+        </w:tc>
+      </w:tr>
+      <w:tr>
+        <w:trPr>
+          <w:tblHeader w:val="off"/>
+        </w:trPr>
+        <w:tc>
+          <w:tcPr>
+            <w:tcMar>
+              <w:top w:type="dxa" w:w="60"/>
+              <w:left w:type="dxa" w:w="120"/>
+              <w:bottom w:type="dxa" w:w="60"/>
+              <w:right w:type="dxa" w:w="120"/>
+            </w:tcMar>
+          </w:tcPr>
+          <w:p>
+            <w:pPr>
+              <w:spacing w:after="40" w:before="40"/>
+            </w:pPr>
+            <w:r>
+              <w:rPr>
+                <w:rFonts w:ascii="Consolas" w:cs="Consolas" w:eastAsia="Consolas" w:hAnsi="Consolas"/>
+                <w:color w:val="A33B00"/>
+                <w:sz w:val="19"/>
+                <w:szCs w:val="19"/>
+              </w:rPr>
+              <w:t xml:space="preserve">book</w:t>
+            </w:r>
+          </w:p>
+        </w:tc>
+        <w:tc>
+          <w:tcPr>
+            <w:tcMar>
+              <w:top w:type="dxa" w:w="60"/>
+              <w:left w:type="dxa" w:w="120"/>
+              <w:bottom w:type="dxa" w:w="60"/>
+              <w:right w:type="dxa" w:w="120"/>
+            </w:tcMar>
+          </w:tcPr>
+          <w:p>
+            <w:pPr>
+              <w:spacing w:after="40" w:before="40"/>
+            </w:pPr>
+            <w:r>
+              <w:rPr>
+                <w:rFonts w:ascii="Calibri" w:cs="Calibri" w:eastAsia="Calibri" w:hAnsi="Calibri"/>
+                <w:sz w:val="21"/>
+                <w:szCs w:val="21"/>
+              </w:rPr>
+              <w:t xml:space="preserve">one exam over the whole book</w:t>
+            </w:r>
+          </w:p>
+        </w:tc>
+        <w:tc>
+          <w:tcPr>
+            <w:tcMar>
+              <w:top w:type="dxa" w:w="60"/>
+              <w:left w:type="dxa" w:w="120"/>
+              <w:bottom w:type="dxa" w:w="60"/>
+              <w:right w:type="dxa" w:w="120"/>
+            </w:tcMar>
+          </w:tcPr>
+          <w:p>
+            <w:pPr>
+              <w:spacing w:after="40" w:before="40"/>
+            </w:pPr>
+            <w:r>
+              <w:rPr>
+                <w:rFonts w:ascii="Consolas" w:cs="Consolas" w:eastAsia="Consolas" w:hAnsi="Consolas"/>
+                <w:color w:val="A33B00"/>
+                <w:sz w:val="19"/>
+                <w:szCs w:val="19"/>
+              </w:rPr>
+              <w:t xml:space="preserve">/api/books/{book}/quiz</w:t>
+            </w:r>
+          </w:p>
+        </w:tc>
+      </w:tr>
+      <w:tr>
+        <w:trPr>
+          <w:tblHeader w:val="off"/>
+        </w:trPr>
+        <w:tc>
+          <w:tcPr>
+            <w:tcMar>
+              <w:top w:type="dxa" w:w="60"/>
+              <w:left w:type="dxa" w:w="120"/>
+              <w:bottom w:type="dxa" w:w="60"/>
+              <w:right w:type="dxa" w:w="120"/>
+            </w:tcMar>
+          </w:tcPr>
+          <w:p>
+            <w:pPr>
+              <w:spacing w:after="40" w:before="40"/>
+            </w:pPr>
+            <w:r>
+              <w:rPr>
+                <w:rFonts w:ascii="Consolas" w:cs="Consolas" w:eastAsia="Consolas" w:hAnsi="Consolas"/>
+                <w:color w:val="A33B00"/>
+                <w:sz w:val="19"/>
+                <w:szCs w:val="19"/>
+              </w:rPr>
+              <w:t xml:space="preserve">sections</w:t>
+            </w:r>
+          </w:p>
+        </w:tc>
+        <w:tc>
+          <w:tcPr>
+            <w:tcMar>
+              <w:top w:type="dxa" w:w="60"/>
+              <w:left w:type="dxa" w:w="120"/>
+              <w:bottom w:type="dxa" w:w="60"/>
+              <w:right w:type="dxa" w:w="120"/>
+            </w:tcMar>
+          </w:tcPr>
+          <w:p>
+            <w:pPr>
+              <w:spacing w:after="40" w:before="40"/>
+            </w:pPr>
+            <w:r>
+              <w:rPr>
+                <w:rFonts w:ascii="Calibri" w:cs="Calibri" w:eastAsia="Calibri" w:hAnsi="Calibri"/>
+                <w:sz w:val="21"/>
+                <w:szCs w:val="21"/>
+              </w:rPr>
+              <w:t xml:space="preserve">one per section</w:t>
+            </w:r>
+          </w:p>
+        </w:tc>
+        <w:tc>
+          <w:tcPr>
+            <w:tcMar>
+              <w:top w:type="dxa" w:w="60"/>
+              <w:left w:type="dxa" w:w="120"/>
+              <w:bottom w:type="dxa" w:w="60"/>
+              <w:right w:type="dxa" w:w="120"/>
+            </w:tcMar>
+          </w:tcPr>
+          <w:p>
+            <w:pPr>
+              <w:spacing w:after="40" w:before="40"/>
+            </w:pPr>
+            <w:r>
+              <w:rPr>
+                <w:rFonts w:ascii="Consolas" w:cs="Consolas" w:eastAsia="Consolas" w:hAnsi="Consolas"/>
+                <w:color w:val="A33B00"/>
+                <w:sz w:val="19"/>
+                <w:szCs w:val="19"/>
+              </w:rPr>
+              <w:t xml:space="preserve">/api/sections/{section}/quiz</w:t>
+            </w:r>
+            <w:r>
+              <w:rPr>
+                <w:rFonts w:ascii="Calibri" w:cs="Calibri" w:eastAsia="Calibri" w:hAnsi="Calibri"/>
+                <w:sz w:val="21"/>
+                <w:szCs w:val="21"/>
+              </w:rPr>
+              <w:t xml:space="preserve"> for each section whose </w:t>
+            </w:r>
+            <w:r>
+              <w:rPr>
+                <w:rFonts w:ascii="Consolas" w:cs="Consolas" w:eastAsia="Consolas" w:hAnsi="Consolas"/>
+                <w:color w:val="A33B00"/>
+                <w:sz w:val="19"/>
+                <w:szCs w:val="19"/>
+              </w:rPr>
+              <w:t xml:space="preserve">has_quiz</w:t>
+            </w:r>
+            <w:r>
+              <w:rPr>
+                <w:rFonts w:ascii="Calibri" w:cs="Calibri" w:eastAsia="Calibri" w:hAnsi="Calibri"/>
+                <w:sz w:val="21"/>
+                <w:szCs w:val="21"/>
+              </w:rPr>
+              <w:t xml:space="preserve"> is true</w:t>
+            </w:r>
+          </w:p>
+        </w:tc>
+      </w:tr>
+      <w:tr>
+        <w:trPr>
+          <w:tblHeader w:val="off"/>
+        </w:trPr>
+        <w:tc>
+          <w:tcPr>
+            <w:tcMar>
+              <w:top w:type="dxa" w:w="60"/>
+              <w:left w:type="dxa" w:w="120"/>
+              <w:bottom w:type="dxa" w:w="60"/>
+              <w:right w:type="dxa" w:w="120"/>
+            </w:tcMar>
+          </w:tcPr>
+          <w:p>
+            <w:pPr>
+              <w:spacing w:after="40" w:before="40"/>
+            </w:pPr>
+            <w:r>
+              <w:rPr>
+                <w:rFonts w:ascii="Consolas" w:cs="Consolas" w:eastAsia="Consolas" w:hAnsi="Consolas"/>
+                <w:color w:val="A33B00"/>
+                <w:sz w:val="19"/>
+                <w:szCs w:val="19"/>
+              </w:rPr>
+              <w:t xml:space="preserve">none</w:t>
+            </w:r>
+          </w:p>
+        </w:tc>
+        <w:tc>
+          <w:tcPr>
+            <w:tcMar>
+              <w:top w:type="dxa" w:w="60"/>
+              <w:left w:type="dxa" w:w="120"/>
+              <w:bottom w:type="dxa" w:w="60"/>
+              <w:right w:type="dxa" w:w="120"/>
+            </w:tcMar>
+          </w:tcPr>
+          <w:p>
+            <w:pPr>
+              <w:spacing w:after="40" w:before="40"/>
+            </w:pPr>
+            <w:r>
+              <w:rPr>
+                <w:rFonts w:ascii="Calibri" w:cs="Calibri" w:eastAsia="Calibri" w:hAnsi="Calibri"/>
+                <w:sz w:val="21"/>
+                <w:szCs w:val="21"/>
+              </w:rPr>
+              <w:t xml:space="preserve">no questions written yet</w:t>
+            </w:r>
+          </w:p>
+        </w:tc>
+        <w:tc>
+          <w:tcPr>
+            <w:tcMar>
+              <w:top w:type="dxa" w:w="60"/>
+              <w:left w:type="dxa" w:w="120"/>
+              <w:bottom w:type="dxa" w:w="60"/>
+              <w:right w:type="dxa" w:w="120"/>
+            </w:tcMar>
+          </w:tcPr>
+          <w:p>
+            <w:pPr>
+              <w:spacing w:after="40" w:before="40"/>
+            </w:pPr>
+            <w:r>
+              <w:rPr>
+                <w:rFonts w:ascii="Calibri" w:cs="Calibri" w:eastAsia="Calibri" w:hAnsi="Calibri"/>
+                <w:sz w:val="21"/>
+                <w:szCs w:val="21"/>
+              </w:rPr>
+              <w:t xml:space="preserve">nothing to offer</w:t>
+            </w:r>
+          </w:p>
+        </w:tc>
+      </w:tr>
+    </w:tbl>
+    <w:p>
+      <w:pPr>
+        <w:spacing w:after="160"/>
+      </w:pPr>
+    </w:p>
+    <w:p>
+      <w:pPr>
+        <w:spacing w:after="140" w:line="300"/>
+        <w:jc w:val="left"/>
+      </w:pPr>
       <w:r>
         <w:rPr>
           <w:rFonts w:ascii="Consolas" w:cs="Consolas" w:eastAsia="Consolas" w:hAnsi="Consolas"/>
@@ -7830,7 +8195,7 @@
           <w:sz w:val="19"/>
           <w:szCs w:val="19"/>
         </w:rPr>
-        <w:t xml:space="preserve">has_own_quiz</w:t>
+        <w:t xml:space="preserve">exam.button</w:t>
       </w:r>
       <w:r>
         <w:rPr>
@@ -7838,7 +8203,106 @@
           <w:sz w:val="21"/>
           <w:szCs w:val="21"/>
         </w:rPr>
-        <w:t xml:space="preserve"> says where the exam lives. A book may also carry the whole text as one document beside its sections, in any shape.</w:t>
+        <w:t xml:space="preserve"> carries the dashboard's wording and whether to show a book-level button at all; it is always </w:t>
+      </w:r>
+      <w:r>
+        <w:rPr>
+          <w:rFonts w:ascii="Consolas" w:cs="Consolas" w:eastAsia="Consolas" w:hAnsi="Consolas"/>
+          <w:color w:val="A33B00"/>
+          <w:sz w:val="19"/>
+          <w:szCs w:val="19"/>
+        </w:rPr>
+        <w:t xml:space="preserve">visible: false</w:t>
+      </w:r>
+      <w:r>
+        <w:rPr>
+          <w:rFonts w:ascii="Calibri" w:cs="Calibri" w:eastAsia="Calibri" w:hAnsi="Calibri"/>
+          <w:sz w:val="21"/>
+          <w:szCs w:val="21"/>
+        </w:rPr>
+        <w:t xml:space="preserve"> unless </w:t>
+      </w:r>
+      <w:r>
+        <w:rPr>
+          <w:rFonts w:ascii="Consolas" w:cs="Consolas" w:eastAsia="Consolas" w:hAnsi="Consolas"/>
+          <w:color w:val="A33B00"/>
+          <w:sz w:val="19"/>
+          <w:szCs w:val="19"/>
+        </w:rPr>
+        <w:t xml:space="preserve">scope</w:t>
+      </w:r>
+      <w:r>
+        <w:rPr>
+          <w:rFonts w:ascii="Calibri" w:cs="Calibri" w:eastAsia="Calibri" w:hAnsi="Calibri"/>
+          <w:sz w:val="21"/>
+          <w:szCs w:val="21"/>
+        </w:rPr>
+        <w:t xml:space="preserve"> is </w:t>
+      </w:r>
+      <w:r>
+        <w:rPr>
+          <w:rFonts w:ascii="Consolas" w:cs="Consolas" w:eastAsia="Consolas" w:hAnsi="Consolas"/>
+          <w:color w:val="A33B00"/>
+          <w:sz w:val="19"/>
+          <w:szCs w:val="19"/>
+        </w:rPr>
+        <w:t xml:space="preserve">book</w:t>
+      </w:r>
+      <w:r>
+        <w:rPr>
+          <w:rFonts w:ascii="Calibri" w:cs="Calibri" w:eastAsia="Calibri" w:hAnsi="Calibri"/>
+          <w:sz w:val="21"/>
+          <w:szCs w:val="21"/>
+        </w:rPr>
+        <w:t xml:space="preserve">. Each section also reports </w:t>
+      </w:r>
+      <w:r>
+        <w:rPr>
+          <w:rFonts w:ascii="Consolas" w:cs="Consolas" w:eastAsia="Consolas" w:hAnsi="Consolas"/>
+          <w:color w:val="A33B00"/>
+          <w:sz w:val="19"/>
+          <w:szCs w:val="19"/>
+        </w:rPr>
+        <w:t xml:space="preserve">has_quiz</w:t>
+      </w:r>
+      <w:r>
+        <w:rPr>
+          <w:rFonts w:ascii="Calibri" w:cs="Calibri" w:eastAsia="Calibri" w:hAnsi="Calibri"/>
+          <w:sz w:val="21"/>
+          <w:szCs w:val="21"/>
+        </w:rPr>
+        <w:t xml:space="preserve">, because </w:t>
+      </w:r>
+      <w:r>
+        <w:rPr>
+          <w:rFonts w:ascii="Consolas" w:cs="Consolas" w:eastAsia="Consolas" w:hAnsi="Consolas"/>
+          <w:color w:val="A33B00"/>
+          <w:sz w:val="19"/>
+          <w:szCs w:val="19"/>
+        </w:rPr>
+        <w:t xml:space="preserve">questions_count</w:t>
+      </w:r>
+      <w:r>
+        <w:rPr>
+          <w:rFonts w:ascii="Calibri" w:cs="Calibri" w:eastAsia="Calibri" w:hAnsi="Calibri"/>
+          <w:sz w:val="21"/>
+          <w:szCs w:val="21"/>
+        </w:rPr>
+        <w:t xml:space="preserve"> drops to zero when the book claims the questions for its own exam — which reads as "this section has no quiz" only if you already know that rule.</w:t>
+      </w:r>
+    </w:p>
+    <w:p>
+      <w:pPr>
+        <w:spacing w:after="140" w:line="300"/>
+        <w:jc w:val="left"/>
+      </w:pPr>
+      <w:r>
+        <w:rPr>
+          <w:rFonts w:ascii="Calibri" w:cs="Calibri" w:eastAsia="Calibri" w:hAnsi="Calibri"/>
+          <w:sz w:val="21"/>
+          <w:szCs w:val="21"/>
+        </w:rPr>
+        <w:t xml:space="preserve">A book may also carry the whole text as one document beside its sections, in any shape.</w:t>
       </w:r>
     </w:p>
     <w:p>
@@ -8081,7 +8545,7 @@
           <w:sz w:val="17"/>
           <w:szCs w:val="17"/>
         </w:rPr>
-        <w:t xml:space="preserve">      "cover": "http://127.0.0.1:8002/assets/banner.svg",</w:t>
+        <w:t xml:space="preserve">      "cover": "http://127.0.0.1:8005/assets/banner.svg",</w:t>
       </w:r>
     </w:p>
     <w:p>
@@ -8186,6 +8650,126 @@
           <w:sz w:val="17"/>
           <w:szCs w:val="17"/>
         </w:rPr>
+        <w:t xml:space="preserve">      "exam": {</w:t>
+      </w:r>
+    </w:p>
+    <w:p>
+      <w:pPr>
+        <w:shd w:fill="F6F6F4" w:val="clear"/>
+        <w:spacing w:after="0" w:before="0" w:line="240"/>
+        <w:ind w:left="180" w:right="180"/>
+      </w:pPr>
+      <w:r>
+        <w:rPr>
+          <w:rFonts w:ascii="Consolas" w:cs="Consolas" w:eastAsia="Consolas" w:hAnsi="Consolas"/>
+          <w:sz w:val="17"/>
+          <w:szCs w:val="17"/>
+        </w:rPr>
+        <w:t xml:space="preserve">        "scope": "book",</w:t>
+      </w:r>
+    </w:p>
+    <w:p>
+      <w:pPr>
+        <w:shd w:fill="F6F6F4" w:val="clear"/>
+        <w:spacing w:after="0" w:before="0" w:line="240"/>
+        <w:ind w:left="180" w:right="180"/>
+      </w:pPr>
+      <w:r>
+        <w:rPr>
+          <w:rFonts w:ascii="Consolas" w:cs="Consolas" w:eastAsia="Consolas" w:hAnsi="Consolas"/>
+          <w:sz w:val="17"/>
+          <w:szCs w:val="17"/>
+        </w:rPr>
+        <w:t xml:space="preserve">        "button": {</w:t>
+      </w:r>
+    </w:p>
+    <w:p>
+      <w:pPr>
+        <w:shd w:fill="F6F6F4" w:val="clear"/>
+        <w:spacing w:after="0" w:before="0" w:line="240"/>
+        <w:ind w:left="180" w:right="180"/>
+      </w:pPr>
+      <w:r>
+        <w:rPr>
+          <w:rFonts w:ascii="Consolas" w:cs="Consolas" w:eastAsia="Consolas" w:hAnsi="Consolas"/>
+          <w:sz w:val="17"/>
+          <w:szCs w:val="17"/>
+        </w:rPr>
+        <w:t xml:space="preserve">          "visible": true,</w:t>
+      </w:r>
+    </w:p>
+    <w:p>
+      <w:pPr>
+        <w:shd w:fill="F6F6F4" w:val="clear"/>
+        <w:spacing w:after="0" w:before="0" w:line="240"/>
+        <w:ind w:left="180" w:right="180"/>
+      </w:pPr>
+      <w:r>
+        <w:rPr>
+          <w:rFonts w:ascii="Consolas" w:cs="Consolas" w:eastAsia="Consolas" w:hAnsi="Consolas"/>
+          <w:sz w:val="17"/>
+          <w:szCs w:val="17"/>
+        </w:rPr>
+        <w:t xml:space="preserve">          "label": "Take the quiz"</w:t>
+      </w:r>
+    </w:p>
+    <w:p>
+      <w:pPr>
+        <w:shd w:fill="F6F6F4" w:val="clear"/>
+        <w:spacing w:after="0" w:before="0" w:line="240"/>
+        <w:ind w:left="180" w:right="180"/>
+      </w:pPr>
+      <w:r>
+        <w:rPr>
+          <w:rFonts w:ascii="Consolas" w:cs="Consolas" w:eastAsia="Consolas" w:hAnsi="Consolas"/>
+          <w:sz w:val="17"/>
+          <w:szCs w:val="17"/>
+        </w:rPr>
+        <w:t xml:space="preserve">        },</w:t>
+      </w:r>
+    </w:p>
+    <w:p>
+      <w:pPr>
+        <w:shd w:fill="F6F6F4" w:val="clear"/>
+        <w:spacing w:after="0" w:before="0" w:line="240"/>
+        <w:ind w:left="180" w:right="180"/>
+      </w:pPr>
+      <w:r>
+        <w:rPr>
+          <w:rFonts w:ascii="Consolas" w:cs="Consolas" w:eastAsia="Consolas" w:hAnsi="Consolas"/>
+          <w:sz w:val="17"/>
+          <w:szCs w:val="17"/>
+        </w:rPr>
+        <w:t xml:space="preserve">        "questions_total": 9</w:t>
+      </w:r>
+    </w:p>
+    <w:p>
+      <w:pPr>
+        <w:shd w:fill="F6F6F4" w:val="clear"/>
+        <w:spacing w:after="0" w:before="0" w:line="240"/>
+        <w:ind w:left="180" w:right="180"/>
+      </w:pPr>
+      <w:r>
+        <w:rPr>
+          <w:rFonts w:ascii="Consolas" w:cs="Consolas" w:eastAsia="Consolas" w:hAnsi="Consolas"/>
+          <w:sz w:val="17"/>
+          <w:szCs w:val="17"/>
+        </w:rPr>
+        <w:t xml:space="preserve">      },</w:t>
+      </w:r>
+    </w:p>
+    <w:p>
+      <w:pPr>
+        <w:shd w:fill="F6F6F4" w:val="clear"/>
+        <w:spacing w:after="0" w:before="0" w:line="240"/>
+        <w:ind w:left="180" w:right="180"/>
+      </w:pPr>
+      <w:r>
+        <w:rPr>
+          <w:rFonts w:ascii="Consolas" w:cs="Consolas" w:eastAsia="Consolas" w:hAnsi="Consolas"/>
+          <w:sz w:val="17"/>
+          <w:szCs w:val="17"/>
+        </w:rPr>
         <w:t xml:space="preserve">      "pages": 140,</w:t>
       </w:r>
     </w:p>
@@ -8517,21 +9101,6 @@
           <w:szCs w:val="17"/>
         </w:rPr>
         <w:t xml:space="preserve">      "author": "Prepared by the programme administration",</w:t>
-      </w:r>
-    </w:p>
-    <w:p>
-      <w:pPr>
-        <w:shd w:fill="F6F6F4" w:val="clear"/>
-        <w:spacing w:after="0" w:before="0" w:line="240"/>
-        <w:ind w:left="180" w:right="180"/>
-      </w:pPr>
-      <w:r>
-        <w:rPr>
-          <w:rFonts w:ascii="Consolas" w:cs="Consolas" w:eastAsia="Consolas" w:hAnsi="Consolas"/>
-          <w:sz w:val="17"/>
-          <w:szCs w:val="17"/>
-        </w:rPr>
-        <w:t xml:space="preserve">      "description": "Sets out the rules of ordered thinking and how to apply them to what you read, so a text becomes understanding rather than scattered facts.",</w:t>
       </w:r>
     </w:p>
     <w:p>
@@ -8758,7 +9327,7 @@
           <w:sz w:val="17"/>
           <w:szCs w:val="17"/>
         </w:rPr>
-        <w:t xml:space="preserve">    "pdf": "http://127.0.0.1:8002/storage/uploads/sample-section.pdf",</w:t>
+        <w:t xml:space="preserve">    "pdf": "http://127.0.0.1:8005/storage/uploads/sample-section.pdf",</w:t>
       </w:r>
     </w:p>
     <w:p>
@@ -8819,6 +9388,126 @@
           <w:szCs w:val="17"/>
         </w:rPr>
         <w:t xml:space="preserve">      "label": "Exam on the whole book"</w:t>
+      </w:r>
+    </w:p>
+    <w:p>
+      <w:pPr>
+        <w:shd w:fill="F6F6F4" w:val="clear"/>
+        <w:spacing w:after="0" w:before="0" w:line="240"/>
+        <w:ind w:left="180" w:right="180"/>
+      </w:pPr>
+      <w:r>
+        <w:rPr>
+          <w:rFonts w:ascii="Consolas" w:cs="Consolas" w:eastAsia="Consolas" w:hAnsi="Consolas"/>
+          <w:sz w:val="17"/>
+          <w:szCs w:val="17"/>
+        </w:rPr>
+        <w:t xml:space="preserve">    },</w:t>
+      </w:r>
+    </w:p>
+    <w:p>
+      <w:pPr>
+        <w:shd w:fill="F6F6F4" w:val="clear"/>
+        <w:spacing w:after="0" w:before="0" w:line="240"/>
+        <w:ind w:left="180" w:right="180"/>
+      </w:pPr>
+      <w:r>
+        <w:rPr>
+          <w:rFonts w:ascii="Consolas" w:cs="Consolas" w:eastAsia="Consolas" w:hAnsi="Consolas"/>
+          <w:sz w:val="17"/>
+          <w:szCs w:val="17"/>
+        </w:rPr>
+        <w:t xml:space="preserve">    "exam": {</w:t>
+      </w:r>
+    </w:p>
+    <w:p>
+      <w:pPr>
+        <w:shd w:fill="F6F6F4" w:val="clear"/>
+        <w:spacing w:after="0" w:before="0" w:line="240"/>
+        <w:ind w:left="180" w:right="180"/>
+      </w:pPr>
+      <w:r>
+        <w:rPr>
+          <w:rFonts w:ascii="Consolas" w:cs="Consolas" w:eastAsia="Consolas" w:hAnsi="Consolas"/>
+          <w:sz w:val="17"/>
+          <w:szCs w:val="17"/>
+        </w:rPr>
+        <w:t xml:space="preserve">      "scope": "book",</w:t>
+      </w:r>
+    </w:p>
+    <w:p>
+      <w:pPr>
+        <w:shd w:fill="F6F6F4" w:val="clear"/>
+        <w:spacing w:after="0" w:before="0" w:line="240"/>
+        <w:ind w:left="180" w:right="180"/>
+      </w:pPr>
+      <w:r>
+        <w:rPr>
+          <w:rFonts w:ascii="Consolas" w:cs="Consolas" w:eastAsia="Consolas" w:hAnsi="Consolas"/>
+          <w:sz w:val="17"/>
+          <w:szCs w:val="17"/>
+        </w:rPr>
+        <w:t xml:space="preserve">      "button": {</w:t>
+      </w:r>
+    </w:p>
+    <w:p>
+      <w:pPr>
+        <w:shd w:fill="F6F6F4" w:val="clear"/>
+        <w:spacing w:after="0" w:before="0" w:line="240"/>
+        <w:ind w:left="180" w:right="180"/>
+      </w:pPr>
+      <w:r>
+        <w:rPr>
+          <w:rFonts w:ascii="Consolas" w:cs="Consolas" w:eastAsia="Consolas" w:hAnsi="Consolas"/>
+          <w:sz w:val="17"/>
+          <w:szCs w:val="17"/>
+        </w:rPr>
+        <w:t xml:space="preserve">        "visible": true,</w:t>
+      </w:r>
+    </w:p>
+    <w:p>
+      <w:pPr>
+        <w:shd w:fill="F6F6F4" w:val="clear"/>
+        <w:spacing w:after="0" w:before="0" w:line="240"/>
+        <w:ind w:left="180" w:right="180"/>
+      </w:pPr>
+      <w:r>
+        <w:rPr>
+          <w:rFonts w:ascii="Consolas" w:cs="Consolas" w:eastAsia="Consolas" w:hAnsi="Consolas"/>
+          <w:sz w:val="17"/>
+          <w:szCs w:val="17"/>
+        </w:rPr>
+        <w:t xml:space="preserve">        "label": "Exam on the whole book"</w:t>
+      </w:r>
+    </w:p>
+    <w:p>
+      <w:pPr>
+        <w:shd w:fill="F6F6F4" w:val="clear"/>
+        <w:spacing w:after="0" w:before="0" w:line="240"/>
+        <w:ind w:left="180" w:right="180"/>
+      </w:pPr>
+      <w:r>
+        <w:rPr>
+          <w:rFonts w:ascii="Consolas" w:cs="Consolas" w:eastAsia="Consolas" w:hAnsi="Consolas"/>
+          <w:sz w:val="17"/>
+          <w:szCs w:val="17"/>
+        </w:rPr>
+        <w:t xml:space="preserve">      },</w:t>
+      </w:r>
+    </w:p>
+    <w:p>
+      <w:pPr>
+        <w:shd w:fill="F6F6F4" w:val="clear"/>
+        <w:spacing w:after="0" w:before="0" w:line="240"/>
+        <w:ind w:left="180" w:right="180"/>
+      </w:pPr>
+      <w:r>
+        <w:rPr>
+          <w:rFonts w:ascii="Consolas" w:cs="Consolas" w:eastAsia="Consolas" w:hAnsi="Consolas"/>
+          <w:sz w:val="17"/>
+          <w:szCs w:val="17"/>
+        </w:rPr>
+        <w:t xml:space="preserve">      "questions_total": 3</w:t>
       </w:r>
     </w:p>
     <w:p>
@@ -9330,7 +10019,7 @@
           <w:sz w:val="17"/>
           <w:szCs w:val="17"/>
         </w:rPr>
-        <w:t xml:space="preserve">    "cover": "http://127.0.0.1:8002/assets/banner.svg",</w:t>
+        <w:t xml:space="preserve">    "cover": "http://127.0.0.1:8005/assets/banner.svg",</w:t>
       </w:r>
     </w:p>
     <w:p>
@@ -9435,6 +10124,126 @@
           <w:sz w:val="17"/>
           <w:szCs w:val="17"/>
         </w:rPr>
+        <w:t xml:space="preserve">    "exam": {</w:t>
+      </w:r>
+    </w:p>
+    <w:p>
+      <w:pPr>
+        <w:shd w:fill="F6F6F4" w:val="clear"/>
+        <w:spacing w:after="0" w:before="0" w:line="240"/>
+        <w:ind w:left="180" w:right="180"/>
+      </w:pPr>
+      <w:r>
+        <w:rPr>
+          <w:rFonts w:ascii="Consolas" w:cs="Consolas" w:eastAsia="Consolas" w:hAnsi="Consolas"/>
+          <w:sz w:val="17"/>
+          <w:szCs w:val="17"/>
+        </w:rPr>
+        <w:t xml:space="preserve">      "scope": "book",</w:t>
+      </w:r>
+    </w:p>
+    <w:p>
+      <w:pPr>
+        <w:shd w:fill="F6F6F4" w:val="clear"/>
+        <w:spacing w:after="0" w:before="0" w:line="240"/>
+        <w:ind w:left="180" w:right="180"/>
+      </w:pPr>
+      <w:r>
+        <w:rPr>
+          <w:rFonts w:ascii="Consolas" w:cs="Consolas" w:eastAsia="Consolas" w:hAnsi="Consolas"/>
+          <w:sz w:val="17"/>
+          <w:szCs w:val="17"/>
+        </w:rPr>
+        <w:t xml:space="preserve">      "button": {</w:t>
+      </w:r>
+    </w:p>
+    <w:p>
+      <w:pPr>
+        <w:shd w:fill="F6F6F4" w:val="clear"/>
+        <w:spacing w:after="0" w:before="0" w:line="240"/>
+        <w:ind w:left="180" w:right="180"/>
+      </w:pPr>
+      <w:r>
+        <w:rPr>
+          <w:rFonts w:ascii="Consolas" w:cs="Consolas" w:eastAsia="Consolas" w:hAnsi="Consolas"/>
+          <w:sz w:val="17"/>
+          <w:szCs w:val="17"/>
+        </w:rPr>
+        <w:t xml:space="preserve">        "visible": true,</w:t>
+      </w:r>
+    </w:p>
+    <w:p>
+      <w:pPr>
+        <w:shd w:fill="F6F6F4" w:val="clear"/>
+        <w:spacing w:after="0" w:before="0" w:line="240"/>
+        <w:ind w:left="180" w:right="180"/>
+      </w:pPr>
+      <w:r>
+        <w:rPr>
+          <w:rFonts w:ascii="Consolas" w:cs="Consolas" w:eastAsia="Consolas" w:hAnsi="Consolas"/>
+          <w:sz w:val="17"/>
+          <w:szCs w:val="17"/>
+        </w:rPr>
+        <w:t xml:space="preserve">        "label": "Take the quiz"</w:t>
+      </w:r>
+    </w:p>
+    <w:p>
+      <w:pPr>
+        <w:shd w:fill="F6F6F4" w:val="clear"/>
+        <w:spacing w:after="0" w:before="0" w:line="240"/>
+        <w:ind w:left="180" w:right="180"/>
+      </w:pPr>
+      <w:r>
+        <w:rPr>
+          <w:rFonts w:ascii="Consolas" w:cs="Consolas" w:eastAsia="Consolas" w:hAnsi="Consolas"/>
+          <w:sz w:val="17"/>
+          <w:szCs w:val="17"/>
+        </w:rPr>
+        <w:t xml:space="preserve">      },</w:t>
+      </w:r>
+    </w:p>
+    <w:p>
+      <w:pPr>
+        <w:shd w:fill="F6F6F4" w:val="clear"/>
+        <w:spacing w:after="0" w:before="0" w:line="240"/>
+        <w:ind w:left="180" w:right="180"/>
+      </w:pPr>
+      <w:r>
+        <w:rPr>
+          <w:rFonts w:ascii="Consolas" w:cs="Consolas" w:eastAsia="Consolas" w:hAnsi="Consolas"/>
+          <w:sz w:val="17"/>
+          <w:szCs w:val="17"/>
+        </w:rPr>
+        <w:t xml:space="preserve">      "questions_total": 9</w:t>
+      </w:r>
+    </w:p>
+    <w:p>
+      <w:pPr>
+        <w:shd w:fill="F6F6F4" w:val="clear"/>
+        <w:spacing w:after="0" w:before="0" w:line="240"/>
+        <w:ind w:left="180" w:right="180"/>
+      </w:pPr>
+      <w:r>
+        <w:rPr>
+          <w:rFonts w:ascii="Consolas" w:cs="Consolas" w:eastAsia="Consolas" w:hAnsi="Consolas"/>
+          <w:sz w:val="17"/>
+          <w:szCs w:val="17"/>
+        </w:rPr>
+        <w:t xml:space="preserve">    },</w:t>
+      </w:r>
+    </w:p>
+    <w:p>
+      <w:pPr>
+        <w:shd w:fill="F6F6F4" w:val="clear"/>
+        <w:spacing w:after="0" w:before="0" w:line="240"/>
+        <w:ind w:left="180" w:right="180"/>
+      </w:pPr>
+      <w:r>
+        <w:rPr>
+          <w:rFonts w:ascii="Consolas" w:cs="Consolas" w:eastAsia="Consolas" w:hAnsi="Consolas"/>
+          <w:sz w:val="17"/>
+          <w:szCs w:val="17"/>
+        </w:rPr>
         <w:t xml:space="preserve">    "pages": 140,</w:t>
       </w:r>
     </w:p>
@@ -9675,7 +10484,22 @@
           <w:sz w:val="17"/>
           <w:szCs w:val="17"/>
         </w:rPr>
-        <w:t xml:space="preserve">        "pdf": "http://127.0.0.1:8002/storage/uploads/sample-section.pdf",</w:t>
+        <w:t xml:space="preserve">        "has_quiz": false,</w:t>
+      </w:r>
+    </w:p>
+    <w:p>
+      <w:pPr>
+        <w:shd w:fill="F6F6F4" w:val="clear"/>
+        <w:spacing w:after="0" w:before="0" w:line="240"/>
+        <w:ind w:left="180" w:right="180"/>
+      </w:pPr>
+      <w:r>
+        <w:rPr>
+          <w:rFonts w:ascii="Consolas" w:cs="Consolas" w:eastAsia="Consolas" w:hAnsi="Consolas"/>
+          <w:sz w:val="17"/>
+          <w:szCs w:val="17"/>
+        </w:rPr>
+        <w:t xml:space="preserve">        "pdf": "http://127.0.0.1:8005/storage/uploads/sample-section.pdf",</w:t>
       </w:r>
     </w:p>
     <w:p>
@@ -9811,111 +10635,6 @@
           <w:szCs w:val="17"/>
         </w:rPr>
         <w:t xml:space="preserve">        "questions_count": 0,</w:t>
-      </w:r>
-    </w:p>
-    <w:p>
-      <w:pPr>
-        <w:shd w:fill="F6F6F4" w:val="clear"/>
-        <w:spacing w:after="0" w:before="0" w:line="240"/>
-        <w:ind w:left="180" w:right="180"/>
-      </w:pPr>
-      <w:r>
-        <w:rPr>
-          <w:rFonts w:ascii="Consolas" w:cs="Consolas" w:eastAsia="Consolas" w:hAnsi="Consolas"/>
-          <w:sz w:val="17"/>
-          <w:szCs w:val="17"/>
-        </w:rPr>
-        <w:t xml:space="preserve">        "pdf": "http://127.0.0.1:8002/storage/uploads/sample-section.pdf",</w:t>
-      </w:r>
-    </w:p>
-    <w:p>
-      <w:pPr>
-        <w:shd w:fill="F6F6F4" w:val="clear"/>
-        <w:spacing w:after="0" w:before="0" w:line="240"/>
-        <w:ind w:left="180" w:right="180"/>
-      </w:pPr>
-      <w:r>
-        <w:rPr>
-          <w:rFonts w:ascii="Consolas" w:cs="Consolas" w:eastAsia="Consolas" w:hAnsi="Consolas"/>
-          <w:sz w:val="17"/>
-          <w:szCs w:val="17"/>
-        </w:rPr>
-        <w:t xml:space="preserve">        "read": false,</w:t>
-      </w:r>
-    </w:p>
-    <w:p>
-      <w:pPr>
-        <w:shd w:fill="F6F6F4" w:val="clear"/>
-        <w:spacing w:after="0" w:before="0" w:line="240"/>
-        <w:ind w:left="180" w:right="180"/>
-      </w:pPr>
-      <w:r>
-        <w:rPr>
-          <w:rFonts w:ascii="Consolas" w:cs="Consolas" w:eastAsia="Consolas" w:hAnsi="Consolas"/>
-          <w:sz w:val="17"/>
-          <w:szCs w:val="17"/>
-        </w:rPr>
-        <w:t xml:space="preserve">        "passed": false</w:t>
-      </w:r>
-    </w:p>
-    <w:p>
-      <w:pPr>
-        <w:shd w:fill="F6F6F4" w:val="clear"/>
-        <w:spacing w:after="0" w:before="0" w:line="240"/>
-        <w:ind w:left="180" w:right="180"/>
-      </w:pPr>
-      <w:r>
-        <w:rPr>
-          <w:rFonts w:ascii="Consolas" w:cs="Consolas" w:eastAsia="Consolas" w:hAnsi="Consolas"/>
-          <w:sz w:val="17"/>
-          <w:szCs w:val="17"/>
-        </w:rPr>
-        <w:t xml:space="preserve">      },</w:t>
-      </w:r>
-    </w:p>
-    <w:p>
-      <w:pPr>
-        <w:shd w:fill="F6F6F4" w:val="clear"/>
-        <w:spacing w:after="0" w:before="0" w:line="240"/>
-        <w:ind w:left="180" w:right="180"/>
-      </w:pPr>
-      <w:r>
-        <w:rPr>
-          <w:rFonts w:ascii="Consolas" w:cs="Consolas" w:eastAsia="Consolas" w:hAnsi="Consolas"/>
-          <w:sz w:val="17"/>
-          <w:szCs w:val="17"/>
-        </w:rPr>
-        <w:t xml:space="preserve">      {</w:t>
-      </w:r>
-    </w:p>
-    <w:p>
-      <w:pPr>
-        <w:shd w:fill="F6F6F4" w:val="clear"/>
-        <w:spacing w:after="0" w:before="0" w:line="240"/>
-        <w:ind w:left="180" w:right="180"/>
-      </w:pPr>
-      <w:r>
-        <w:rPr>
-          <w:rFonts w:ascii="Consolas" w:cs="Consolas" w:eastAsia="Consolas" w:hAnsi="Consolas"/>
-          <w:sz w:val="17"/>
-          <w:szCs w:val="17"/>
-        </w:rPr>
-        <w:t xml:space="preserve">        "id": 3,</w:t>
-      </w:r>
-    </w:p>
-    <w:p>
-      <w:pPr>
-        <w:shd w:fill="F6F6F4" w:val="clear"/>
-        <w:spacing w:after="0" w:before="0" w:line="240"/>
-        <w:ind w:left="180" w:right="180"/>
-      </w:pPr>
-      <w:r>
-        <w:rPr>
-          <w:rFonts w:ascii="Consolas" w:cs="Consolas" w:eastAsia="Consolas" w:hAnsi="Consolas"/>
-          <w:sz w:val="17"/>
-          <w:szCs w:val="17"/>
-        </w:rPr>
-        <w:t xml:space="preserve">        "book_id": 1,</w:t>
       </w:r>
     </w:p>
     <w:p>
@@ -10127,7 +10846,7 @@
           <w:sz w:val="17"/>
           <w:szCs w:val="17"/>
         </w:rPr>
-        <w:t xml:space="preserve">    "cover": "http://127.0.0.1:8002/assets/banner.svg",</w:t>
+        <w:t xml:space="preserve">    "cover": "http://127.0.0.1:8005/assets/banner.svg",</w:t>
       </w:r>
     </w:p>
     <w:p>
@@ -10232,6 +10951,126 @@
           <w:sz w:val="17"/>
           <w:szCs w:val="17"/>
         </w:rPr>
+        <w:t xml:space="preserve">    "exam": {</w:t>
+      </w:r>
+    </w:p>
+    <w:p>
+      <w:pPr>
+        <w:shd w:fill="F6F6F4" w:val="clear"/>
+        <w:spacing w:after="0" w:before="0" w:line="240"/>
+        <w:ind w:left="180" w:right="180"/>
+      </w:pPr>
+      <w:r>
+        <w:rPr>
+          <w:rFonts w:ascii="Consolas" w:cs="Consolas" w:eastAsia="Consolas" w:hAnsi="Consolas"/>
+          <w:sz w:val="17"/>
+          <w:szCs w:val="17"/>
+        </w:rPr>
+        <w:t xml:space="preserve">      "scope": "sections",</w:t>
+      </w:r>
+    </w:p>
+    <w:p>
+      <w:pPr>
+        <w:shd w:fill="F6F6F4" w:val="clear"/>
+        <w:spacing w:after="0" w:before="0" w:line="240"/>
+        <w:ind w:left="180" w:right="180"/>
+      </w:pPr>
+      <w:r>
+        <w:rPr>
+          <w:rFonts w:ascii="Consolas" w:cs="Consolas" w:eastAsia="Consolas" w:hAnsi="Consolas"/>
+          <w:sz w:val="17"/>
+          <w:szCs w:val="17"/>
+        </w:rPr>
+        <w:t xml:space="preserve">      "button": {</w:t>
+      </w:r>
+    </w:p>
+    <w:p>
+      <w:pPr>
+        <w:shd w:fill="F6F6F4" w:val="clear"/>
+        <w:spacing w:after="0" w:before="0" w:line="240"/>
+        <w:ind w:left="180" w:right="180"/>
+      </w:pPr>
+      <w:r>
+        <w:rPr>
+          <w:rFonts w:ascii="Consolas" w:cs="Consolas" w:eastAsia="Consolas" w:hAnsi="Consolas"/>
+          <w:sz w:val="17"/>
+          <w:szCs w:val="17"/>
+        </w:rPr>
+        <w:t xml:space="preserve">        "visible": false,</w:t>
+      </w:r>
+    </w:p>
+    <w:p>
+      <w:pPr>
+        <w:shd w:fill="F6F6F4" w:val="clear"/>
+        <w:spacing w:after="0" w:before="0" w:line="240"/>
+        <w:ind w:left="180" w:right="180"/>
+      </w:pPr>
+      <w:r>
+        <w:rPr>
+          <w:rFonts w:ascii="Consolas" w:cs="Consolas" w:eastAsia="Consolas" w:hAnsi="Consolas"/>
+          <w:sz w:val="17"/>
+          <w:szCs w:val="17"/>
+        </w:rPr>
+        <w:t xml:space="preserve">        "label": "Take the quiz"</w:t>
+      </w:r>
+    </w:p>
+    <w:p>
+      <w:pPr>
+        <w:shd w:fill="F6F6F4" w:val="clear"/>
+        <w:spacing w:after="0" w:before="0" w:line="240"/>
+        <w:ind w:left="180" w:right="180"/>
+      </w:pPr>
+      <w:r>
+        <w:rPr>
+          <w:rFonts w:ascii="Consolas" w:cs="Consolas" w:eastAsia="Consolas" w:hAnsi="Consolas"/>
+          <w:sz w:val="17"/>
+          <w:szCs w:val="17"/>
+        </w:rPr>
+        <w:t xml:space="preserve">      },</w:t>
+      </w:r>
+    </w:p>
+    <w:p>
+      <w:pPr>
+        <w:shd w:fill="F6F6F4" w:val="clear"/>
+        <w:spacing w:after="0" w:before="0" w:line="240"/>
+        <w:ind w:left="180" w:right="180"/>
+      </w:pPr>
+      <w:r>
+        <w:rPr>
+          <w:rFonts w:ascii="Consolas" w:cs="Consolas" w:eastAsia="Consolas" w:hAnsi="Consolas"/>
+          <w:sz w:val="17"/>
+          <w:szCs w:val="17"/>
+        </w:rPr>
+        <w:t xml:space="preserve">      "sections_with_quiz": 3</w:t>
+      </w:r>
+    </w:p>
+    <w:p>
+      <w:pPr>
+        <w:shd w:fill="F6F6F4" w:val="clear"/>
+        <w:spacing w:after="0" w:before="0" w:line="240"/>
+        <w:ind w:left="180" w:right="180"/>
+      </w:pPr>
+      <w:r>
+        <w:rPr>
+          <w:rFonts w:ascii="Consolas" w:cs="Consolas" w:eastAsia="Consolas" w:hAnsi="Consolas"/>
+          <w:sz w:val="17"/>
+          <w:szCs w:val="17"/>
+        </w:rPr>
+        <w:t xml:space="preserve">    },</w:t>
+      </w:r>
+    </w:p>
+    <w:p>
+      <w:pPr>
+        <w:shd w:fill="F6F6F4" w:val="clear"/>
+        <w:spacing w:after="0" w:before="0" w:line="240"/>
+        <w:ind w:left="180" w:right="180"/>
+      </w:pPr>
+      <w:r>
+        <w:rPr>
+          <w:rFonts w:ascii="Consolas" w:cs="Consolas" w:eastAsia="Consolas" w:hAnsi="Consolas"/>
+          <w:sz w:val="17"/>
+          <w:szCs w:val="17"/>
+        </w:rPr>
         <w:t xml:space="preserve">    "pages": 165,</w:t>
       </w:r>
     </w:p>
@@ -10472,7 +11311,22 @@
           <w:sz w:val="17"/>
           <w:szCs w:val="17"/>
         </w:rPr>
-        <w:t xml:space="preserve">        "pdf": "http://127.0.0.1:8002/storage/uploads/sample-section.pdf",</w:t>
+        <w:t xml:space="preserve">        "has_quiz": true,</w:t>
+      </w:r>
+    </w:p>
+    <w:p>
+      <w:pPr>
+        <w:shd w:fill="F6F6F4" w:val="clear"/>
+        <w:spacing w:after="0" w:before="0" w:line="240"/>
+        <w:ind w:left="180" w:right="180"/>
+      </w:pPr>
+      <w:r>
+        <w:rPr>
+          <w:rFonts w:ascii="Consolas" w:cs="Consolas" w:eastAsia="Consolas" w:hAnsi="Consolas"/>
+          <w:sz w:val="17"/>
+          <w:szCs w:val="17"/>
+        </w:rPr>
+        <w:t xml:space="preserve">        "pdf": "http://127.0.0.1:8005/storage/uploads/sample-section.pdf",</w:t>
       </w:r>
     </w:p>
     <w:p>
@@ -10608,111 +11462,6 @@
           <w:szCs w:val="17"/>
         </w:rPr>
         <w:t xml:space="preserve">        "questions_count": 3,</w:t>
-      </w:r>
-    </w:p>
-    <w:p>
-      <w:pPr>
-        <w:shd w:fill="F6F6F4" w:val="clear"/>
-        <w:spacing w:after="0" w:before="0" w:line="240"/>
-        <w:ind w:left="180" w:right="180"/>
-      </w:pPr>
-      <w:r>
-        <w:rPr>
-          <w:rFonts w:ascii="Consolas" w:cs="Consolas" w:eastAsia="Consolas" w:hAnsi="Consolas"/>
-          <w:sz w:val="17"/>
-          <w:szCs w:val="17"/>
-        </w:rPr>
-        <w:t xml:space="preserve">        "pdf": "http://127.0.0.1:8002/storage/uploads/sample-section.pdf",</w:t>
-      </w:r>
-    </w:p>
-    <w:p>
-      <w:pPr>
-        <w:shd w:fill="F6F6F4" w:val="clear"/>
-        <w:spacing w:after="0" w:before="0" w:line="240"/>
-        <w:ind w:left="180" w:right="180"/>
-      </w:pPr>
-      <w:r>
-        <w:rPr>
-          <w:rFonts w:ascii="Consolas" w:cs="Consolas" w:eastAsia="Consolas" w:hAnsi="Consolas"/>
-          <w:sz w:val="17"/>
-          <w:szCs w:val="17"/>
-        </w:rPr>
-        <w:t xml:space="preserve">        "read": false,</w:t>
-      </w:r>
-    </w:p>
-    <w:p>
-      <w:pPr>
-        <w:shd w:fill="F6F6F4" w:val="clear"/>
-        <w:spacing w:after="0" w:before="0" w:line="240"/>
-        <w:ind w:left="180" w:right="180"/>
-      </w:pPr>
-      <w:r>
-        <w:rPr>
-          <w:rFonts w:ascii="Consolas" w:cs="Consolas" w:eastAsia="Consolas" w:hAnsi="Consolas"/>
-          <w:sz w:val="17"/>
-          <w:szCs w:val="17"/>
-        </w:rPr>
-        <w:t xml:space="preserve">        "passed": false</w:t>
-      </w:r>
-    </w:p>
-    <w:p>
-      <w:pPr>
-        <w:shd w:fill="F6F6F4" w:val="clear"/>
-        <w:spacing w:after="0" w:before="0" w:line="240"/>
-        <w:ind w:left="180" w:right="180"/>
-      </w:pPr>
-      <w:r>
-        <w:rPr>
-          <w:rFonts w:ascii="Consolas" w:cs="Consolas" w:eastAsia="Consolas" w:hAnsi="Consolas"/>
-          <w:sz w:val="17"/>
-          <w:szCs w:val="17"/>
-        </w:rPr>
-        <w:t xml:space="preserve">      },</w:t>
-      </w:r>
-    </w:p>
-    <w:p>
-      <w:pPr>
-        <w:shd w:fill="F6F6F4" w:val="clear"/>
-        <w:spacing w:after="0" w:before="0" w:line="240"/>
-        <w:ind w:left="180" w:right="180"/>
-      </w:pPr>
-      <w:r>
-        <w:rPr>
-          <w:rFonts w:ascii="Consolas" w:cs="Consolas" w:eastAsia="Consolas" w:hAnsi="Consolas"/>
-          <w:sz w:val="17"/>
-          <w:szCs w:val="17"/>
-        </w:rPr>
-        <w:t xml:space="preserve">      {</w:t>
-      </w:r>
-    </w:p>
-    <w:p>
-      <w:pPr>
-        <w:shd w:fill="F6F6F4" w:val="clear"/>
-        <w:spacing w:after="0" w:before="0" w:line="240"/>
-        <w:ind w:left="180" w:right="180"/>
-      </w:pPr>
-      <w:r>
-        <w:rPr>
-          <w:rFonts w:ascii="Consolas" w:cs="Consolas" w:eastAsia="Consolas" w:hAnsi="Consolas"/>
-          <w:sz w:val="17"/>
-          <w:szCs w:val="17"/>
-        </w:rPr>
-        <w:t xml:space="preserve">        "id": 6,</w:t>
-      </w:r>
-    </w:p>
-    <w:p>
-      <w:pPr>
-        <w:shd w:fill="F6F6F4" w:val="clear"/>
-        <w:spacing w:after="0" w:before="0" w:line="240"/>
-        <w:ind w:left="180" w:right="180"/>
-      </w:pPr>
-      <w:r>
-        <w:rPr>
-          <w:rFonts w:ascii="Consolas" w:cs="Consolas" w:eastAsia="Consolas" w:hAnsi="Consolas"/>
-          <w:sz w:val="17"/>
-          <w:szCs w:val="17"/>
-        </w:rPr>
-        <w:t xml:space="preserve">        "book_id": 2,</w:t>
       </w:r>
     </w:p>
     <w:p>
@@ -10939,6 +11688,21 @@
           <w:sz w:val="17"/>
           <w:szCs w:val="17"/>
         </w:rPr>
+        <w:t xml:space="preserve">    "has_quiz": true,</w:t>
+      </w:r>
+    </w:p>
+    <w:p>
+      <w:pPr>
+        <w:shd w:fill="F6F6F4" w:val="clear"/>
+        <w:spacing w:after="0" w:before="0" w:line="240"/>
+        <w:ind w:left="180" w:right="180"/>
+      </w:pPr>
+      <w:r>
+        <w:rPr>
+          <w:rFonts w:ascii="Consolas" w:cs="Consolas" w:eastAsia="Consolas" w:hAnsi="Consolas"/>
+          <w:sz w:val="17"/>
+          <w:szCs w:val="17"/>
+        </w:rPr>
         <w:t xml:space="preserve">    "body": "This section opens by settling the purpose of reading: what the reader wants to arrive at once the book is finished, and how that translates into clear weekly steps.\n\nIt then turns to the practical tools: dividing the book into equal sections, fixing a set time to read, and taking notes in the margin or on a separate card.\n\nIt insists that structured reading is not speed of completion but regularity of follow-through; a few pages every day serve better than bursts of reading that stop after a week.\n\nThe section closes by asking the reader to review briefly what they have read, and to write three main ideas in their own words before moving on to the quiz.",</w:t>
       </w:r>
     </w:p>
@@ -10954,7 +11718,7 @@
           <w:sz w:val="17"/>
           <w:szCs w:val="17"/>
         </w:rPr>
-        <w:t xml:space="preserve">    "pdf": "http://127.0.0.1:8002/storage/uploads/sample-section.pdf",</w:t>
+        <w:t xml:space="preserve">    "pdf": "http://127.0.0.1:8005/storage/uploads/sample-section.pdf",</w:t>
       </w:r>
     </w:p>
     <w:p>
@@ -12260,7 +13024,7 @@
           <w:sz w:val="17"/>
           <w:szCs w:val="17"/>
         </w:rPr>
-        <w:t xml:space="preserve">        "cover": "http://127.0.0.1:8002/assets/banner.svg",</w:t>
+        <w:t xml:space="preserve">        "cover": "http://127.0.0.1:8005/assets/banner.svg",</w:t>
       </w:r>
     </w:p>
     <w:p>
@@ -12470,7 +13234,7 @@
           <w:sz w:val="17"/>
           <w:szCs w:val="17"/>
         </w:rPr>
-        <w:t xml:space="preserve">        "cover": "http://127.0.0.1:8002/assets/banner.svg",</w:t>
+        <w:t xml:space="preserve">        "cover": "http://127.0.0.1:8005/assets/banner.svg",</w:t>
       </w:r>
     </w:p>
     <w:p>
@@ -15090,7 +15854,7 @@
           <w:sz w:val="17"/>
           <w:szCs w:val="17"/>
         </w:rPr>
-        <w:t xml:space="preserve">    "sections_total": 18,</w:t>
+        <w:t xml:space="preserve">    "sections_total": 19,</w:t>
       </w:r>
     </w:p>
     <w:p>
@@ -15120,7 +15884,7 @@
           <w:sz w:val="17"/>
           <w:szCs w:val="17"/>
         </w:rPr>
-        <w:t xml:space="preserve">    "books_total": 7,</w:t>
+        <w:t xml:space="preserve">    "books_total": 8,</w:t>
       </w:r>
     </w:p>
     <w:p>
@@ -15676,7 +16440,7 @@
           <w:sz w:val="17"/>
           <w:szCs w:val="17"/>
         </w:rPr>
-        <w:t xml:space="preserve">      "image": "http://127.0.0.1:8002/assets/badge.png",</w:t>
+        <w:t xml:space="preserve">      "image": "http://127.0.0.1:8005/assets/badge.png",</w:t>
       </w:r>
     </w:p>
     <w:p>
@@ -15796,22 +16560,22 @@
           <w:sz w:val="17"/>
           <w:szCs w:val="17"/>
         </w:rPr>
-        <w:t xml:space="preserve">      "id": 28,</w:t>
-      </w:r>
-    </w:p>
-    <w:p>
-      <w:pPr>
-        <w:shd w:fill="F6F6F4" w:val="clear"/>
-        <w:spacing w:after="0" w:before="0" w:line="240"/>
-        <w:ind w:left="180" w:right="180"/>
-      </w:pPr>
-      <w:r>
-        <w:rPr>
-          <w:rFonts w:ascii="Consolas" w:cs="Consolas" w:eastAsia="Consolas" w:hAnsi="Consolas"/>
-          <w:sz w:val="17"/>
-          <w:szCs w:val="17"/>
-        </w:rPr>
-        <w:t xml:space="preserve">      "serial": "CERT-2026-0TETRL",</w:t>
+        <w:t xml:space="preserve">      "id": 29,</w:t>
+      </w:r>
+    </w:p>
+    <w:p>
+      <w:pPr>
+        <w:shd w:fill="F6F6F4" w:val="clear"/>
+        <w:spacing w:after="0" w:before="0" w:line="240"/>
+        <w:ind w:left="180" w:right="180"/>
+      </w:pPr>
+      <w:r>
+        <w:rPr>
+          <w:rFonts w:ascii="Consolas" w:cs="Consolas" w:eastAsia="Consolas" w:hAnsi="Consolas"/>
+          <w:sz w:val="17"/>
+          <w:szCs w:val="17"/>
+        </w:rPr>
+        <w:t xml:space="preserve">      "serial": "CERT-2026-ULZYKD",</w:t>
       </w:r>
     </w:p>
     <w:p>
@@ -15841,22 +16605,22 @@
           <w:sz w:val="17"/>
           <w:szCs w:val="17"/>
         </w:rPr>
-        <w:t xml:space="preserve">      "issued_at": "2026-10-15",</w:t>
-      </w:r>
-    </w:p>
-    <w:p>
-      <w:pPr>
-        <w:shd w:fill="F6F6F4" w:val="clear"/>
-        <w:spacing w:after="0" w:before="0" w:line="240"/>
-        <w:ind w:left="180" w:right="180"/>
-      </w:pPr>
-      <w:r>
-        <w:rPr>
-          <w:rFonts w:ascii="Consolas" w:cs="Consolas" w:eastAsia="Consolas" w:hAnsi="Consolas"/>
-          <w:sz w:val="17"/>
-          <w:szCs w:val="17"/>
-        </w:rPr>
-        <w:t xml:space="preserve">      "verification_url": "http://127.0.0.1:8002/api/certificates/verify/6dcbdd2b-364e-4d9d-bb07-df124bd04cf5"</w:t>
+        <w:t xml:space="preserve">      "issued_at": "2026-10-16",</w:t>
+      </w:r>
+    </w:p>
+    <w:p>
+      <w:pPr>
+        <w:shd w:fill="F6F6F4" w:val="clear"/>
+        <w:spacing w:after="0" w:before="0" w:line="240"/>
+        <w:ind w:left="180" w:right="180"/>
+      </w:pPr>
+      <w:r>
+        <w:rPr>
+          <w:rFonts w:ascii="Consolas" w:cs="Consolas" w:eastAsia="Consolas" w:hAnsi="Consolas"/>
+          <w:sz w:val="17"/>
+          <w:szCs w:val="17"/>
+        </w:rPr>
+        <w:t xml:space="preserve">      "verification_url": "http://127.0.0.1:8005/api/certificates/verify/b383064b-7591-4881-9e1b-8d6a1bbcdbc1"</w:t>
       </w:r>
     </w:p>
     <w:p>
@@ -15946,7 +16710,7 @@
           <w:sz w:val="17"/>
           <w:szCs w:val="17"/>
         </w:rPr>
-        <w:t xml:space="preserve">    "sections_total": 18,</w:t>
+        <w:t xml:space="preserve">    "sections_total": 19,</w:t>
       </w:r>
     </w:p>
     <w:p>
@@ -15976,7 +16740,7 @@
           <w:sz w:val="17"/>
           <w:szCs w:val="17"/>
         </w:rPr>
-        <w:t xml:space="preserve">    "books_total": 7,</w:t>
+        <w:t xml:space="preserve">    "books_total": 8,</w:t>
       </w:r>
     </w:p>
     <w:p>
@@ -16532,7 +17296,7 @@
           <w:sz w:val="17"/>
           <w:szCs w:val="17"/>
         </w:rPr>
-        <w:t xml:space="preserve">    "sections_total": 18,</w:t>
+        <w:t xml:space="preserve">    "sections_total": 19,</w:t>
       </w:r>
     </w:p>
     <w:p>
@@ -16562,7 +17326,7 @@
           <w:sz w:val="17"/>
           <w:szCs w:val="17"/>
         </w:rPr>
-        <w:t xml:space="preserve">    "books_total": 7,</w:t>
+        <w:t xml:space="preserve">    "books_total": 8,</w:t>
       </w:r>
     </w:p>
     <w:p>
@@ -17704,7 +18468,7 @@
           <w:sz w:val="17"/>
           <w:szCs w:val="17"/>
         </w:rPr>
-        <w:t xml:space="preserve">    "sections_total": 18,</w:t>
+        <w:t xml:space="preserve">    "sections_total": 19,</w:t>
       </w:r>
     </w:p>
     <w:p>
@@ -17734,7 +18498,7 @@
           <w:sz w:val="17"/>
           <w:szCs w:val="17"/>
         </w:rPr>
-        <w:t xml:space="preserve">    "books_total": 7,</w:t>
+        <w:t xml:space="preserve">    "books_total": 8,</w:t>
       </w:r>
     </w:p>
     <w:p>
@@ -17884,7 +18648,7 @@
           <w:sz w:val="17"/>
           <w:szCs w:val="17"/>
         </w:rPr>
-        <w:t xml:space="preserve">      "image": "http://127.0.0.1:8002/assets/badge.png",</w:t>
+        <w:t xml:space="preserve">      "image": "http://127.0.0.1:8005/assets/badge.png",</w:t>
       </w:r>
     </w:p>
     <w:p>
@@ -17959,7 +18723,7 @@
           <w:sz w:val="17"/>
           <w:szCs w:val="17"/>
         </w:rPr>
-        <w:t xml:space="preserve">      "awarded_at": "2026-10-15 10:07:38"</w:t>
+        <w:t xml:space="preserve">      "awarded_at": "2026-10-16 17:58:08"</w:t>
       </w:r>
     </w:p>
     <w:p>
@@ -18034,22 +18798,22 @@
           <w:sz w:val="17"/>
           <w:szCs w:val="17"/>
         </w:rPr>
-        <w:t xml:space="preserve">      "id": 28,</w:t>
-      </w:r>
-    </w:p>
-    <w:p>
-      <w:pPr>
-        <w:shd w:fill="F6F6F4" w:val="clear"/>
-        <w:spacing w:after="0" w:before="0" w:line="240"/>
-        <w:ind w:left="180" w:right="180"/>
-      </w:pPr>
-      <w:r>
-        <w:rPr>
-          <w:rFonts w:ascii="Consolas" w:cs="Consolas" w:eastAsia="Consolas" w:hAnsi="Consolas"/>
-          <w:sz w:val="17"/>
-          <w:szCs w:val="17"/>
-        </w:rPr>
-        <w:t xml:space="preserve">      "serial": "CERT-2026-0TETRL",</w:t>
+        <w:t xml:space="preserve">      "id": 29,</w:t>
+      </w:r>
+    </w:p>
+    <w:p>
+      <w:pPr>
+        <w:shd w:fill="F6F6F4" w:val="clear"/>
+        <w:spacing w:after="0" w:before="0" w:line="240"/>
+        <w:ind w:left="180" w:right="180"/>
+      </w:pPr>
+      <w:r>
+        <w:rPr>
+          <w:rFonts w:ascii="Consolas" w:cs="Consolas" w:eastAsia="Consolas" w:hAnsi="Consolas"/>
+          <w:sz w:val="17"/>
+          <w:szCs w:val="17"/>
+        </w:rPr>
+        <w:t xml:space="preserve">      "serial": "CERT-2026-ULZYKD",</w:t>
       </w:r>
     </w:p>
     <w:p>
@@ -18079,7 +18843,7 @@
           <w:sz w:val="17"/>
           <w:szCs w:val="17"/>
         </w:rPr>
-        <w:t xml:space="preserve">      "issued_at": "2026-10-15",</w:t>
+        <w:t xml:space="preserve">      "issued_at": "2026-10-16",</w:t>
       </w:r>
     </w:p>
     <w:p>
@@ -18109,7 +18873,7 @@
           <w:sz w:val="17"/>
           <w:szCs w:val="17"/>
         </w:rPr>
-        <w:t xml:space="preserve">      "verification_url": "http://127.0.0.1:8002/api/certificates/verify/6dcbdd2b-364e-4d9d-bb07-df124bd04cf5"</w:t>
+        <w:t xml:space="preserve">      "verification_url": "http://127.0.0.1:8005/api/certificates/verify/b383064b-7591-4881-9e1b-8d6a1bbcdbc1"</w:t>
       </w:r>
     </w:p>
     <w:p>
@@ -18229,7 +18993,7 @@
           <w:sz w:val="17"/>
           <w:szCs w:val="17"/>
         </w:rPr>
-        <w:t xml:space="preserve">      "avatar": "http://127.0.0.1:8002/assets/avatar-1.svg",</w:t>
+        <w:t xml:space="preserve">      "avatar": "http://127.0.0.1:8005/assets/avatar-1.svg",</w:t>
       </w:r>
     </w:p>
     <w:p>
@@ -18530,7 +19294,7 @@
           <w:sz w:val="17"/>
           <w:szCs w:val="17"/>
         </w:rPr>
-        <w:t xml:space="preserve">    "sections_total": 18,</w:t>
+        <w:t xml:space="preserve">    "sections_total": 19,</w:t>
       </w:r>
     </w:p>
     <w:p>
@@ -18560,7 +19324,7 @@
           <w:sz w:val="17"/>
           <w:szCs w:val="17"/>
         </w:rPr>
-        <w:t xml:space="preserve">    "books_total": 7,</w:t>
+        <w:t xml:space="preserve">    "books_total": 8,</w:t>
       </w:r>
     </w:p>
     <w:p>
@@ -18680,7 +19444,7 @@
           <w:sz w:val="17"/>
           <w:szCs w:val="17"/>
         </w:rPr>
-        <w:t xml:space="preserve">      "books_total": 3,</w:t>
+        <w:t xml:space="preserve">      "books_total": 4,</w:t>
       </w:r>
     </w:p>
     <w:p>
@@ -18710,7 +19474,7 @@
           <w:sz w:val="17"/>
           <w:szCs w:val="17"/>
         </w:rPr>
-        <w:t xml:space="preserve">      "sections_total": 6,</w:t>
+        <w:t xml:space="preserve">      "sections_total": 7,</w:t>
       </w:r>
     </w:p>
     <w:p>
@@ -19372,7 +20136,7 @@
           <w:sz w:val="17"/>
           <w:szCs w:val="17"/>
         </w:rPr>
-        <w:t xml:space="preserve">      "image": "http://127.0.0.1:8002/assets/badge.png",</w:t>
+        <w:t xml:space="preserve">      "image": "http://127.0.0.1:8005/assets/badge.png",</w:t>
       </w:r>
     </w:p>
     <w:p>
@@ -19522,7 +20286,7 @@
           <w:sz w:val="17"/>
           <w:szCs w:val="17"/>
         </w:rPr>
-        <w:t xml:space="preserve">      "image": "http://127.0.0.1:8002/assets/badge.png",</w:t>
+        <w:t xml:space="preserve">      "image": "http://127.0.0.1:8005/assets/badge.png",</w:t>
       </w:r>
     </w:p>
     <w:p>
@@ -19672,7 +20436,7 @@
           <w:sz w:val="17"/>
           <w:szCs w:val="17"/>
         </w:rPr>
-        <w:t xml:space="preserve">      "image": "http://127.0.0.1:8002/assets/badge.png",</w:t>
+        <w:t xml:space="preserve">      "image": "http://127.0.0.1:8005/assets/badge.png",</w:t>
       </w:r>
     </w:p>
     <w:p>
@@ -19822,7 +20586,7 @@
           <w:sz w:val="17"/>
           <w:szCs w:val="17"/>
         </w:rPr>
-        <w:t xml:space="preserve">      "image": "http://127.0.0.1:8002/assets/badge.png",</w:t>
+        <w:t xml:space="preserve">      "image": "http://127.0.0.1:8005/assets/badge.png",</w:t>
       </w:r>
     </w:p>
     <w:p>
@@ -20153,7 +20917,7 @@
           <w:sz w:val="17"/>
           <w:szCs w:val="17"/>
         </w:rPr>
-        <w:t xml:space="preserve">      "avatar": "http://127.0.0.1:8002/assets/avatar-1.svg",</w:t>
+        <w:t xml:space="preserve">      "avatar": "http://127.0.0.1:8005/assets/avatar-1.svg",</w:t>
       </w:r>
     </w:p>
     <w:p>
@@ -20288,7 +21052,7 @@
           <w:sz w:val="17"/>
           <w:szCs w:val="17"/>
         </w:rPr>
-        <w:t xml:space="preserve">      "avatar": "http://127.0.0.1:8002/assets/avatar-2.svg",</w:t>
+        <w:t xml:space="preserve">      "avatar": "http://127.0.0.1:8005/assets/avatar-2.svg",</w:t>
       </w:r>
     </w:p>
     <w:p>
@@ -20423,7 +21187,7 @@
           <w:sz w:val="17"/>
           <w:szCs w:val="17"/>
         </w:rPr>
-        <w:t xml:space="preserve">      "avatar": "http://127.0.0.1:8002/assets/avatar-3.svg",</w:t>
+        <w:t xml:space="preserve">      "avatar": "http://127.0.0.1:8005/assets/avatar-3.svg",</w:t>
       </w:r>
     </w:p>
     <w:p>
@@ -20558,7 +21322,7 @@
           <w:sz w:val="17"/>
           <w:szCs w:val="17"/>
         </w:rPr>
-        <w:t xml:space="preserve">      "avatar": "http://127.0.0.1:8002/assets/avatar-1.svg",</w:t>
+        <w:t xml:space="preserve">      "avatar": "http://127.0.0.1:8005/assets/avatar-1.svg",</w:t>
       </w:r>
     </w:p>
     <w:p>
@@ -20693,7 +21457,7 @@
           <w:sz w:val="17"/>
           <w:szCs w:val="17"/>
         </w:rPr>
-        <w:t xml:space="preserve">      "avatar": "http://127.0.0.1:8002/assets/avatar-2.svg",</w:t>
+        <w:t xml:space="preserve">      "avatar": "http://127.0.0.1:8005/assets/avatar-2.svg",</w:t>
       </w:r>
     </w:p>
     <w:p>
@@ -20980,22 +21744,22 @@
           <w:sz w:val="17"/>
           <w:szCs w:val="17"/>
         </w:rPr>
-        <w:t xml:space="preserve">      "id": 28,</w:t>
-      </w:r>
-    </w:p>
-    <w:p>
-      <w:pPr>
-        <w:shd w:fill="F6F6F4" w:val="clear"/>
-        <w:spacing w:after="0" w:before="0" w:line="240"/>
-        <w:ind w:left="180" w:right="180"/>
-      </w:pPr>
-      <w:r>
-        <w:rPr>
-          <w:rFonts w:ascii="Consolas" w:cs="Consolas" w:eastAsia="Consolas" w:hAnsi="Consolas"/>
-          <w:sz w:val="17"/>
-          <w:szCs w:val="17"/>
-        </w:rPr>
-        <w:t xml:space="preserve">      "serial": "CERT-2026-0TETRL",</w:t>
+        <w:t xml:space="preserve">      "id": 29,</w:t>
+      </w:r>
+    </w:p>
+    <w:p>
+      <w:pPr>
+        <w:shd w:fill="F6F6F4" w:val="clear"/>
+        <w:spacing w:after="0" w:before="0" w:line="240"/>
+        <w:ind w:left="180" w:right="180"/>
+      </w:pPr>
+      <w:r>
+        <w:rPr>
+          <w:rFonts w:ascii="Consolas" w:cs="Consolas" w:eastAsia="Consolas" w:hAnsi="Consolas"/>
+          <w:sz w:val="17"/>
+          <w:szCs w:val="17"/>
+        </w:rPr>
+        <w:t xml:space="preserve">      "serial": "CERT-2026-ULZYKD",</w:t>
       </w:r>
     </w:p>
     <w:p>
@@ -21025,7 +21789,7 @@
           <w:sz w:val="17"/>
           <w:szCs w:val="17"/>
         </w:rPr>
-        <w:t xml:space="preserve">      "issued_at": "2026-10-15",</w:t>
+        <w:t xml:space="preserve">      "issued_at": "2026-10-16",</w:t>
       </w:r>
     </w:p>
     <w:p>
@@ -21145,7 +21909,7 @@
           <w:sz w:val="17"/>
           <w:szCs w:val="17"/>
         </w:rPr>
-        <w:t xml:space="preserve">        "pdf": "http://127.0.0.1:8002/storage/uploads/sample-section.pdf",</w:t>
+        <w:t xml:space="preserve">        "pdf": "http://127.0.0.1:8005/storage/uploads/sample-section.pdf",</w:t>
       </w:r>
     </w:p>
     <w:p>
@@ -21235,6 +21999,126 @@
           <w:sz w:val="17"/>
           <w:szCs w:val="17"/>
         </w:rPr>
+        <w:t xml:space="preserve">        "exam": {</w:t>
+      </w:r>
+    </w:p>
+    <w:p>
+      <w:pPr>
+        <w:shd w:fill="F6F6F4" w:val="clear"/>
+        <w:spacing w:after="0" w:before="0" w:line="240"/>
+        <w:ind w:left="180" w:right="180"/>
+      </w:pPr>
+      <w:r>
+        <w:rPr>
+          <w:rFonts w:ascii="Consolas" w:cs="Consolas" w:eastAsia="Consolas" w:hAnsi="Consolas"/>
+          <w:sz w:val="17"/>
+          <w:szCs w:val="17"/>
+        </w:rPr>
+        <w:t xml:space="preserve">          "scope": "book",</w:t>
+      </w:r>
+    </w:p>
+    <w:p>
+      <w:pPr>
+        <w:shd w:fill="F6F6F4" w:val="clear"/>
+        <w:spacing w:after="0" w:before="0" w:line="240"/>
+        <w:ind w:left="180" w:right="180"/>
+      </w:pPr>
+      <w:r>
+        <w:rPr>
+          <w:rFonts w:ascii="Consolas" w:cs="Consolas" w:eastAsia="Consolas" w:hAnsi="Consolas"/>
+          <w:sz w:val="17"/>
+          <w:szCs w:val="17"/>
+        </w:rPr>
+        <w:t xml:space="preserve">          "button": {</w:t>
+      </w:r>
+    </w:p>
+    <w:p>
+      <w:pPr>
+        <w:shd w:fill="F6F6F4" w:val="clear"/>
+        <w:spacing w:after="0" w:before="0" w:line="240"/>
+        <w:ind w:left="180" w:right="180"/>
+      </w:pPr>
+      <w:r>
+        <w:rPr>
+          <w:rFonts w:ascii="Consolas" w:cs="Consolas" w:eastAsia="Consolas" w:hAnsi="Consolas"/>
+          <w:sz w:val="17"/>
+          <w:szCs w:val="17"/>
+        </w:rPr>
+        <w:t xml:space="preserve">            "visible": true,</w:t>
+      </w:r>
+    </w:p>
+    <w:p>
+      <w:pPr>
+        <w:shd w:fill="F6F6F4" w:val="clear"/>
+        <w:spacing w:after="0" w:before="0" w:line="240"/>
+        <w:ind w:left="180" w:right="180"/>
+      </w:pPr>
+      <w:r>
+        <w:rPr>
+          <w:rFonts w:ascii="Consolas" w:cs="Consolas" w:eastAsia="Consolas" w:hAnsi="Consolas"/>
+          <w:sz w:val="17"/>
+          <w:szCs w:val="17"/>
+        </w:rPr>
+        <w:t xml:space="preserve">            "label": "Exam on the whole book"</w:t>
+      </w:r>
+    </w:p>
+    <w:p>
+      <w:pPr>
+        <w:shd w:fill="F6F6F4" w:val="clear"/>
+        <w:spacing w:after="0" w:before="0" w:line="240"/>
+        <w:ind w:left="180" w:right="180"/>
+      </w:pPr>
+      <w:r>
+        <w:rPr>
+          <w:rFonts w:ascii="Consolas" w:cs="Consolas" w:eastAsia="Consolas" w:hAnsi="Consolas"/>
+          <w:sz w:val="17"/>
+          <w:szCs w:val="17"/>
+        </w:rPr>
+        <w:t xml:space="preserve">          },</w:t>
+      </w:r>
+    </w:p>
+    <w:p>
+      <w:pPr>
+        <w:shd w:fill="F6F6F4" w:val="clear"/>
+        <w:spacing w:after="0" w:before="0" w:line="240"/>
+        <w:ind w:left="180" w:right="180"/>
+      </w:pPr>
+      <w:r>
+        <w:rPr>
+          <w:rFonts w:ascii="Consolas" w:cs="Consolas" w:eastAsia="Consolas" w:hAnsi="Consolas"/>
+          <w:sz w:val="17"/>
+          <w:szCs w:val="17"/>
+        </w:rPr>
+        <w:t xml:space="preserve">          "questions_total": 3</w:t>
+      </w:r>
+    </w:p>
+    <w:p>
+      <w:pPr>
+        <w:shd w:fill="F6F6F4" w:val="clear"/>
+        <w:spacing w:after="0" w:before="0" w:line="240"/>
+        <w:ind w:left="180" w:right="180"/>
+      </w:pPr>
+      <w:r>
+        <w:rPr>
+          <w:rFonts w:ascii="Consolas" w:cs="Consolas" w:eastAsia="Consolas" w:hAnsi="Consolas"/>
+          <w:sz w:val="17"/>
+          <w:szCs w:val="17"/>
+        </w:rPr>
+        <w:t xml:space="preserve">        },</w:t>
+      </w:r>
+    </w:p>
+    <w:p>
+      <w:pPr>
+        <w:shd w:fill="F6F6F4" w:val="clear"/>
+        <w:spacing w:after="0" w:before="0" w:line="240"/>
+        <w:ind w:left="180" w:right="180"/>
+      </w:pPr>
+      <w:r>
+        <w:rPr>
+          <w:rFonts w:ascii="Consolas" w:cs="Consolas" w:eastAsia="Consolas" w:hAnsi="Consolas"/>
+          <w:sz w:val="17"/>
+          <w:szCs w:val="17"/>
+        </w:rPr>
         <w:t xml:space="preserve">        "pages": 120,</w:t>
       </w:r>
     </w:p>
@@ -21295,7 +22179,7 @@
           <w:sz w:val="17"/>
           <w:szCs w:val="17"/>
         </w:rPr>
-        <w:t xml:space="preserve">      "verification_url": "http://127.0.0.1:8002/api/certificates/verify/6dcbdd2b-364e-4d9d-bb07-df124bd04cf5"</w:t>
+        <w:t xml:space="preserve">      "verification_url": "http://127.0.0.1:8005/api/certificates/verify/b383064b-7591-4881-9e1b-8d6a1bbcdbc1"</w:t>
       </w:r>
     </w:p>
     <w:p>
@@ -22213,7 +23097,7 @@
           <w:sz w:val="17"/>
           <w:szCs w:val="17"/>
         </w:rPr>
-        <w:t xml:space="preserve">GET /api/certificates/verify/6dcbdd2b-364e-4d9d-bb07-df124bd04cf5</w:t>
+        <w:t xml:space="preserve">GET /api/certificates/verify/b383064b-7591-4881-9e1b-8d6a1bbcdbc1</w:t>
       </w:r>
     </w:p>
     <w:p>
@@ -22303,7 +23187,7 @@
           <w:sz w:val="17"/>
           <w:szCs w:val="17"/>
         </w:rPr>
-        <w:t xml:space="preserve">  "serial": "CERT-2026-0TETRL",</w:t>
+        <w:t xml:space="preserve">  "serial": "CERT-2026-ULZYKD",</w:t>
       </w:r>
     </w:p>
     <w:p>
@@ -22363,7 +23247,7 @@
           <w:sz w:val="17"/>
           <w:szCs w:val="17"/>
         </w:rPr>
-        <w:t xml:space="preserve">  "issued_at": "2026-10-15"</w:t>
+        <w:t xml:space="preserve">  "issued_at": "2026-10-16"</w:t>
       </w:r>
     </w:p>
     <w:p>
@@ -22722,7 +23606,157 @@
           <w:sz w:val="17"/>
           <w:szCs w:val="17"/>
         </w:rPr>
-        <w:t xml:space="preserve">      "id": 71,</w:t>
+        <w:t xml:space="preserve">      "id": 72,</w:t>
+      </w:r>
+    </w:p>
+    <w:p>
+      <w:pPr>
+        <w:shd w:fill="F6F6F4" w:val="clear"/>
+        <w:spacing w:after="0" w:before="0" w:line="240"/>
+        <w:ind w:left="180" w:right="180"/>
+      </w:pPr>
+      <w:r>
+        <w:rPr>
+          <w:rFonts w:ascii="Consolas" w:cs="Consolas" w:eastAsia="Consolas" w:hAnsi="Consolas"/>
+          <w:sz w:val="17"/>
+          <w:szCs w:val="17"/>
+        </w:rPr>
+        <w:t xml:space="preserve">      "tag": "Badge",</w:t>
+      </w:r>
+    </w:p>
+    <w:p>
+      <w:pPr>
+        <w:shd w:fill="F6F6F4" w:val="clear"/>
+        <w:spacing w:after="0" w:before="0" w:line="240"/>
+        <w:ind w:left="180" w:right="180"/>
+      </w:pPr>
+      <w:r>
+        <w:rPr>
+          <w:rFonts w:ascii="Consolas" w:cs="Consolas" w:eastAsia="Consolas" w:hAnsi="Consolas"/>
+          <w:sz w:val="17"/>
+          <w:szCs w:val="17"/>
+        </w:rPr>
+        <w:t xml:space="preserve">      "title": "New badge: Book Finisher",</w:t>
+      </w:r>
+    </w:p>
+    <w:p>
+      <w:pPr>
+        <w:shd w:fill="F6F6F4" w:val="clear"/>
+        <w:spacing w:after="0" w:before="0" w:line="240"/>
+        <w:ind w:left="180" w:right="180"/>
+      </w:pPr>
+      <w:r>
+        <w:rPr>
+          <w:rFonts w:ascii="Consolas" w:cs="Consolas" w:eastAsia="Consolas" w:hAnsi="Consolas"/>
+          <w:sz w:val="17"/>
+          <w:szCs w:val="17"/>
+        </w:rPr>
+        <w:t xml:space="preserve">      "body": "Congratulations — “Book Finisher” has been added to your badges.",</w:t>
+      </w:r>
+    </w:p>
+    <w:p>
+      <w:pPr>
+        <w:shd w:fill="F6F6F4" w:val="clear"/>
+        <w:spacing w:after="0" w:before="0" w:line="240"/>
+        <w:ind w:left="180" w:right="180"/>
+      </w:pPr>
+      <w:r>
+        <w:rPr>
+          <w:rFonts w:ascii="Consolas" w:cs="Consolas" w:eastAsia="Consolas" w:hAnsi="Consolas"/>
+          <w:sz w:val="17"/>
+          <w:szCs w:val="17"/>
+        </w:rPr>
+        <w:t xml:space="preserve">      "image": "http://127.0.0.1:8005/assets/badge.png",</w:t>
+      </w:r>
+    </w:p>
+    <w:p>
+      <w:pPr>
+        <w:shd w:fill="F6F6F4" w:val="clear"/>
+        <w:spacing w:after="0" w:before="0" w:line="240"/>
+        <w:ind w:left="180" w:right="180"/>
+      </w:pPr>
+      <w:r>
+        <w:rPr>
+          <w:rFonts w:ascii="Consolas" w:cs="Consolas" w:eastAsia="Consolas" w:hAnsi="Consolas"/>
+          <w:sz w:val="17"/>
+          <w:szCs w:val="17"/>
+        </w:rPr>
+        <w:t xml:space="preserve">      "category": "badge",</w:t>
+      </w:r>
+    </w:p>
+    <w:p>
+      <w:pPr>
+        <w:shd w:fill="F6F6F4" w:val="clear"/>
+        <w:spacing w:after="0" w:before="0" w:line="240"/>
+        <w:ind w:left="180" w:right="180"/>
+      </w:pPr>
+      <w:r>
+        <w:rPr>
+          <w:rFonts w:ascii="Consolas" w:cs="Consolas" w:eastAsia="Consolas" w:hAnsi="Consolas"/>
+          <w:sz w:val="17"/>
+          <w:szCs w:val="17"/>
+        </w:rPr>
+        <w:t xml:space="preserve">      "published_at": "2026-10-16T17:58:08+00:00",</w:t>
+      </w:r>
+    </w:p>
+    <w:p>
+      <w:pPr>
+        <w:shd w:fill="F6F6F4" w:val="clear"/>
+        <w:spacing w:after="0" w:before="0" w:line="240"/>
+        <w:ind w:left="180" w:right="180"/>
+      </w:pPr>
+      <w:r>
+        <w:rPr>
+          <w:rFonts w:ascii="Consolas" w:cs="Consolas" w:eastAsia="Consolas" w:hAnsi="Consolas"/>
+          <w:sz w:val="17"/>
+          <w:szCs w:val="17"/>
+        </w:rPr>
+        <w:t xml:space="preserve">      "read": false</w:t>
+      </w:r>
+    </w:p>
+    <w:p>
+      <w:pPr>
+        <w:shd w:fill="F6F6F4" w:val="clear"/>
+        <w:spacing w:after="0" w:before="0" w:line="240"/>
+        <w:ind w:left="180" w:right="180"/>
+      </w:pPr>
+      <w:r>
+        <w:rPr>
+          <w:rFonts w:ascii="Consolas" w:cs="Consolas" w:eastAsia="Consolas" w:hAnsi="Consolas"/>
+          <w:sz w:val="17"/>
+          <w:szCs w:val="17"/>
+        </w:rPr>
+        <w:t xml:space="preserve">    },</w:t>
+      </w:r>
+    </w:p>
+    <w:p>
+      <w:pPr>
+        <w:shd w:fill="F6F6F4" w:val="clear"/>
+        <w:spacing w:after="0" w:before="0" w:line="240"/>
+        <w:ind w:left="180" w:right="180"/>
+      </w:pPr>
+      <w:r>
+        <w:rPr>
+          <w:rFonts w:ascii="Consolas" w:cs="Consolas" w:eastAsia="Consolas" w:hAnsi="Consolas"/>
+          <w:sz w:val="17"/>
+          <w:szCs w:val="17"/>
+        </w:rPr>
+        <w:t xml:space="preserve">    {</w:t>
+      </w:r>
+    </w:p>
+    <w:p>
+      <w:pPr>
+        <w:shd w:fill="F6F6F4" w:val="clear"/>
+        <w:spacing w:after="0" w:before="0" w:line="240"/>
+        <w:ind w:left="180" w:right="180"/>
+      </w:pPr>
+      <w:r>
+        <w:rPr>
+          <w:rFonts w:ascii="Consolas" w:cs="Consolas" w:eastAsia="Consolas" w:hAnsi="Consolas"/>
+          <w:sz w:val="17"/>
+          <w:szCs w:val="17"/>
+        </w:rPr>
+        <w:t xml:space="preserve">      "id": 73,</w:t>
       </w:r>
     </w:p>
     <w:p>
@@ -22767,7 +23801,7 @@
           <w:sz w:val="17"/>
           <w:szCs w:val="17"/>
         </w:rPr>
-        <w:t xml:space="preserve">      "body": "Congratulations — your certificate for “A book read whole” has been issued with serial CERT-2026-0TETRL. You will find it on the certificates page.",</w:t>
+        <w:t xml:space="preserve">      "body": "Congratulations — your certificate for “A book read whole” has been issued with serial CERT-2026-ULZYKD. You will find it on the certificates page.",</w:t>
       </w:r>
     </w:p>
     <w:p>
@@ -22812,157 +23846,7 @@
           <w:sz w:val="17"/>
           <w:szCs w:val="17"/>
         </w:rPr>
-        <w:t xml:space="preserve">      "published_at": "2026-10-15T10:07:39+00:00",</w:t>
-      </w:r>
-    </w:p>
-    <w:p>
-      <w:pPr>
-        <w:shd w:fill="F6F6F4" w:val="clear"/>
-        <w:spacing w:after="0" w:before="0" w:line="240"/>
-        <w:ind w:left="180" w:right="180"/>
-      </w:pPr>
-      <w:r>
-        <w:rPr>
-          <w:rFonts w:ascii="Consolas" w:cs="Consolas" w:eastAsia="Consolas" w:hAnsi="Consolas"/>
-          <w:sz w:val="17"/>
-          <w:szCs w:val="17"/>
-        </w:rPr>
-        <w:t xml:space="preserve">      "read": false</w:t>
-      </w:r>
-    </w:p>
-    <w:p>
-      <w:pPr>
-        <w:shd w:fill="F6F6F4" w:val="clear"/>
-        <w:spacing w:after="0" w:before="0" w:line="240"/>
-        <w:ind w:left="180" w:right="180"/>
-      </w:pPr>
-      <w:r>
-        <w:rPr>
-          <w:rFonts w:ascii="Consolas" w:cs="Consolas" w:eastAsia="Consolas" w:hAnsi="Consolas"/>
-          <w:sz w:val="17"/>
-          <w:szCs w:val="17"/>
-        </w:rPr>
-        <w:t xml:space="preserve">    },</w:t>
-      </w:r>
-    </w:p>
-    <w:p>
-      <w:pPr>
-        <w:shd w:fill="F6F6F4" w:val="clear"/>
-        <w:spacing w:after="0" w:before="0" w:line="240"/>
-        <w:ind w:left="180" w:right="180"/>
-      </w:pPr>
-      <w:r>
-        <w:rPr>
-          <w:rFonts w:ascii="Consolas" w:cs="Consolas" w:eastAsia="Consolas" w:hAnsi="Consolas"/>
-          <w:sz w:val="17"/>
-          <w:szCs w:val="17"/>
-        </w:rPr>
-        <w:t xml:space="preserve">    {</w:t>
-      </w:r>
-    </w:p>
-    <w:p>
-      <w:pPr>
-        <w:shd w:fill="F6F6F4" w:val="clear"/>
-        <w:spacing w:after="0" w:before="0" w:line="240"/>
-        <w:ind w:left="180" w:right="180"/>
-      </w:pPr>
-      <w:r>
-        <w:rPr>
-          <w:rFonts w:ascii="Consolas" w:cs="Consolas" w:eastAsia="Consolas" w:hAnsi="Consolas"/>
-          <w:sz w:val="17"/>
-          <w:szCs w:val="17"/>
-        </w:rPr>
-        <w:t xml:space="preserve">      "id": 70,</w:t>
-      </w:r>
-    </w:p>
-    <w:p>
-      <w:pPr>
-        <w:shd w:fill="F6F6F4" w:val="clear"/>
-        <w:spacing w:after="0" w:before="0" w:line="240"/>
-        <w:ind w:left="180" w:right="180"/>
-      </w:pPr>
-      <w:r>
-        <w:rPr>
-          <w:rFonts w:ascii="Consolas" w:cs="Consolas" w:eastAsia="Consolas" w:hAnsi="Consolas"/>
-          <w:sz w:val="17"/>
-          <w:szCs w:val="17"/>
-        </w:rPr>
-        <w:t xml:space="preserve">      "tag": "Badge",</w:t>
-      </w:r>
-    </w:p>
-    <w:p>
-      <w:pPr>
-        <w:shd w:fill="F6F6F4" w:val="clear"/>
-        <w:spacing w:after="0" w:before="0" w:line="240"/>
-        <w:ind w:left="180" w:right="180"/>
-      </w:pPr>
-      <w:r>
-        <w:rPr>
-          <w:rFonts w:ascii="Consolas" w:cs="Consolas" w:eastAsia="Consolas" w:hAnsi="Consolas"/>
-          <w:sz w:val="17"/>
-          <w:szCs w:val="17"/>
-        </w:rPr>
-        <w:t xml:space="preserve">      "title": "New badge: Book Finisher",</w:t>
-      </w:r>
-    </w:p>
-    <w:p>
-      <w:pPr>
-        <w:shd w:fill="F6F6F4" w:val="clear"/>
-        <w:spacing w:after="0" w:before="0" w:line="240"/>
-        <w:ind w:left="180" w:right="180"/>
-      </w:pPr>
-      <w:r>
-        <w:rPr>
-          <w:rFonts w:ascii="Consolas" w:cs="Consolas" w:eastAsia="Consolas" w:hAnsi="Consolas"/>
-          <w:sz w:val="17"/>
-          <w:szCs w:val="17"/>
-        </w:rPr>
-        <w:t xml:space="preserve">      "body": "Congratulations — “Book Finisher” has been added to your badges.",</w:t>
-      </w:r>
-    </w:p>
-    <w:p>
-      <w:pPr>
-        <w:shd w:fill="F6F6F4" w:val="clear"/>
-        <w:spacing w:after="0" w:before="0" w:line="240"/>
-        <w:ind w:left="180" w:right="180"/>
-      </w:pPr>
-      <w:r>
-        <w:rPr>
-          <w:rFonts w:ascii="Consolas" w:cs="Consolas" w:eastAsia="Consolas" w:hAnsi="Consolas"/>
-          <w:sz w:val="17"/>
-          <w:szCs w:val="17"/>
-        </w:rPr>
-        <w:t xml:space="preserve">      "image": "http://127.0.0.1:8002/assets/badge.png",</w:t>
-      </w:r>
-    </w:p>
-    <w:p>
-      <w:pPr>
-        <w:shd w:fill="F6F6F4" w:val="clear"/>
-        <w:spacing w:after="0" w:before="0" w:line="240"/>
-        <w:ind w:left="180" w:right="180"/>
-      </w:pPr>
-      <w:r>
-        <w:rPr>
-          <w:rFonts w:ascii="Consolas" w:cs="Consolas" w:eastAsia="Consolas" w:hAnsi="Consolas"/>
-          <w:sz w:val="17"/>
-          <w:szCs w:val="17"/>
-        </w:rPr>
-        <w:t xml:space="preserve">      "category": "badge",</w:t>
-      </w:r>
-    </w:p>
-    <w:p>
-      <w:pPr>
-        <w:shd w:fill="F6F6F4" w:val="clear"/>
-        <w:spacing w:after="0" w:before="0" w:line="240"/>
-        <w:ind w:left="180" w:right="180"/>
-      </w:pPr>
-      <w:r>
-        <w:rPr>
-          <w:rFonts w:ascii="Consolas" w:cs="Consolas" w:eastAsia="Consolas" w:hAnsi="Consolas"/>
-          <w:sz w:val="17"/>
-          <w:szCs w:val="17"/>
-        </w:rPr>
-        <w:t xml:space="preserve">      "published_at": "2026-10-15T10:07:38+00:00",</w:t>
+        <w:t xml:space="preserve">      "published_at": "2026-10-16T17:58:08+00:00",</w:t>
       </w:r>
     </w:p>
     <w:p>
@@ -23084,7 +23968,7 @@
           <w:sz w:val="17"/>
           <w:szCs w:val="17"/>
         </w:rPr>
-        <w:t xml:space="preserve">GET /api/announcements/71</w:t>
+        <w:t xml:space="preserve">GET /api/announcements/72</w:t>
       </w:r>
     </w:p>
     <w:p>
@@ -23189,97 +24073,97 @@
           <w:sz w:val="17"/>
           <w:szCs w:val="17"/>
         </w:rPr>
-        <w:t xml:space="preserve">    "id": 71,</w:t>
-      </w:r>
-    </w:p>
-    <w:p>
-      <w:pPr>
-        <w:shd w:fill="F6F6F4" w:val="clear"/>
-        <w:spacing w:after="0" w:before="0" w:line="240"/>
-        <w:ind w:left="180" w:right="180"/>
-      </w:pPr>
-      <w:r>
-        <w:rPr>
-          <w:rFonts w:ascii="Consolas" w:cs="Consolas" w:eastAsia="Consolas" w:hAnsi="Consolas"/>
-          <w:sz w:val="17"/>
-          <w:szCs w:val="17"/>
-        </w:rPr>
-        <w:t xml:space="preserve">    "tag": "Certificate",</w:t>
-      </w:r>
-    </w:p>
-    <w:p>
-      <w:pPr>
-        <w:shd w:fill="F6F6F4" w:val="clear"/>
-        <w:spacing w:after="0" w:before="0" w:line="240"/>
-        <w:ind w:left="180" w:right="180"/>
-      </w:pPr>
-      <w:r>
-        <w:rPr>
-          <w:rFonts w:ascii="Consolas" w:cs="Consolas" w:eastAsia="Consolas" w:hAnsi="Consolas"/>
-          <w:sz w:val="17"/>
-          <w:szCs w:val="17"/>
-        </w:rPr>
-        <w:t xml:space="preserve">    "title": "Your certificate for “A book read whole” has been issued",</w:t>
-      </w:r>
-    </w:p>
-    <w:p>
-      <w:pPr>
-        <w:shd w:fill="F6F6F4" w:val="clear"/>
-        <w:spacing w:after="0" w:before="0" w:line="240"/>
-        <w:ind w:left="180" w:right="180"/>
-      </w:pPr>
-      <w:r>
-        <w:rPr>
-          <w:rFonts w:ascii="Consolas" w:cs="Consolas" w:eastAsia="Consolas" w:hAnsi="Consolas"/>
-          <w:sz w:val="17"/>
-          <w:szCs w:val="17"/>
-        </w:rPr>
-        <w:t xml:space="preserve">    "body": "Congratulations — your certificate for “A book read whole” has been issued with serial CERT-2026-0TETRL. You will find it on the certificates page.",</w:t>
-      </w:r>
-    </w:p>
-    <w:p>
-      <w:pPr>
-        <w:shd w:fill="F6F6F4" w:val="clear"/>
-        <w:spacing w:after="0" w:before="0" w:line="240"/>
-        <w:ind w:left="180" w:right="180"/>
-      </w:pPr>
-      <w:r>
-        <w:rPr>
-          <w:rFonts w:ascii="Consolas" w:cs="Consolas" w:eastAsia="Consolas" w:hAnsi="Consolas"/>
-          <w:sz w:val="17"/>
-          <w:szCs w:val="17"/>
-        </w:rPr>
-        <w:t xml:space="preserve">    "image": null,</w:t>
-      </w:r>
-    </w:p>
-    <w:p>
-      <w:pPr>
-        <w:shd w:fill="F6F6F4" w:val="clear"/>
-        <w:spacing w:after="0" w:before="0" w:line="240"/>
-        <w:ind w:left="180" w:right="180"/>
-      </w:pPr>
-      <w:r>
-        <w:rPr>
-          <w:rFonts w:ascii="Consolas" w:cs="Consolas" w:eastAsia="Consolas" w:hAnsi="Consolas"/>
-          <w:sz w:val="17"/>
-          <w:szCs w:val="17"/>
-        </w:rPr>
-        <w:t xml:space="preserve">    "category": "certificate",</w:t>
-      </w:r>
-    </w:p>
-    <w:p>
-      <w:pPr>
-        <w:shd w:fill="F6F6F4" w:val="clear"/>
-        <w:spacing w:after="0" w:before="0" w:line="240"/>
-        <w:ind w:left="180" w:right="180"/>
-      </w:pPr>
-      <w:r>
-        <w:rPr>
-          <w:rFonts w:ascii="Consolas" w:cs="Consolas" w:eastAsia="Consolas" w:hAnsi="Consolas"/>
-          <w:sz w:val="17"/>
-          <w:szCs w:val="17"/>
-        </w:rPr>
-        <w:t xml:space="preserve">    "published_at": "2026-10-15T10:07:39+00:00",</w:t>
+        <w:t xml:space="preserve">    "id": 72,</w:t>
+      </w:r>
+    </w:p>
+    <w:p>
+      <w:pPr>
+        <w:shd w:fill="F6F6F4" w:val="clear"/>
+        <w:spacing w:after="0" w:before="0" w:line="240"/>
+        <w:ind w:left="180" w:right="180"/>
+      </w:pPr>
+      <w:r>
+        <w:rPr>
+          <w:rFonts w:ascii="Consolas" w:cs="Consolas" w:eastAsia="Consolas" w:hAnsi="Consolas"/>
+          <w:sz w:val="17"/>
+          <w:szCs w:val="17"/>
+        </w:rPr>
+        <w:t xml:space="preserve">    "tag": "Badge",</w:t>
+      </w:r>
+    </w:p>
+    <w:p>
+      <w:pPr>
+        <w:shd w:fill="F6F6F4" w:val="clear"/>
+        <w:spacing w:after="0" w:before="0" w:line="240"/>
+        <w:ind w:left="180" w:right="180"/>
+      </w:pPr>
+      <w:r>
+        <w:rPr>
+          <w:rFonts w:ascii="Consolas" w:cs="Consolas" w:eastAsia="Consolas" w:hAnsi="Consolas"/>
+          <w:sz w:val="17"/>
+          <w:szCs w:val="17"/>
+        </w:rPr>
+        <w:t xml:space="preserve">    "title": "New badge: Book Finisher",</w:t>
+      </w:r>
+    </w:p>
+    <w:p>
+      <w:pPr>
+        <w:shd w:fill="F6F6F4" w:val="clear"/>
+        <w:spacing w:after="0" w:before="0" w:line="240"/>
+        <w:ind w:left="180" w:right="180"/>
+      </w:pPr>
+      <w:r>
+        <w:rPr>
+          <w:rFonts w:ascii="Consolas" w:cs="Consolas" w:eastAsia="Consolas" w:hAnsi="Consolas"/>
+          <w:sz w:val="17"/>
+          <w:szCs w:val="17"/>
+        </w:rPr>
+        <w:t xml:space="preserve">    "body": "Congratulations — “Book Finisher” has been added to your badges.",</w:t>
+      </w:r>
+    </w:p>
+    <w:p>
+      <w:pPr>
+        <w:shd w:fill="F6F6F4" w:val="clear"/>
+        <w:spacing w:after="0" w:before="0" w:line="240"/>
+        <w:ind w:left="180" w:right="180"/>
+      </w:pPr>
+      <w:r>
+        <w:rPr>
+          <w:rFonts w:ascii="Consolas" w:cs="Consolas" w:eastAsia="Consolas" w:hAnsi="Consolas"/>
+          <w:sz w:val="17"/>
+          <w:szCs w:val="17"/>
+        </w:rPr>
+        <w:t xml:space="preserve">    "image": "http://127.0.0.1:8005/assets/badge.png",</w:t>
+      </w:r>
+    </w:p>
+    <w:p>
+      <w:pPr>
+        <w:shd w:fill="F6F6F4" w:val="clear"/>
+        <w:spacing w:after="0" w:before="0" w:line="240"/>
+        <w:ind w:left="180" w:right="180"/>
+      </w:pPr>
+      <w:r>
+        <w:rPr>
+          <w:rFonts w:ascii="Consolas" w:cs="Consolas" w:eastAsia="Consolas" w:hAnsi="Consolas"/>
+          <w:sz w:val="17"/>
+          <w:szCs w:val="17"/>
+        </w:rPr>
+        <w:t xml:space="preserve">    "category": "badge",</w:t>
+      </w:r>
+    </w:p>
+    <w:p>
+      <w:pPr>
+        <w:shd w:fill="F6F6F4" w:val="clear"/>
+        <w:spacing w:after="0" w:before="0" w:line="240"/>
+        <w:ind w:left="180" w:right="180"/>
+      </w:pPr>
+      <w:r>
+        <w:rPr>
+          <w:rFonts w:ascii="Consolas" w:cs="Consolas" w:eastAsia="Consolas" w:hAnsi="Consolas"/>
+          <w:sz w:val="17"/>
+          <w:szCs w:val="17"/>
+        </w:rPr>
+        <w:t xml:space="preserve">    "published_at": "2026-10-16T17:58:08+00:00",</w:t>
       </w:r>
     </w:p>
     <w:p>
@@ -23356,7 +24240,7 @@
           <w:sz w:val="17"/>
           <w:szCs w:val="17"/>
         </w:rPr>
-        <w:t xml:space="preserve">POST /api/announcements/71/read</w:t>
+        <w:t xml:space="preserve">POST /api/announcements/72/read</w:t>
       </w:r>
     </w:p>
     <w:p>
@@ -23461,7 +24345,7 @@
           <w:sz w:val="17"/>
           <w:szCs w:val="17"/>
         </w:rPr>
-        <w:t xml:space="preserve">    "id": 71,</w:t>
+        <w:t xml:space="preserve">    "id": 72,</w:t>
       </w:r>
     </w:p>
     <w:p>
@@ -25192,7 +26076,7 @@
           <w:sz w:val="17"/>
           <w:szCs w:val="17"/>
         </w:rPr>
-        <w:t xml:space="preserve">    "id": 10,</w:t>
+        <w:t xml:space="preserve">    "id": 11,</w:t>
       </w:r>
     </w:p>
     <w:p>
@@ -25222,7 +26106,7 @@
           <w:sz w:val="17"/>
           <w:szCs w:val="17"/>
         </w:rPr>
-        <w:t xml:space="preserve">    "email": "api1792058838@himam.test",</w:t>
+        <w:t xml:space="preserve">    "email": "api1792173473@himam.test",</w:t>
       </w:r>
     </w:p>
     <w:p>
@@ -25372,7 +26256,7 @@
           <w:sz w:val="17"/>
           <w:szCs w:val="17"/>
         </w:rPr>
-        <w:t xml:space="preserve">    "created_at": "2026-10-15T10:07:19+00:00"</w:t>
+        <w:t xml:space="preserve">    "created_at": "2026-10-16T17:57:55+00:00"</w:t>
       </w:r>
     </w:p>
     <w:p>
@@ -26050,7 +26934,7 @@
           <w:sz w:val="17"/>
           <w:szCs w:val="17"/>
         </w:rPr>
-        <w:t xml:space="preserve">  "email": "api1792058838@himam.test",</w:t>
+        <w:t xml:space="preserve">  "email": "api1792173473@himam.test",</w:t>
       </w:r>
     </w:p>
     <w:p>
@@ -26608,7 +27492,7 @@
           <w:sz w:val="17"/>
           <w:szCs w:val="17"/>
         </w:rPr>
-        <w:t xml:space="preserve">  "message": "",</w:t>
+        <w:t xml:space="preserve">  "message": "This book is examined as a whole, so its sections have no exam of their own.",</w:t>
       </w:r>
     </w:p>
     <w:p>
@@ -26729,66 +27613,6 @@
           <w:szCs w:val="17"/>
         </w:rPr>
         <w:t xml:space="preserve">      "function": "abort",</w:t>
-      </w:r>
-    </w:p>
-    <w:p>
-      <w:pPr>
-        <w:shd w:fill="F6F6F4" w:val="clear"/>
-        <w:spacing w:after="0" w:before="0" w:line="240"/>
-        <w:ind w:left="180" w:right="180"/>
-      </w:pPr>
-      <w:r>
-        <w:rPr>
-          <w:rFonts w:ascii="Consolas" w:cs="Consolas" w:eastAsia="Consolas" w:hAnsi="Consolas"/>
-          <w:sz w:val="17"/>
-          <w:szCs w:val="17"/>
-        </w:rPr>
-        <w:t xml:space="preserve">      "class": "Illuminate\\Foundation\\Application",</w:t>
-      </w:r>
-    </w:p>
-    <w:p>
-      <w:pPr>
-        <w:shd w:fill="F6F6F4" w:val="clear"/>
-        <w:spacing w:after="0" w:before="0" w:line="240"/>
-        <w:ind w:left="180" w:right="180"/>
-      </w:pPr>
-      <w:r>
-        <w:rPr>
-          <w:rFonts w:ascii="Consolas" w:cs="Consolas" w:eastAsia="Consolas" w:hAnsi="Consolas"/>
-          <w:sz w:val="17"/>
-          <w:szCs w:val="17"/>
-        </w:rPr>
-        <w:t xml:space="preserve">      "type": "-&gt;"</w:t>
-      </w:r>
-    </w:p>
-    <w:p>
-      <w:pPr>
-        <w:shd w:fill="F6F6F4" w:val="clear"/>
-        <w:spacing w:after="0" w:before="0" w:line="240"/>
-        <w:ind w:left="180" w:right="180"/>
-      </w:pPr>
-      <w:r>
-        <w:rPr>
-          <w:rFonts w:ascii="Consolas" w:cs="Consolas" w:eastAsia="Consolas" w:hAnsi="Consolas"/>
-          <w:sz w:val="17"/>
-          <w:szCs w:val="17"/>
-        </w:rPr>
-        <w:t xml:space="preserve">    },</w:t>
-      </w:r>
-    </w:p>
-    <w:p>
-      <w:pPr>
-        <w:shd w:fill="F6F6F4" w:val="clear"/>
-        <w:spacing w:after="0" w:before="0" w:line="240"/>
-        <w:ind w:left="180" w:right="180"/>
-      </w:pPr>
-      <w:r>
-        <w:rPr>
-          <w:rFonts w:ascii="Consolas" w:cs="Consolas" w:eastAsia="Consolas" w:hAnsi="Consolas"/>
-          <w:sz w:val="17"/>
-          <w:szCs w:val="17"/>
-        </w:rPr>
-        <w:t xml:space="preserve">    {</w:t>
       </w:r>
     </w:p>
     <w:p>

--- a/docs/Himam-API-Reference.docx
+++ b/docs/Himam-API-Reference.docx
@@ -1184,7 +1184,377 @@
           <w:sz w:val="21"/>
           <w:szCs w:val="21"/>
         </w:rPr>
-        <w:t xml:space="preserve">Three exceptions, all deliberate: </w:t>
+        <w:t xml:space="preserve">Not every endpoint does. The ones that answer with their fields at the top level instead:</w:t>
+      </w:r>
+    </w:p>
+    <w:tbl>
+      <w:tblPr>
+        <w:tblW w:type="pct" w:w="5000"/>
+        <w:tblBorders>
+          <w:top w:val="single" w:color="D0D0D0" w:sz="4"/>
+          <w:left w:val="single" w:color="D0D0D0" w:sz="4"/>
+          <w:bottom w:val="single" w:color="D0D0D0" w:sz="4"/>
+          <w:right w:val="single" w:color="D0D0D0" w:sz="4"/>
+          <w:insideH w:val="single" w:color="D0D0D0" w:sz="4"/>
+          <w:insideV w:val="single" w:color="D0D0D0" w:sz="4"/>
+        </w:tblBorders>
+      </w:tblPr>
+      <w:tblGrid>
+        <w:gridCol w:w="4953"/>
+        <w:gridCol w:w="4953"/>
+      </w:tblGrid>
+      <w:tr>
+        <w:trPr>
+          <w:tblHeader/>
+        </w:trPr>
+        <w:tc>
+          <w:tcPr>
+            <w:shd w:fill="F0EDE6" w:val="clear"/>
+            <w:tcMar>
+              <w:top w:type="dxa" w:w="60"/>
+              <w:left w:type="dxa" w:w="120"/>
+              <w:bottom w:type="dxa" w:w="60"/>
+              <w:right w:type="dxa" w:w="120"/>
+            </w:tcMar>
+          </w:tcPr>
+          <w:p>
+            <w:pPr>
+              <w:spacing w:after="40" w:before="40"/>
+            </w:pPr>
+            <w:r>
+              <w:rPr>
+                <w:rFonts w:ascii="Calibri" w:cs="Calibri" w:eastAsia="Calibri" w:hAnsi="Calibri"/>
+                <w:b/>
+                <w:bCs/>
+                <w:sz w:val="21"/>
+                <w:szCs w:val="21"/>
+              </w:rPr>
+              <w:t xml:space="preserve">Endpoint</w:t>
+            </w:r>
+          </w:p>
+        </w:tc>
+        <w:tc>
+          <w:tcPr>
+            <w:shd w:fill="F0EDE6" w:val="clear"/>
+            <w:tcMar>
+              <w:top w:type="dxa" w:w="60"/>
+              <w:left w:type="dxa" w:w="120"/>
+              <w:bottom w:type="dxa" w:w="60"/>
+              <w:right w:type="dxa" w:w="120"/>
+            </w:tcMar>
+          </w:tcPr>
+          <w:p>
+            <w:pPr>
+              <w:spacing w:after="40" w:before="40"/>
+            </w:pPr>
+            <w:r>
+              <w:rPr>
+                <w:rFonts w:ascii="Calibri" w:cs="Calibri" w:eastAsia="Calibri" w:hAnsi="Calibri"/>
+                <w:b/>
+                <w:bCs/>
+                <w:sz w:val="21"/>
+                <w:szCs w:val="21"/>
+              </w:rPr>
+              <w:t xml:space="preserve">What comes back</w:t>
+            </w:r>
+          </w:p>
+        </w:tc>
+      </w:tr>
+      <w:tr>
+        <w:trPr>
+          <w:tblHeader w:val="off"/>
+        </w:trPr>
+        <w:tc>
+          <w:tcPr>
+            <w:tcMar>
+              <w:top w:type="dxa" w:w="60"/>
+              <w:left w:type="dxa" w:w="120"/>
+              <w:bottom w:type="dxa" w:w="60"/>
+              <w:right w:type="dxa" w:w="120"/>
+            </w:tcMar>
+          </w:tcPr>
+          <w:p>
+            <w:pPr>
+              <w:spacing w:after="40" w:before="40"/>
+            </w:pPr>
+            <w:r>
+              <w:rPr>
+                <w:rFonts w:ascii="Consolas" w:cs="Consolas" w:eastAsia="Consolas" w:hAnsi="Consolas"/>
+                <w:color w:val="A33B00"/>
+                <w:sz w:val="19"/>
+                <w:szCs w:val="19"/>
+              </w:rPr>
+              <w:t xml:space="preserve">POST /auth/register</w:t>
+            </w:r>
+            <w:r>
+              <w:rPr>
+                <w:rFonts w:ascii="Calibri" w:cs="Calibri" w:eastAsia="Calibri" w:hAnsi="Calibri"/>
+                <w:sz w:val="21"/>
+                <w:szCs w:val="21"/>
+              </w:rPr>
+              <w:t xml:space="preserve">, </w:t>
+            </w:r>
+            <w:r>
+              <w:rPr>
+                <w:rFonts w:ascii="Consolas" w:cs="Consolas" w:eastAsia="Consolas" w:hAnsi="Consolas"/>
+                <w:color w:val="A33B00"/>
+                <w:sz w:val="19"/>
+                <w:szCs w:val="19"/>
+              </w:rPr>
+              <w:t xml:space="preserve">POST /auth/login</w:t>
+            </w:r>
+          </w:p>
+        </w:tc>
+        <w:tc>
+          <w:tcPr>
+            <w:tcMar>
+              <w:top w:type="dxa" w:w="60"/>
+              <w:left w:type="dxa" w:w="120"/>
+              <w:bottom w:type="dxa" w:w="60"/>
+              <w:right w:type="dxa" w:w="120"/>
+            </w:tcMar>
+          </w:tcPr>
+          <w:p>
+            <w:pPr>
+              <w:spacing w:after="40" w:before="40"/>
+            </w:pPr>
+            <w:r>
+              <w:rPr>
+                <w:rFonts w:ascii="Consolas" w:cs="Consolas" w:eastAsia="Consolas" w:hAnsi="Consolas"/>
+                <w:color w:val="A33B00"/>
+                <w:sz w:val="19"/>
+                <w:szCs w:val="19"/>
+              </w:rPr>
+              <w:t xml:space="preserve">token</w:t>
+            </w:r>
+            <w:r>
+              <w:rPr>
+                <w:rFonts w:ascii="Calibri" w:cs="Calibri" w:eastAsia="Calibri" w:hAnsi="Calibri"/>
+                <w:sz w:val="21"/>
+                <w:szCs w:val="21"/>
+              </w:rPr>
+              <w:t xml:space="preserve"> and </w:t>
+            </w:r>
+            <w:r>
+              <w:rPr>
+                <w:rFonts w:ascii="Consolas" w:cs="Consolas" w:eastAsia="Consolas" w:hAnsi="Consolas"/>
+                <w:color w:val="A33B00"/>
+                <w:sz w:val="19"/>
+                <w:szCs w:val="19"/>
+              </w:rPr>
+              <w:t xml:space="preserve">user</w:t>
+            </w:r>
+          </w:p>
+        </w:tc>
+      </w:tr>
+      <w:tr>
+        <w:trPr>
+          <w:tblHeader w:val="off"/>
+        </w:trPr>
+        <w:tc>
+          <w:tcPr>
+            <w:tcMar>
+              <w:top w:type="dxa" w:w="60"/>
+              <w:left w:type="dxa" w:w="120"/>
+              <w:bottom w:type="dxa" w:w="60"/>
+              <w:right w:type="dxa" w:w="120"/>
+            </w:tcMar>
+          </w:tcPr>
+          <w:p>
+            <w:pPr>
+              <w:spacing w:after="40" w:before="40"/>
+            </w:pPr>
+            <w:r>
+              <w:rPr>
+                <w:rFonts w:ascii="Consolas" w:cs="Consolas" w:eastAsia="Consolas" w:hAnsi="Consolas"/>
+                <w:color w:val="A33B00"/>
+                <w:sz w:val="19"/>
+                <w:szCs w:val="19"/>
+              </w:rPr>
+              <w:t xml:space="preserve">POST /books/{book}/quiz</w:t>
+            </w:r>
+            <w:r>
+              <w:rPr>
+                <w:rFonts w:ascii="Calibri" w:cs="Calibri" w:eastAsia="Calibri" w:hAnsi="Calibri"/>
+                <w:sz w:val="21"/>
+                <w:szCs w:val="21"/>
+              </w:rPr>
+              <w:t xml:space="preserve">, </w:t>
+            </w:r>
+            <w:r>
+              <w:rPr>
+                <w:rFonts w:ascii="Consolas" w:cs="Consolas" w:eastAsia="Consolas" w:hAnsi="Consolas"/>
+                <w:color w:val="A33B00"/>
+                <w:sz w:val="19"/>
+                <w:szCs w:val="19"/>
+              </w:rPr>
+              <w:t xml:space="preserve">POST /sections/{section}/quiz</w:t>
+            </w:r>
+          </w:p>
+        </w:tc>
+        <w:tc>
+          <w:tcPr>
+            <w:tcMar>
+              <w:top w:type="dxa" w:w="60"/>
+              <w:left w:type="dxa" w:w="120"/>
+              <w:bottom w:type="dxa" w:w="60"/>
+              <w:right w:type="dxa" w:w="120"/>
+            </w:tcMar>
+          </w:tcPr>
+          <w:p>
+            <w:pPr>
+              <w:spacing w:after="40" w:before="40"/>
+            </w:pPr>
+            <w:r>
+              <w:rPr>
+                <w:rFonts w:ascii="Calibri" w:cs="Calibri" w:eastAsia="Calibri" w:hAnsi="Calibri"/>
+                <w:sz w:val="21"/>
+                <w:szCs w:val="21"/>
+              </w:rPr>
+              <w:t xml:space="preserve">the result, flat</w:t>
+            </w:r>
+          </w:p>
+        </w:tc>
+      </w:tr>
+      <w:tr>
+        <w:trPr>
+          <w:tblHeader w:val="off"/>
+        </w:trPr>
+        <w:tc>
+          <w:tcPr>
+            <w:tcMar>
+              <w:top w:type="dxa" w:w="60"/>
+              <w:left w:type="dxa" w:w="120"/>
+              <w:bottom w:type="dxa" w:w="60"/>
+              <w:right w:type="dxa" w:w="120"/>
+            </w:tcMar>
+          </w:tcPr>
+          <w:p>
+            <w:pPr>
+              <w:spacing w:after="40" w:before="40"/>
+            </w:pPr>
+            <w:r>
+              <w:rPr>
+                <w:rFonts w:ascii="Consolas" w:cs="Consolas" w:eastAsia="Consolas" w:hAnsi="Consolas"/>
+                <w:color w:val="A33B00"/>
+                <w:sz w:val="19"/>
+                <w:szCs w:val="19"/>
+              </w:rPr>
+              <w:t xml:space="preserve">GET /dashboard</w:t>
+            </w:r>
+            <w:r>
+              <w:rPr>
+                <w:rFonts w:ascii="Calibri" w:cs="Calibri" w:eastAsia="Calibri" w:hAnsi="Calibri"/>
+                <w:sz w:val="21"/>
+                <w:szCs w:val="21"/>
+              </w:rPr>
+              <w:t xml:space="preserve">, </w:t>
+            </w:r>
+            <w:r>
+              <w:rPr>
+                <w:rFonts w:ascii="Consolas" w:cs="Consolas" w:eastAsia="Consolas" w:hAnsi="Consolas"/>
+                <w:color w:val="A33B00"/>
+                <w:sz w:val="19"/>
+                <w:szCs w:val="19"/>
+              </w:rPr>
+              <w:t xml:space="preserve">GET /progress</w:t>
+            </w:r>
+          </w:p>
+        </w:tc>
+        <w:tc>
+          <w:tcPr>
+            <w:tcMar>
+              <w:top w:type="dxa" w:w="60"/>
+              <w:left w:type="dxa" w:w="120"/>
+              <w:bottom w:type="dxa" w:w="60"/>
+              <w:right w:type="dxa" w:w="120"/>
+            </w:tcMar>
+          </w:tcPr>
+          <w:p>
+            <w:pPr>
+              <w:spacing w:after="40" w:before="40"/>
+            </w:pPr>
+            <w:r>
+              <w:rPr>
+                <w:rFonts w:ascii="Calibri" w:cs="Calibri" w:eastAsia="Calibri" w:hAnsi="Calibri"/>
+                <w:sz w:val="21"/>
+                <w:szCs w:val="21"/>
+              </w:rPr>
+              <w:t xml:space="preserve">the screen's sections</w:t>
+            </w:r>
+          </w:p>
+        </w:tc>
+      </w:tr>
+      <w:tr>
+        <w:trPr>
+          <w:tblHeader w:val="off"/>
+        </w:trPr>
+        <w:tc>
+          <w:tcPr>
+            <w:tcMar>
+              <w:top w:type="dxa" w:w="60"/>
+              <w:left w:type="dxa" w:w="120"/>
+              <w:bottom w:type="dxa" w:w="60"/>
+              <w:right w:type="dxa" w:w="120"/>
+            </w:tcMar>
+          </w:tcPr>
+          <w:p>
+            <w:pPr>
+              <w:spacing w:after="40" w:before="40"/>
+            </w:pPr>
+            <w:r>
+              <w:rPr>
+                <w:rFonts w:ascii="Consolas" w:cs="Consolas" w:eastAsia="Consolas" w:hAnsi="Consolas"/>
+                <w:color w:val="A33B00"/>
+                <w:sz w:val="19"/>
+                <w:szCs w:val="19"/>
+              </w:rPr>
+              <w:t xml:space="preserve">GET /certificates/verify/{code}</w:t>
+            </w:r>
+          </w:p>
+        </w:tc>
+        <w:tc>
+          <w:tcPr>
+            <w:tcMar>
+              <w:top w:type="dxa" w:w="60"/>
+              <w:left w:type="dxa" w:w="120"/>
+              <w:bottom w:type="dxa" w:w="60"/>
+              <w:right w:type="dxa" w:w="120"/>
+            </w:tcMar>
+          </w:tcPr>
+          <w:p>
+            <w:pPr>
+              <w:spacing w:after="40" w:before="40"/>
+            </w:pPr>
+            <w:r>
+              <w:rPr>
+                <w:rFonts w:ascii="Calibri" w:cs="Calibri" w:eastAsia="Calibri" w:hAnsi="Calibri"/>
+                <w:sz w:val="21"/>
+                <w:szCs w:val="21"/>
+              </w:rPr>
+              <w:t xml:space="preserve">the verification result</w:t>
+            </w:r>
+          </w:p>
+        </w:tc>
+      </w:tr>
+    </w:tbl>
+    <w:p>
+      <w:pPr>
+        <w:spacing w:after="160"/>
+      </w:pPr>
+    </w:p>
+    <w:p>
+      <w:pPr>
+        <w:spacing w:after="140" w:line="300"/>
+        <w:jc w:val="left"/>
+      </w:pPr>
+      <w:r>
+        <w:rPr>
+          <w:rFonts w:ascii="Calibri" w:cs="Calibri" w:eastAsia="Calibri" w:hAnsi="Calibri"/>
+          <w:sz w:val="21"/>
+          <w:szCs w:val="21"/>
+        </w:rPr>
+        <w:t xml:space="preserve">The quiz pair is deliberate: one screen submits to either endpoint, and an envelope on one but not the other would make it read the result two different ways. The rest are endpoints that return a composite rather than a resource, where a </w:t>
       </w:r>
       <w:r>
         <w:rPr>
@@ -1193,7 +1563,7 @@
           <w:sz w:val="19"/>
           <w:szCs w:val="19"/>
         </w:rPr>
-        <w:t xml:space="preserve">POST /auth/register</w:t>
+        <w:t xml:space="preserve">data</w:t>
       </w:r>
       <w:r>
         <w:rPr>
@@ -1201,58 +1571,7 @@
           <w:sz w:val="21"/>
           <w:szCs w:val="21"/>
         </w:rPr>
-        <w:t xml:space="preserve"> and </w:t>
-      </w:r>
-      <w:r>
-        <w:rPr>
-          <w:rFonts w:ascii="Consolas" w:cs="Consolas" w:eastAsia="Consolas" w:hAnsi="Consolas"/>
-          <w:color w:val="A33B00"/>
-          <w:sz w:val="19"/>
-          <w:szCs w:val="19"/>
-        </w:rPr>
-        <w:t xml:space="preserve">POST /auth/login</w:t>
-      </w:r>
-      <w:r>
-        <w:rPr>
-          <w:rFonts w:ascii="Calibri" w:cs="Calibri" w:eastAsia="Calibri" w:hAnsi="Calibri"/>
-          <w:sz w:val="21"/>
-          <w:szCs w:val="21"/>
-        </w:rPr>
-        <w:t xml:space="preserve"> return </w:t>
-      </w:r>
-      <w:r>
-        <w:rPr>
-          <w:rFonts w:ascii="Consolas" w:cs="Consolas" w:eastAsia="Consolas" w:hAnsi="Consolas"/>
-          <w:color w:val="A33B00"/>
-          <w:sz w:val="19"/>
-          <w:szCs w:val="19"/>
-        </w:rPr>
-        <w:t xml:space="preserve">token</w:t>
-      </w:r>
-      <w:r>
-        <w:rPr>
-          <w:rFonts w:ascii="Calibri" w:cs="Calibri" w:eastAsia="Calibri" w:hAnsi="Calibri"/>
-          <w:sz w:val="21"/>
-          <w:szCs w:val="21"/>
-        </w:rPr>
-        <w:t xml:space="preserve"> and </w:t>
-      </w:r>
-      <w:r>
-        <w:rPr>
-          <w:rFonts w:ascii="Consolas" w:cs="Consolas" w:eastAsia="Consolas" w:hAnsi="Consolas"/>
-          <w:color w:val="A33B00"/>
-          <w:sz w:val="19"/>
-          <w:szCs w:val="19"/>
-        </w:rPr>
-        <w:t xml:space="preserve">user</w:t>
-      </w:r>
-      <w:r>
-        <w:rPr>
-          <w:rFonts w:ascii="Calibri" w:cs="Calibri" w:eastAsia="Calibri" w:hAnsi="Calibri"/>
-          <w:sz w:val="21"/>
-          <w:szCs w:val="21"/>
-        </w:rPr>
-        <w:t xml:space="preserve"> at the top level, and both quiz submissions return their result flat — one quiz screen submits to either endpoint, and an envelope on one but not the other would make it read the result two different ways.</w:t>
+        <w:t xml:space="preserve"> key would wrap a thing that is not one.</w:t>
       </w:r>
     </w:p>
     <w:p>

--- a/docs/Himam-API-Reference.docx
+++ b/docs/Himam-API-Reference.docx
@@ -2416,7 +2416,7 @@
           <w:sz w:val="17"/>
           <w:szCs w:val="17"/>
         </w:rPr>
-        <w:t xml:space="preserve">  "email": "api1792178812@himam.test",</w:t>
+        <w:t xml:space="preserve">  "email": "api1792229900@himam.test",</w:t>
       </w:r>
     </w:p>
     <w:p>
@@ -2581,7 +2581,7 @@
           <w:sz w:val="17"/>
           <w:szCs w:val="17"/>
         </w:rPr>
-        <w:t xml:space="preserve">  "token": "4|NqUUR5Yo8OCmt1lpnldqNNR5YOqiYZMNDxMMJ2tn7b4535e8",</w:t>
+        <w:t xml:space="preserve">  "token": "13|h45SfkpUTzoHfPOtpgrrmGUtwB92z2h8rhlvhJJvf5bda2f5",</w:t>
       </w:r>
     </w:p>
     <w:p>
@@ -2611,7 +2611,7 @@
           <w:sz w:val="17"/>
           <w:szCs w:val="17"/>
         </w:rPr>
-        <w:t xml:space="preserve">    "id": 12,</w:t>
+        <w:t xml:space="preserve">    "id": 14,</w:t>
       </w:r>
     </w:p>
     <w:p>
@@ -2641,7 +2641,7 @@
           <w:sz w:val="17"/>
           <w:szCs w:val="17"/>
         </w:rPr>
-        <w:t xml:space="preserve">    "email": "api1792178812@himam.test",</w:t>
+        <w:t xml:space="preserve">    "email": "api1792229900@himam.test",</w:t>
       </w:r>
     </w:p>
     <w:p>
@@ -2791,7 +2791,7 @@
           <w:sz w:val="17"/>
           <w:szCs w:val="17"/>
         </w:rPr>
-        <w:t xml:space="preserve">    "created_at": "2026-10-16T19:26:54+00:00"</w:t>
+        <w:t xml:space="preserve">    "created_at": "2026-10-17T09:38:21+00:00"</w:t>
       </w:r>
     </w:p>
     <w:p>
@@ -2974,7 +2974,7 @@
           <w:sz w:val="17"/>
           <w:szCs w:val="17"/>
         </w:rPr>
-        <w:t xml:space="preserve">  "email": "api1792178812@himam.test",</w:t>
+        <w:t xml:space="preserve">  "email": "api1792229900@himam.test",</w:t>
       </w:r>
     </w:p>
     <w:p>
@@ -3049,7 +3049,7 @@
           <w:sz w:val="17"/>
           <w:szCs w:val="17"/>
         </w:rPr>
-        <w:t xml:space="preserve">  "token": "5|tKy4SVC9qCzBB7biMyDgangP9Cpk777xTv0ozXm7a86ad834",</w:t>
+        <w:t xml:space="preserve">  "token": "14|zxAeHNCiA8kk8yn7eikxdPEJdugWkI0eDH8FSNIyd3ba384e",</w:t>
       </w:r>
     </w:p>
     <w:p>
@@ -3079,7 +3079,7 @@
           <w:sz w:val="17"/>
           <w:szCs w:val="17"/>
         </w:rPr>
-        <w:t xml:space="preserve">    "id": 12,</w:t>
+        <w:t xml:space="preserve">    "id": 14,</w:t>
       </w:r>
     </w:p>
     <w:p>
@@ -3109,7 +3109,7 @@
           <w:sz w:val="17"/>
           <w:szCs w:val="17"/>
         </w:rPr>
-        <w:t xml:space="preserve">    "email": "api1792178812@himam.test",</w:t>
+        <w:t xml:space="preserve">    "email": "api1792229900@himam.test",</w:t>
       </w:r>
     </w:p>
     <w:p>
@@ -3259,7 +3259,7 @@
           <w:sz w:val="17"/>
           <w:szCs w:val="17"/>
         </w:rPr>
-        <w:t xml:space="preserve">    "created_at": "2026-10-16T19:26:54+00:00"</w:t>
+        <w:t xml:space="preserve">    "created_at": "2026-10-17T09:38:21+00:00"</w:t>
       </w:r>
     </w:p>
     <w:p>
@@ -3426,7 +3426,7 @@
           <w:sz w:val="17"/>
           <w:szCs w:val="17"/>
         </w:rPr>
-        <w:t xml:space="preserve">    "id": 12,</w:t>
+        <w:t xml:space="preserve">    "id": 14,</w:t>
       </w:r>
     </w:p>
     <w:p>
@@ -3456,7 +3456,7 @@
           <w:sz w:val="17"/>
           <w:szCs w:val="17"/>
         </w:rPr>
-        <w:t xml:space="preserve">    "email": "api1792178812@himam.test",</w:t>
+        <w:t xml:space="preserve">    "email": "api1792229900@himam.test",</w:t>
       </w:r>
     </w:p>
     <w:p>
@@ -3636,7 +3636,7 @@
           <w:sz w:val="17"/>
           <w:szCs w:val="17"/>
         </w:rPr>
-        <w:t xml:space="preserve">    "created_at": "2026-10-16T19:26:54+00:00"</w:t>
+        <w:t xml:space="preserve">    "created_at": "2026-10-17T09:38:21+00:00"</w:t>
       </w:r>
     </w:p>
     <w:p>
@@ -3802,7 +3802,7 @@
           <w:sz w:val="17"/>
           <w:szCs w:val="17"/>
         </w:rPr>
-        <w:t xml:space="preserve">  "email": "api1792178812@himam.test"</w:t>
+        <w:t xml:space="preserve">  "email": "api1792229900@himam.test"</w:t>
       </w:r>
     </w:p>
     <w:p>
@@ -6060,7 +6060,7 @@
           <w:sz w:val="17"/>
           <w:szCs w:val="17"/>
         </w:rPr>
-        <w:t xml:space="preserve">      "image": "http://127.0.0.1:8006/assets/banner.svg",</w:t>
+        <w:t xml:space="preserve">      "image": "http://127.0.0.1:8007/assets/banner.svg",</w:t>
       </w:r>
     </w:p>
     <w:p>
@@ -6180,7 +6180,7 @@
           <w:sz w:val="17"/>
           <w:szCs w:val="17"/>
         </w:rPr>
-        <w:t xml:space="preserve">      "image": "http://127.0.0.1:8006/assets/certificate.png",</w:t>
+        <w:t xml:space="preserve">      "image": "http://127.0.0.1:8007/assets/certificate.png",</w:t>
       </w:r>
     </w:p>
     <w:p>
@@ -6300,7 +6300,7 @@
           <w:sz w:val="17"/>
           <w:szCs w:val="17"/>
         </w:rPr>
-        <w:t xml:space="preserve">      "image": "http://127.0.0.1:8006/assets/badge.png",</w:t>
+        <w:t xml:space="preserve">      "image": "http://127.0.0.1:8007/assets/badge.png",</w:t>
       </w:r>
     </w:p>
     <w:p>
@@ -8059,7 +8059,7 @@
           <w:sz w:val="17"/>
           <w:szCs w:val="17"/>
         </w:rPr>
-        <w:t xml:space="preserve">      "cover": "http://127.0.0.1:8006/assets/banner.svg",</w:t>
+        <w:t xml:space="preserve">      "cover": "http://127.0.0.1:8007/assets/banner.svg",</w:t>
       </w:r>
     </w:p>
     <w:p>
@@ -8389,6 +8389,21 @@
           <w:sz w:val="17"/>
           <w:szCs w:val="17"/>
         </w:rPr>
+        <w:t xml:space="preserve">        "percent": 0,</w:t>
+      </w:r>
+    </w:p>
+    <w:p>
+      <w:pPr>
+        <w:shd w:fill="F6F6F4" w:val="clear"/>
+        <w:spacing w:after="0" w:before="0" w:line="240"/>
+        <w:ind w:left="180" w:right="180"/>
+      </w:pPr>
+      <w:r>
+        <w:rPr>
+          <w:rFonts w:ascii="Consolas" w:cs="Consolas" w:eastAsia="Consolas" w:hAnsi="Consolas"/>
+          <w:sz w:val="17"/>
+          <w:szCs w:val="17"/>
+        </w:rPr>
         <w:t xml:space="preserve">        "completed": false</w:t>
       </w:r>
     </w:p>
@@ -8495,21 +8510,6 @@
           <w:szCs w:val="17"/>
         </w:rPr>
         <w:t xml:space="preserve">      "description": "Sets out the rules of ordered thinking and how to apply them to what you read, so a text becomes understanding rather than scattered facts.",</w:t>
-      </w:r>
-    </w:p>
-    <w:p>
-      <w:pPr>
-        <w:shd w:fill="F6F6F4" w:val="clear"/>
-        <w:spacing w:after="0" w:before="0" w:line="240"/>
-        <w:ind w:left="180" w:right="180"/>
-      </w:pPr>
-      <w:r>
-        <w:rPr>
-          <w:rFonts w:ascii="Consolas" w:cs="Consolas" w:eastAsia="Consolas" w:hAnsi="Consolas"/>
-          <w:sz w:val="17"/>
-          <w:szCs w:val="17"/>
-        </w:rPr>
-        <w:t xml:space="preserve">      "cover": "http://127.0.0.1:8006/assets/banner.svg",</w:t>
       </w:r>
     </w:p>
     <w:p>
@@ -8721,7 +8721,7 @@
           <w:sz w:val="17"/>
           <w:szCs w:val="17"/>
         </w:rPr>
-        <w:t xml:space="preserve">    "cover": "http://127.0.0.1:8006/assets/banner.svg",</w:t>
+        <w:t xml:space="preserve">    "cover": "http://127.0.0.1:8007/assets/banner.svg",</w:t>
       </w:r>
     </w:p>
     <w:p>
@@ -9066,7 +9066,7 @@
           <w:sz w:val="17"/>
           <w:szCs w:val="17"/>
         </w:rPr>
-        <w:t xml:space="preserve">        "pdf": "http://127.0.0.1:8006/storage/uploads/sample-section.pdf",</w:t>
+        <w:t xml:space="preserve">        "pdf": "http://127.0.0.1:8007/storage/uploads/sample-section.pdf",</w:t>
       </w:r>
     </w:p>
     <w:p>
@@ -9186,7 +9186,7 @@
           <w:sz w:val="17"/>
           <w:szCs w:val="17"/>
         </w:rPr>
-        <w:t xml:space="preserve">        "pdf": "http://127.0.0.1:8006/storage/uploads/sample-section.pdf",</w:t>
+        <w:t xml:space="preserve">        "pdf": "http://127.0.0.1:8007/storage/uploads/sample-section.pdf",</w:t>
       </w:r>
     </w:p>
     <w:p>
@@ -9518,7 +9518,7 @@
           <w:sz w:val="17"/>
           <w:szCs w:val="17"/>
         </w:rPr>
-        <w:t xml:space="preserve">    "pdf": "http://127.0.0.1:8006/storage/uploads/sample-section.pdf",</w:t>
+        <w:t xml:space="preserve">    "pdf": "http://127.0.0.1:8007/storage/uploads/sample-section.pdf",</w:t>
       </w:r>
     </w:p>
     <w:p>
@@ -10841,7 +10841,7 @@
           <w:sz w:val="17"/>
           <w:szCs w:val="17"/>
         </w:rPr>
-        <w:t xml:space="preserve">        "cover": "http://127.0.0.1:8006/assets/banner.svg",</w:t>
+        <w:t xml:space="preserve">        "cover": "http://127.0.0.1:8007/assets/banner.svg",</w:t>
       </w:r>
     </w:p>
     <w:p>
@@ -10961,6 +10961,21 @@
           <w:sz w:val="17"/>
           <w:szCs w:val="17"/>
         </w:rPr>
+        <w:t xml:space="preserve">        "percent": 0,</w:t>
+      </w:r>
+    </w:p>
+    <w:p>
+      <w:pPr>
+        <w:shd w:fill="F6F6F4" w:val="clear"/>
+        <w:spacing w:after="0" w:before="0" w:line="240"/>
+        <w:ind w:left="180" w:right="180"/>
+      </w:pPr>
+      <w:r>
+        <w:rPr>
+          <w:rFonts w:ascii="Consolas" w:cs="Consolas" w:eastAsia="Consolas" w:hAnsi="Consolas"/>
+          <w:sz w:val="17"/>
+          <w:szCs w:val="17"/>
+        </w:rPr>
         <w:t xml:space="preserve">        "sections_total": 3</w:t>
       </w:r>
     </w:p>
@@ -11051,7 +11066,7 @@
           <w:sz w:val="17"/>
           <w:szCs w:val="17"/>
         </w:rPr>
-        <w:t xml:space="preserve">        "cover": "http://127.0.0.1:8006/assets/banner.svg",</w:t>
+        <w:t xml:space="preserve">        "cover": "http://127.0.0.1:8007/assets/banner.svg",</w:t>
       </w:r>
     </w:p>
     <w:p>
@@ -11171,6 +11186,21 @@
           <w:sz w:val="17"/>
           <w:szCs w:val="17"/>
         </w:rPr>
+        <w:t xml:space="preserve">        "percent": 0,</w:t>
+      </w:r>
+    </w:p>
+    <w:p>
+      <w:pPr>
+        <w:shd w:fill="F6F6F4" w:val="clear"/>
+        <w:spacing w:after="0" w:before="0" w:line="240"/>
+        <w:ind w:left="180" w:right="180"/>
+      </w:pPr>
+      <w:r>
+        <w:rPr>
+          <w:rFonts w:ascii="Consolas" w:cs="Consolas" w:eastAsia="Consolas" w:hAnsi="Consolas"/>
+          <w:sz w:val="17"/>
+          <w:szCs w:val="17"/>
+        </w:rPr>
         <w:t xml:space="preserve">        "sections_total": 3</w:t>
       </w:r>
     </w:p>
@@ -11202,21 +11232,6 @@
           <w:szCs w:val="17"/>
         </w:rPr>
         <w:t xml:space="preserve">      {</w:t>
-      </w:r>
-    </w:p>
-    <w:p>
-      <w:pPr>
-        <w:shd w:fill="F6F6F4" w:val="clear"/>
-        <w:spacing w:after="0" w:before="0" w:line="240"/>
-        <w:ind w:left="180" w:right="180"/>
-      </w:pPr>
-      <w:r>
-        <w:rPr>
-          <w:rFonts w:ascii="Consolas" w:cs="Consolas" w:eastAsia="Consolas" w:hAnsi="Consolas"/>
-          <w:sz w:val="17"/>
-          <w:szCs w:val="17"/>
-        </w:rPr>
-        <w:t xml:space="preserve">        "id": 3,</w:t>
       </w:r>
     </w:p>
     <w:p>
@@ -12681,7 +12696,7 @@
           <w:sz w:val="17"/>
           <w:szCs w:val="17"/>
         </w:rPr>
-        <w:t xml:space="preserve">    "cover": "http://127.0.0.1:8006/assets/banner.svg",</w:t>
+        <w:t xml:space="preserve">    "cover": "http://127.0.0.1:8007/assets/banner.svg",</w:t>
       </w:r>
     </w:p>
     <w:p>
@@ -13026,7 +13041,7 @@
           <w:sz w:val="17"/>
           <w:szCs w:val="17"/>
         </w:rPr>
-        <w:t xml:space="preserve">        "pdf": "http://127.0.0.1:8006/storage/uploads/sample-section.pdf",</w:t>
+        <w:t xml:space="preserve">        "pdf": "http://127.0.0.1:8007/storage/uploads/sample-section.pdf",</w:t>
       </w:r>
     </w:p>
     <w:p>
@@ -14689,7 +14704,7 @@
           <w:sz w:val="17"/>
           <w:szCs w:val="17"/>
         </w:rPr>
-        <w:t xml:space="preserve">      "image": "http://127.0.0.1:8006/assets/badge.png",</w:t>
+        <w:t xml:space="preserve">      "image": "http://127.0.0.1:8007/assets/badge.png",</w:t>
       </w:r>
     </w:p>
     <w:p>
@@ -15605,7 +15620,7 @@
           <w:sz w:val="17"/>
           <w:szCs w:val="17"/>
         </w:rPr>
-        <w:t xml:space="preserve">      "image": "http://127.0.0.1:8006/assets/badge.png",</w:t>
+        <w:t xml:space="preserve">      "image": "http://127.0.0.1:8007/assets/badge.png",</w:t>
       </w:r>
     </w:p>
     <w:p>
@@ -15725,22 +15740,22 @@
           <w:sz w:val="17"/>
           <w:szCs w:val="17"/>
         </w:rPr>
-        <w:t xml:space="preserve">      "id": 29,</w:t>
-      </w:r>
-    </w:p>
-    <w:p>
-      <w:pPr>
-        <w:shd w:fill="F6F6F4" w:val="clear"/>
-        <w:spacing w:after="0" w:before="0" w:line="240"/>
-        <w:ind w:left="180" w:right="180"/>
-      </w:pPr>
-      <w:r>
-        <w:rPr>
-          <w:rFonts w:ascii="Consolas" w:cs="Consolas" w:eastAsia="Consolas" w:hAnsi="Consolas"/>
-          <w:sz w:val="17"/>
-          <w:szCs w:val="17"/>
-        </w:rPr>
-        <w:t xml:space="preserve">      "serial": "CERT-2026-BNYKG4",</w:t>
+        <w:t xml:space="preserve">      "id": 31,</w:t>
+      </w:r>
+    </w:p>
+    <w:p>
+      <w:pPr>
+        <w:shd w:fill="F6F6F4" w:val="clear"/>
+        <w:spacing w:after="0" w:before="0" w:line="240"/>
+        <w:ind w:left="180" w:right="180"/>
+      </w:pPr>
+      <w:r>
+        <w:rPr>
+          <w:rFonts w:ascii="Consolas" w:cs="Consolas" w:eastAsia="Consolas" w:hAnsi="Consolas"/>
+          <w:sz w:val="17"/>
+          <w:szCs w:val="17"/>
+        </w:rPr>
+        <w:t xml:space="preserve">      "serial": "CERT-2026-AUZ21L",</w:t>
       </w:r>
     </w:p>
     <w:p>
@@ -15770,22 +15785,22 @@
           <w:sz w:val="17"/>
           <w:szCs w:val="17"/>
         </w:rPr>
-        <w:t xml:space="preserve">      "issued_at": "2026-10-16",</w:t>
-      </w:r>
-    </w:p>
-    <w:p>
-      <w:pPr>
-        <w:shd w:fill="F6F6F4" w:val="clear"/>
-        <w:spacing w:after="0" w:before="0" w:line="240"/>
-        <w:ind w:left="180" w:right="180"/>
-      </w:pPr>
-      <w:r>
-        <w:rPr>
-          <w:rFonts w:ascii="Consolas" w:cs="Consolas" w:eastAsia="Consolas" w:hAnsi="Consolas"/>
-          <w:sz w:val="17"/>
-          <w:szCs w:val="17"/>
-        </w:rPr>
-        <w:t xml:space="preserve">      "verification_url": "http://127.0.0.1:8006/api/certificates/verify/691ff303-ecce-4162-ac7c-9bfbf3ae1388"</w:t>
+        <w:t xml:space="preserve">      "issued_at": "2026-10-17",</w:t>
+      </w:r>
+    </w:p>
+    <w:p>
+      <w:pPr>
+        <w:shd w:fill="F6F6F4" w:val="clear"/>
+        <w:spacing w:after="0" w:before="0" w:line="240"/>
+        <w:ind w:left="180" w:right="180"/>
+      </w:pPr>
+      <w:r>
+        <w:rPr>
+          <w:rFonts w:ascii="Consolas" w:cs="Consolas" w:eastAsia="Consolas" w:hAnsi="Consolas"/>
+          <w:sz w:val="17"/>
+          <w:szCs w:val="17"/>
+        </w:rPr>
+        <w:t xml:space="preserve">      "verification_url": "http://127.0.0.1:8007/api/certificates/verify/48339f03-952f-4793-992c-ff0da61cbc4a"</w:t>
       </w:r>
     </w:p>
     <w:p>
@@ -17106,7 +17121,7 @@
           <w:sz w:val="17"/>
           <w:szCs w:val="17"/>
         </w:rPr>
-        <w:t xml:space="preserve">      "image": "http://127.0.0.1:8006/assets/badge.png",</w:t>
+        <w:t xml:space="preserve">      "image": "http://127.0.0.1:8007/assets/badge.png",</w:t>
       </w:r>
     </w:p>
     <w:p>
@@ -17181,7 +17196,7 @@
           <w:sz w:val="17"/>
           <w:szCs w:val="17"/>
         </w:rPr>
-        <w:t xml:space="preserve">      "awarded_at": "2026-10-16 19:27:17"</w:t>
+        <w:t xml:space="preserve">      "awarded_at": "2026-10-17 09:38:41"</w:t>
       </w:r>
     </w:p>
     <w:p>
@@ -17271,7 +17286,7 @@
           <w:sz w:val="17"/>
           <w:szCs w:val="17"/>
         </w:rPr>
-        <w:t xml:space="preserve">      "image": "http://127.0.0.1:8006/assets/badge.png",</w:t>
+        <w:t xml:space="preserve">      "image": "http://127.0.0.1:8007/assets/badge.png",</w:t>
       </w:r>
     </w:p>
     <w:p>
@@ -17346,7 +17361,7 @@
           <w:sz w:val="17"/>
           <w:szCs w:val="17"/>
         </w:rPr>
-        <w:t xml:space="preserve">      "awarded_at": "2026-10-16 19:27:18"</w:t>
+        <w:t xml:space="preserve">      "awarded_at": "2026-10-17 09:38:42"</w:t>
       </w:r>
     </w:p>
     <w:p>
@@ -17421,22 +17436,22 @@
           <w:sz w:val="17"/>
           <w:szCs w:val="17"/>
         </w:rPr>
-        <w:t xml:space="preserve">      "id": 29,</w:t>
-      </w:r>
-    </w:p>
-    <w:p>
-      <w:pPr>
-        <w:shd w:fill="F6F6F4" w:val="clear"/>
-        <w:spacing w:after="0" w:before="0" w:line="240"/>
-        <w:ind w:left="180" w:right="180"/>
-      </w:pPr>
-      <w:r>
-        <w:rPr>
-          <w:rFonts w:ascii="Consolas" w:cs="Consolas" w:eastAsia="Consolas" w:hAnsi="Consolas"/>
-          <w:sz w:val="17"/>
-          <w:szCs w:val="17"/>
-        </w:rPr>
-        <w:t xml:space="preserve">      "serial": "CERT-2026-BNYKG4",</w:t>
+        <w:t xml:space="preserve">      "id": 31,</w:t>
+      </w:r>
+    </w:p>
+    <w:p>
+      <w:pPr>
+        <w:shd w:fill="F6F6F4" w:val="clear"/>
+        <w:spacing w:after="0" w:before="0" w:line="240"/>
+        <w:ind w:left="180" w:right="180"/>
+      </w:pPr>
+      <w:r>
+        <w:rPr>
+          <w:rFonts w:ascii="Consolas" w:cs="Consolas" w:eastAsia="Consolas" w:hAnsi="Consolas"/>
+          <w:sz w:val="17"/>
+          <w:szCs w:val="17"/>
+        </w:rPr>
+        <w:t xml:space="preserve">      "serial": "CERT-2026-AUZ21L",</w:t>
       </w:r>
     </w:p>
     <w:p>
@@ -17466,7 +17481,7 @@
           <w:sz w:val="17"/>
           <w:szCs w:val="17"/>
         </w:rPr>
-        <w:t xml:space="preserve">      "issued_at": "2026-10-16",</w:t>
+        <w:t xml:space="preserve">      "issued_at": "2026-10-17",</w:t>
       </w:r>
     </w:p>
     <w:p>
@@ -18172,7 +18187,7 @@
           <w:sz w:val="17"/>
           <w:szCs w:val="17"/>
         </w:rPr>
-        <w:t xml:space="preserve">              "read_at": "2026-10-16"</w:t>
+        <w:t xml:space="preserve">              "read_at": "2026-10-17"</w:t>
       </w:r>
     </w:p>
     <w:p>
@@ -18277,7 +18292,7 @@
           <w:sz w:val="17"/>
           <w:szCs w:val="17"/>
         </w:rPr>
-        <w:t xml:space="preserve">              "read_at": "2026-10-16"</w:t>
+        <w:t xml:space="preserve">              "read_at": "2026-10-17"</w:t>
       </w:r>
     </w:p>
     <w:p>
@@ -18519,7 +18534,7 @@
           <w:sz w:val="17"/>
           <w:szCs w:val="17"/>
         </w:rPr>
-        <w:t xml:space="preserve">      "image": "http://127.0.0.1:8006/assets/badge.png",</w:t>
+        <w:t xml:space="preserve">      "image": "http://127.0.0.1:8007/assets/badge.png",</w:t>
       </w:r>
     </w:p>
     <w:p>
@@ -18669,7 +18684,7 @@
           <w:sz w:val="17"/>
           <w:szCs w:val="17"/>
         </w:rPr>
-        <w:t xml:space="preserve">      "image": "http://127.0.0.1:8006/assets/badge.png",</w:t>
+        <w:t xml:space="preserve">      "image": "http://127.0.0.1:8007/assets/badge.png",</w:t>
       </w:r>
     </w:p>
     <w:p>
@@ -18819,7 +18834,7 @@
           <w:sz w:val="17"/>
           <w:szCs w:val="17"/>
         </w:rPr>
-        <w:t xml:space="preserve">      "image": "http://127.0.0.1:8006/assets/badge.png",</w:t>
+        <w:t xml:space="preserve">      "image": "http://127.0.0.1:8007/assets/badge.png",</w:t>
       </w:r>
     </w:p>
     <w:p>
@@ -18969,7 +18984,7 @@
           <w:sz w:val="17"/>
           <w:szCs w:val="17"/>
         </w:rPr>
-        <w:t xml:space="preserve">      "image": "http://127.0.0.1:8006/assets/badge.png",</w:t>
+        <w:t xml:space="preserve">      "image": "http://127.0.0.1:8007/assets/badge.png",</w:t>
       </w:r>
     </w:p>
     <w:p>
@@ -19300,7 +19315,7 @@
           <w:sz w:val="17"/>
           <w:szCs w:val="17"/>
         </w:rPr>
-        <w:t xml:space="preserve">      "avatar": "http://127.0.0.1:8006/assets/avatar-1.svg",</w:t>
+        <w:t xml:space="preserve">      "avatar": "http://127.0.0.1:8007/assets/avatar-1.svg",</w:t>
       </w:r>
     </w:p>
     <w:p>
@@ -19435,7 +19450,7 @@
           <w:sz w:val="17"/>
           <w:szCs w:val="17"/>
         </w:rPr>
-        <w:t xml:space="preserve">      "avatar": "http://127.0.0.1:8006/assets/avatar-2.svg",</w:t>
+        <w:t xml:space="preserve">      "avatar": "http://127.0.0.1:8007/assets/avatar-2.svg",</w:t>
       </w:r>
     </w:p>
     <w:p>
@@ -19570,7 +19585,7 @@
           <w:sz w:val="17"/>
           <w:szCs w:val="17"/>
         </w:rPr>
-        <w:t xml:space="preserve">      "avatar": "http://127.0.0.1:8006/assets/avatar-3.svg",</w:t>
+        <w:t xml:space="preserve">      "avatar": "http://127.0.0.1:8007/assets/avatar-3.svg",</w:t>
       </w:r>
     </w:p>
     <w:p>
@@ -19705,7 +19720,7 @@
           <w:sz w:val="17"/>
           <w:szCs w:val="17"/>
         </w:rPr>
-        <w:t xml:space="preserve">      "avatar": "http://127.0.0.1:8006/assets/avatar-1.svg",</w:t>
+        <w:t xml:space="preserve">      "avatar": "http://127.0.0.1:8007/assets/avatar-1.svg",</w:t>
       </w:r>
     </w:p>
     <w:p>
@@ -19840,7 +19855,7 @@
           <w:sz w:val="17"/>
           <w:szCs w:val="17"/>
         </w:rPr>
-        <w:t xml:space="preserve">      "avatar": "http://127.0.0.1:8006/assets/avatar-2.svg",</w:t>
+        <w:t xml:space="preserve">      "avatar": "http://127.0.0.1:8007/assets/avatar-2.svg",</w:t>
       </w:r>
     </w:p>
     <w:p>
@@ -20127,22 +20142,22 @@
           <w:sz w:val="17"/>
           <w:szCs w:val="17"/>
         </w:rPr>
-        <w:t xml:space="preserve">      "id": 29,</w:t>
-      </w:r>
-    </w:p>
-    <w:p>
-      <w:pPr>
-        <w:shd w:fill="F6F6F4" w:val="clear"/>
-        <w:spacing w:after="0" w:before="0" w:line="240"/>
-        <w:ind w:left="180" w:right="180"/>
-      </w:pPr>
-      <w:r>
-        <w:rPr>
-          <w:rFonts w:ascii="Consolas" w:cs="Consolas" w:eastAsia="Consolas" w:hAnsi="Consolas"/>
-          <w:sz w:val="17"/>
-          <w:szCs w:val="17"/>
-        </w:rPr>
-        <w:t xml:space="preserve">      "serial": "CERT-2026-BNYKG4",</w:t>
+        <w:t xml:space="preserve">      "id": 31,</w:t>
+      </w:r>
+    </w:p>
+    <w:p>
+      <w:pPr>
+        <w:shd w:fill="F6F6F4" w:val="clear"/>
+        <w:spacing w:after="0" w:before="0" w:line="240"/>
+        <w:ind w:left="180" w:right="180"/>
+      </w:pPr>
+      <w:r>
+        <w:rPr>
+          <w:rFonts w:ascii="Consolas" w:cs="Consolas" w:eastAsia="Consolas" w:hAnsi="Consolas"/>
+          <w:sz w:val="17"/>
+          <w:szCs w:val="17"/>
+        </w:rPr>
+        <w:t xml:space="preserve">      "serial": "CERT-2026-AUZ21L",</w:t>
       </w:r>
     </w:p>
     <w:p>
@@ -20172,7 +20187,7 @@
           <w:sz w:val="17"/>
           <w:szCs w:val="17"/>
         </w:rPr>
-        <w:t xml:space="preserve">      "issued_at": "2026-10-16",</w:t>
+        <w:t xml:space="preserve">      "issued_at": "2026-10-17",</w:t>
       </w:r>
     </w:p>
     <w:p>
@@ -20277,7 +20292,7 @@
           <w:sz w:val="17"/>
           <w:szCs w:val="17"/>
         </w:rPr>
-        <w:t xml:space="preserve">        "cover": "http://127.0.0.1:8006/assets/banner.svg",</w:t>
+        <w:t xml:space="preserve">        "cover": "http://127.0.0.1:8007/assets/banner.svg",</w:t>
       </w:r>
     </w:p>
     <w:p>
@@ -20457,7 +20472,7 @@
           <w:sz w:val="17"/>
           <w:szCs w:val="17"/>
         </w:rPr>
-        <w:t xml:space="preserve">      "verification_url": "http://127.0.0.1:8006/api/certificates/verify/691ff303-ecce-4162-ac7c-9bfbf3ae1388"</w:t>
+        <w:t xml:space="preserve">      "verification_url": "http://127.0.0.1:8007/api/certificates/verify/48339f03-952f-4793-992c-ff0da61cbc4a"</w:t>
       </w:r>
     </w:p>
     <w:p>
@@ -20774,37 +20789,37 @@
           <w:sz w:val="17"/>
           <w:szCs w:val="17"/>
         </w:rPr>
-        <w:t xml:space="preserve">      "serial": "CERT-2026-BNYKG4",</w:t>
-      </w:r>
-    </w:p>
-    <w:p>
-      <w:pPr>
-        <w:shd w:fill="F6F6F4" w:val="clear"/>
-        <w:spacing w:after="0" w:before="0" w:line="240"/>
-        <w:ind w:left="180" w:right="180"/>
-      </w:pPr>
-      <w:r>
-        <w:rPr>
-          <w:rFonts w:ascii="Consolas" w:cs="Consolas" w:eastAsia="Consolas" w:hAnsi="Consolas"/>
-          <w:sz w:val="17"/>
-          <w:szCs w:val="17"/>
-        </w:rPr>
-        <w:t xml:space="preserve">      "issued_at": "2026-10-16",</w:t>
-      </w:r>
-    </w:p>
-    <w:p>
-      <w:pPr>
-        <w:shd w:fill="F6F6F4" w:val="clear"/>
-        <w:spacing w:after="0" w:before="0" w:line="240"/>
-        <w:ind w:left="180" w:right="180"/>
-      </w:pPr>
-      <w:r>
-        <w:rPr>
-          <w:rFonts w:ascii="Consolas" w:cs="Consolas" w:eastAsia="Consolas" w:hAnsi="Consolas"/>
-          <w:sz w:val="17"/>
-          <w:szCs w:val="17"/>
-        </w:rPr>
-        <w:t xml:space="preserve">      "verification_url": "http://127.0.0.1:8006/api/certificates/verify/691ff303-ecce-4162-ac7c-9bfbf3ae1388",</w:t>
+        <w:t xml:space="preserve">      "serial": "CERT-2026-AUZ21L",</w:t>
+      </w:r>
+    </w:p>
+    <w:p>
+      <w:pPr>
+        <w:shd w:fill="F6F6F4" w:val="clear"/>
+        <w:spacing w:after="0" w:before="0" w:line="240"/>
+        <w:ind w:left="180" w:right="180"/>
+      </w:pPr>
+      <w:r>
+        <w:rPr>
+          <w:rFonts w:ascii="Consolas" w:cs="Consolas" w:eastAsia="Consolas" w:hAnsi="Consolas"/>
+          <w:sz w:val="17"/>
+          <w:szCs w:val="17"/>
+        </w:rPr>
+        <w:t xml:space="preserve">      "issued_at": "2026-10-17",</w:t>
+      </w:r>
+    </w:p>
+    <w:p>
+      <w:pPr>
+        <w:shd w:fill="F6F6F4" w:val="clear"/>
+        <w:spacing w:after="0" w:before="0" w:line="240"/>
+        <w:ind w:left="180" w:right="180"/>
+      </w:pPr>
+      <w:r>
+        <w:rPr>
+          <w:rFonts w:ascii="Consolas" w:cs="Consolas" w:eastAsia="Consolas" w:hAnsi="Consolas"/>
+          <w:sz w:val="17"/>
+          <w:szCs w:val="17"/>
+        </w:rPr>
+        <w:t xml:space="preserve">      "verification_url": "http://127.0.0.1:8007/api/certificates/verify/48339f03-952f-4793-992c-ff0da61cbc4a",</w:t>
       </w:r>
     </w:p>
     <w:p>
@@ -21330,7 +21345,7 @@
           <w:sz w:val="17"/>
           <w:szCs w:val="17"/>
         </w:rPr>
-        <w:t xml:space="preserve">GET /api/certificates/verify/691ff303-ecce-4162-ac7c-9bfbf3ae1388</w:t>
+        <w:t xml:space="preserve">GET /api/certificates/verify/48339f03-952f-4793-992c-ff0da61cbc4a</w:t>
       </w:r>
     </w:p>
     <w:p>
@@ -21420,7 +21435,7 @@
           <w:sz w:val="17"/>
           <w:szCs w:val="17"/>
         </w:rPr>
-        <w:t xml:space="preserve">  "serial": "CERT-2026-BNYKG4",</w:t>
+        <w:t xml:space="preserve">  "serial": "CERT-2026-AUZ21L",</w:t>
       </w:r>
     </w:p>
     <w:p>
@@ -21480,7 +21495,7 @@
           <w:sz w:val="17"/>
           <w:szCs w:val="17"/>
         </w:rPr>
-        <w:t xml:space="preserve">  "issued_at": "2026-10-16"</w:t>
+        <w:t xml:space="preserve">  "issued_at": "2026-10-17"</w:t>
       </w:r>
     </w:p>
     <w:p>
@@ -21839,7 +21854,7 @@
           <w:sz w:val="17"/>
           <w:szCs w:val="17"/>
         </w:rPr>
-        <w:t xml:space="preserve">      "id": 71,</w:t>
+        <w:t xml:space="preserve">      "id": 77,</w:t>
       </w:r>
     </w:p>
     <w:p>
@@ -21899,7 +21914,7 @@
           <w:sz w:val="17"/>
           <w:szCs w:val="17"/>
         </w:rPr>
-        <w:t xml:space="preserve">      "image": "http://127.0.0.1:8006/assets/badge.png",</w:t>
+        <w:t xml:space="preserve">      "image": "http://127.0.0.1:8007/assets/badge.png",</w:t>
       </w:r>
     </w:p>
     <w:p>
@@ -21929,7 +21944,7 @@
           <w:sz w:val="17"/>
           <w:szCs w:val="17"/>
         </w:rPr>
-        <w:t xml:space="preserve">      "published_at": "2026-10-16T19:27:18+00:00",</w:t>
+        <w:t xml:space="preserve">      "published_at": "2026-10-17T09:38:42+00:00",</w:t>
       </w:r>
     </w:p>
     <w:p>
@@ -21989,7 +22004,7 @@
           <w:sz w:val="17"/>
           <w:szCs w:val="17"/>
         </w:rPr>
-        <w:t xml:space="preserve">      "id": 72,</w:t>
+        <w:t xml:space="preserve">      "id": 78,</w:t>
       </w:r>
     </w:p>
     <w:p>
@@ -22034,7 +22049,7 @@
           <w:sz w:val="17"/>
           <w:szCs w:val="17"/>
         </w:rPr>
-        <w:t xml:space="preserve">      "body": "Congratulations — your certificate for “Introduction to Structured Reading” has been issued with serial CERT-2026-BNYKG4. You will find it on the certificates page.",</w:t>
+        <w:t xml:space="preserve">      "body": "Congratulations — your certificate for “Introduction to Structured Reading” has been issued with serial CERT-2026-AUZ21L. You will find it on the certificates page.",</w:t>
       </w:r>
     </w:p>
     <w:p>
@@ -22079,7 +22094,7 @@
           <w:sz w:val="17"/>
           <w:szCs w:val="17"/>
         </w:rPr>
-        <w:t xml:space="preserve">      "published_at": "2026-10-16T19:27:18+00:00",</w:t>
+        <w:t xml:space="preserve">      "published_at": "2026-10-17T09:38:42+00:00",</w:t>
       </w:r>
     </w:p>
     <w:p>
@@ -22139,7 +22154,7 @@
           <w:sz w:val="17"/>
           <w:szCs w:val="17"/>
         </w:rPr>
-        <w:t xml:space="preserve">      "id": 70,</w:t>
+        <w:t xml:space="preserve">      "id": 76,</w:t>
       </w:r>
     </w:p>
     <w:p>
@@ -22186,7 +22201,7 @@
           <w:sz w:val="17"/>
           <w:szCs w:val="17"/>
         </w:rPr>
-        <w:t xml:space="preserve">GET /api/announcements/71</w:t>
+        <w:t xml:space="preserve">GET /api/announcements/77</w:t>
       </w:r>
     </w:p>
     <w:p>
@@ -22291,7 +22306,7 @@
           <w:sz w:val="17"/>
           <w:szCs w:val="17"/>
         </w:rPr>
-        <w:t xml:space="preserve">    "id": 71,</w:t>
+        <w:t xml:space="preserve">    "id": 77,</w:t>
       </w:r>
     </w:p>
     <w:p>
@@ -22351,7 +22366,7 @@
           <w:sz w:val="17"/>
           <w:szCs w:val="17"/>
         </w:rPr>
-        <w:t xml:space="preserve">    "image": "http://127.0.0.1:8006/assets/badge.png",</w:t>
+        <w:t xml:space="preserve">    "image": "http://127.0.0.1:8007/assets/badge.png",</w:t>
       </w:r>
     </w:p>
     <w:p>
@@ -22381,7 +22396,7 @@
           <w:sz w:val="17"/>
           <w:szCs w:val="17"/>
         </w:rPr>
-        <w:t xml:space="preserve">    "published_at": "2026-10-16T19:27:18+00:00",</w:t>
+        <w:t xml:space="preserve">    "published_at": "2026-10-17T09:38:42+00:00",</w:t>
       </w:r>
     </w:p>
     <w:p>
@@ -22458,7 +22473,7 @@
           <w:sz w:val="17"/>
           <w:szCs w:val="17"/>
         </w:rPr>
-        <w:t xml:space="preserve">POST /api/announcements/71/read</w:t>
+        <w:t xml:space="preserve">POST /api/announcements/77/read</w:t>
       </w:r>
     </w:p>
     <w:p>
@@ -22563,7 +22578,7 @@
           <w:sz w:val="17"/>
           <w:szCs w:val="17"/>
         </w:rPr>
-        <w:t xml:space="preserve">    "id": 71,</w:t>
+        <w:t xml:space="preserve">    "id": 77,</w:t>
       </w:r>
     </w:p>
     <w:p>
@@ -24294,7 +24309,7 @@
           <w:sz w:val="17"/>
           <w:szCs w:val="17"/>
         </w:rPr>
-        <w:t xml:space="preserve">    "id": 12,</w:t>
+        <w:t xml:space="preserve">    "id": 14,</w:t>
       </w:r>
     </w:p>
     <w:p>
@@ -24324,7 +24339,7 @@
           <w:sz w:val="17"/>
           <w:szCs w:val="17"/>
         </w:rPr>
-        <w:t xml:space="preserve">    "email": "api1792178812@himam.test",</w:t>
+        <w:t xml:space="preserve">    "email": "api1792229900@himam.test",</w:t>
       </w:r>
     </w:p>
     <w:p>
@@ -24474,7 +24489,7 @@
           <w:sz w:val="17"/>
           <w:szCs w:val="17"/>
         </w:rPr>
-        <w:t xml:space="preserve">    "created_at": "2026-10-16T19:26:54+00:00"</w:t>
+        <w:t xml:space="preserve">    "created_at": "2026-10-17T09:38:21+00:00"</w:t>
       </w:r>
     </w:p>
     <w:p>
@@ -25152,7 +25167,7 @@
           <w:sz w:val="17"/>
           <w:szCs w:val="17"/>
         </w:rPr>
-        <w:t xml:space="preserve">  "email": "api1792178812@himam.test",</w:t>
+        <w:t xml:space="preserve">  "email": "api1792229900@himam.test",</w:t>
       </w:r>
     </w:p>
     <w:p>

--- a/docs/Himam-API-Reference.docx
+++ b/docs/Himam-API-Reference.docx
@@ -2416,7 +2416,7 @@
           <w:sz w:val="17"/>
           <w:szCs w:val="17"/>
         </w:rPr>
-        <w:t xml:space="preserve">  "email": "api1792229900@himam.test",</w:t>
+        <w:t xml:space="preserve">  "email": "api1792231566@himam.test",</w:t>
       </w:r>
     </w:p>
     <w:p>
@@ -2581,7 +2581,7 @@
           <w:sz w:val="17"/>
           <w:szCs w:val="17"/>
         </w:rPr>
-        <w:t xml:space="preserve">  "token": "13|h45SfkpUTzoHfPOtpgrrmGUtwB92z2h8rhlvhJJvf5bda2f5",</w:t>
+        <w:t xml:space="preserve">  "token": "21|5BDbhOzPg9LW9q6WKMynhTfDXYDOQvg1lF2SMsxRe7d9d9d0",</w:t>
       </w:r>
     </w:p>
     <w:p>
@@ -2611,7 +2611,7 @@
           <w:sz w:val="17"/>
           <w:szCs w:val="17"/>
         </w:rPr>
-        <w:t xml:space="preserve">    "id": 14,</w:t>
+        <w:t xml:space="preserve">    "id": 16,</w:t>
       </w:r>
     </w:p>
     <w:p>
@@ -2641,7 +2641,7 @@
           <w:sz w:val="17"/>
           <w:szCs w:val="17"/>
         </w:rPr>
-        <w:t xml:space="preserve">    "email": "api1792229900@himam.test",</w:t>
+        <w:t xml:space="preserve">    "email": "api1792231566@himam.test",</w:t>
       </w:r>
     </w:p>
     <w:p>
@@ -2791,7 +2791,7 @@
           <w:sz w:val="17"/>
           <w:szCs w:val="17"/>
         </w:rPr>
-        <w:t xml:space="preserve">    "created_at": "2026-10-17T09:38:21+00:00"</w:t>
+        <w:t xml:space="preserve">    "created_at": "2026-10-17T10:06:06+00:00"</w:t>
       </w:r>
     </w:p>
     <w:p>
@@ -2974,7 +2974,7 @@
           <w:sz w:val="17"/>
           <w:szCs w:val="17"/>
         </w:rPr>
-        <w:t xml:space="preserve">  "email": "api1792229900@himam.test",</w:t>
+        <w:t xml:space="preserve">  "email": "api1792231566@himam.test",</w:t>
       </w:r>
     </w:p>
     <w:p>
@@ -3049,7 +3049,7 @@
           <w:sz w:val="17"/>
           <w:szCs w:val="17"/>
         </w:rPr>
-        <w:t xml:space="preserve">  "token": "14|zxAeHNCiA8kk8yn7eikxdPEJdugWkI0eDH8FSNIyd3ba384e",</w:t>
+        <w:t xml:space="preserve">  "token": "22|aGEek6MTVbGweowJ9DFi45td0J5Ql765iHk9FSx1a7522a0d",</w:t>
       </w:r>
     </w:p>
     <w:p>
@@ -3079,7 +3079,7 @@
           <w:sz w:val="17"/>
           <w:szCs w:val="17"/>
         </w:rPr>
-        <w:t xml:space="preserve">    "id": 14,</w:t>
+        <w:t xml:space="preserve">    "id": 16,</w:t>
       </w:r>
     </w:p>
     <w:p>
@@ -3109,7 +3109,7 @@
           <w:sz w:val="17"/>
           <w:szCs w:val="17"/>
         </w:rPr>
-        <w:t xml:space="preserve">    "email": "api1792229900@himam.test",</w:t>
+        <w:t xml:space="preserve">    "email": "api1792231566@himam.test",</w:t>
       </w:r>
     </w:p>
     <w:p>
@@ -3259,7 +3259,7 @@
           <w:sz w:val="17"/>
           <w:szCs w:val="17"/>
         </w:rPr>
-        <w:t xml:space="preserve">    "created_at": "2026-10-17T09:38:21+00:00"</w:t>
+        <w:t xml:space="preserve">    "created_at": "2026-10-17T10:06:06+00:00"</w:t>
       </w:r>
     </w:p>
     <w:p>
@@ -3426,7 +3426,7 @@
           <w:sz w:val="17"/>
           <w:szCs w:val="17"/>
         </w:rPr>
-        <w:t xml:space="preserve">    "id": 14,</w:t>
+        <w:t xml:space="preserve">    "id": 16,</w:t>
       </w:r>
     </w:p>
     <w:p>
@@ -3456,7 +3456,7 @@
           <w:sz w:val="17"/>
           <w:szCs w:val="17"/>
         </w:rPr>
-        <w:t xml:space="preserve">    "email": "api1792229900@himam.test",</w:t>
+        <w:t xml:space="preserve">    "email": "api1792231566@himam.test",</w:t>
       </w:r>
     </w:p>
     <w:p>
@@ -3636,7 +3636,7 @@
           <w:sz w:val="17"/>
           <w:szCs w:val="17"/>
         </w:rPr>
-        <w:t xml:space="preserve">    "created_at": "2026-10-17T09:38:21+00:00"</w:t>
+        <w:t xml:space="preserve">    "created_at": "2026-10-17T10:06:06+00:00"</w:t>
       </w:r>
     </w:p>
     <w:p>
@@ -3802,7 +3802,7 @@
           <w:sz w:val="17"/>
           <w:szCs w:val="17"/>
         </w:rPr>
-        <w:t xml:space="preserve">  "email": "api1792229900@himam.test"</w:t>
+        <w:t xml:space="preserve">  "email": "api1792231566@himam.test"</w:t>
       </w:r>
     </w:p>
     <w:p>
@@ -6060,7 +6060,7 @@
           <w:sz w:val="17"/>
           <w:szCs w:val="17"/>
         </w:rPr>
-        <w:t xml:space="preserve">      "image": "http://127.0.0.1:8007/assets/banner.svg",</w:t>
+        <w:t xml:space="preserve">      "image": "http://127.0.0.1:8009/assets/banner.svg",</w:t>
       </w:r>
     </w:p>
     <w:p>
@@ -6180,7 +6180,7 @@
           <w:sz w:val="17"/>
           <w:szCs w:val="17"/>
         </w:rPr>
-        <w:t xml:space="preserve">      "image": "http://127.0.0.1:8007/assets/certificate.png",</w:t>
+        <w:t xml:space="preserve">      "image": "http://127.0.0.1:8009/assets/certificate.png",</w:t>
       </w:r>
     </w:p>
     <w:p>
@@ -6300,7 +6300,7 @@
           <w:sz w:val="17"/>
           <w:szCs w:val="17"/>
         </w:rPr>
-        <w:t xml:space="preserve">      "image": "http://127.0.0.1:8007/assets/badge.png",</w:t>
+        <w:t xml:space="preserve">      "image": "http://127.0.0.1:8009/assets/badge.png",</w:t>
       </w:r>
     </w:p>
     <w:p>
@@ -6679,7 +6679,7 @@
           <w:sz w:val="17"/>
           <w:szCs w:val="17"/>
         </w:rPr>
-        <w:t xml:space="preserve">    "updated_at": "2026-10-16T19:24:11+00:00"</w:t>
+        <w:t xml:space="preserve">    "updated_at": "2026-10-17T09:36:59+00:00"</w:t>
       </w:r>
     </w:p>
     <w:p>
@@ -8059,7 +8059,7 @@
           <w:sz w:val="17"/>
           <w:szCs w:val="17"/>
         </w:rPr>
-        <w:t xml:space="preserve">      "cover": "http://127.0.0.1:8007/assets/banner.svg",</w:t>
+        <w:t xml:space="preserve">      "cover": "http://127.0.0.1:8009/assets/banner.svg",</w:t>
       </w:r>
     </w:p>
     <w:p>
@@ -8721,7 +8721,7 @@
           <w:sz w:val="17"/>
           <w:szCs w:val="17"/>
         </w:rPr>
-        <w:t xml:space="preserve">    "cover": "http://127.0.0.1:8007/assets/banner.svg",</w:t>
+        <w:t xml:space="preserve">    "cover": "http://127.0.0.1:8009/assets/banner.svg",</w:t>
       </w:r>
     </w:p>
     <w:p>
@@ -9066,7 +9066,7 @@
           <w:sz w:val="17"/>
           <w:szCs w:val="17"/>
         </w:rPr>
-        <w:t xml:space="preserve">        "pdf": "http://127.0.0.1:8007/storage/uploads/sample-section.pdf",</w:t>
+        <w:t xml:space="preserve">        "pdf": "http://127.0.0.1:8009/storage/uploads/sample-section.pdf",</w:t>
       </w:r>
     </w:p>
     <w:p>
@@ -9186,7 +9186,7 @@
           <w:sz w:val="17"/>
           <w:szCs w:val="17"/>
         </w:rPr>
-        <w:t xml:space="preserve">        "pdf": "http://127.0.0.1:8007/storage/uploads/sample-section.pdf",</w:t>
+        <w:t xml:space="preserve">        "pdf": "http://127.0.0.1:8009/storage/uploads/sample-section.pdf",</w:t>
       </w:r>
     </w:p>
     <w:p>
@@ -9518,7 +9518,7 @@
           <w:sz w:val="17"/>
           <w:szCs w:val="17"/>
         </w:rPr>
-        <w:t xml:space="preserve">    "pdf": "http://127.0.0.1:8007/storage/uploads/sample-section.pdf",</w:t>
+        <w:t xml:space="preserve">    "pdf": "http://127.0.0.1:8009/storage/uploads/sample-section.pdf",</w:t>
       </w:r>
     </w:p>
     <w:p>
@@ -10841,7 +10841,7 @@
           <w:sz w:val="17"/>
           <w:szCs w:val="17"/>
         </w:rPr>
-        <w:t xml:space="preserve">        "cover": "http://127.0.0.1:8007/assets/banner.svg",</w:t>
+        <w:t xml:space="preserve">        "cover": "http://127.0.0.1:8009/assets/banner.svg",</w:t>
       </w:r>
     </w:p>
     <w:p>
@@ -11066,7 +11066,7 @@
           <w:sz w:val="17"/>
           <w:szCs w:val="17"/>
         </w:rPr>
-        <w:t xml:space="preserve">        "cover": "http://127.0.0.1:8007/assets/banner.svg",</w:t>
+        <w:t xml:space="preserve">        "cover": "http://127.0.0.1:8009/assets/banner.svg",</w:t>
       </w:r>
     </w:p>
     <w:p>
@@ -12696,7 +12696,7 @@
           <w:sz w:val="17"/>
           <w:szCs w:val="17"/>
         </w:rPr>
-        <w:t xml:space="preserve">    "cover": "http://127.0.0.1:8007/assets/banner.svg",</w:t>
+        <w:t xml:space="preserve">    "cover": "http://127.0.0.1:8009/assets/banner.svg",</w:t>
       </w:r>
     </w:p>
     <w:p>
@@ -13041,7 +13041,7 @@
           <w:sz w:val="17"/>
           <w:szCs w:val="17"/>
         </w:rPr>
-        <w:t xml:space="preserve">        "pdf": "http://127.0.0.1:8007/storage/uploads/sample-section.pdf",</w:t>
+        <w:t xml:space="preserve">        "pdf": "http://127.0.0.1:8009/storage/uploads/sample-section.pdf",</w:t>
       </w:r>
     </w:p>
     <w:p>
@@ -14704,7 +14704,7 @@
           <w:sz w:val="17"/>
           <w:szCs w:val="17"/>
         </w:rPr>
-        <w:t xml:space="preserve">      "image": "http://127.0.0.1:8007/assets/badge.png",</w:t>
+        <w:t xml:space="preserve">      "image": "http://127.0.0.1:8009/assets/badge.png",</w:t>
       </w:r>
     </w:p>
     <w:p>
@@ -15620,7 +15620,7 @@
           <w:sz w:val="17"/>
           <w:szCs w:val="17"/>
         </w:rPr>
-        <w:t xml:space="preserve">      "image": "http://127.0.0.1:8007/assets/badge.png",</w:t>
+        <w:t xml:space="preserve">      "image": "http://127.0.0.1:8009/assets/badge.png",</w:t>
       </w:r>
     </w:p>
     <w:p>
@@ -15740,22 +15740,22 @@
           <w:sz w:val="17"/>
           <w:szCs w:val="17"/>
         </w:rPr>
-        <w:t xml:space="preserve">      "id": 31,</w:t>
-      </w:r>
-    </w:p>
-    <w:p>
-      <w:pPr>
-        <w:shd w:fill="F6F6F4" w:val="clear"/>
-        <w:spacing w:after="0" w:before="0" w:line="240"/>
-        <w:ind w:left="180" w:right="180"/>
-      </w:pPr>
-      <w:r>
-        <w:rPr>
-          <w:rFonts w:ascii="Consolas" w:cs="Consolas" w:eastAsia="Consolas" w:hAnsi="Consolas"/>
-          <w:sz w:val="17"/>
-          <w:szCs w:val="17"/>
-        </w:rPr>
-        <w:t xml:space="preserve">      "serial": "CERT-2026-AUZ21L",</w:t>
+        <w:t xml:space="preserve">      "id": 34,</w:t>
+      </w:r>
+    </w:p>
+    <w:p>
+      <w:pPr>
+        <w:shd w:fill="F6F6F4" w:val="clear"/>
+        <w:spacing w:after="0" w:before="0" w:line="240"/>
+        <w:ind w:left="180" w:right="180"/>
+      </w:pPr>
+      <w:r>
+        <w:rPr>
+          <w:rFonts w:ascii="Consolas" w:cs="Consolas" w:eastAsia="Consolas" w:hAnsi="Consolas"/>
+          <w:sz w:val="17"/>
+          <w:szCs w:val="17"/>
+        </w:rPr>
+        <w:t xml:space="preserve">      "serial": "CERT-2026-9TNCHK",</w:t>
       </w:r>
     </w:p>
     <w:p>
@@ -15785,6 +15785,36 @@
           <w:sz w:val="17"/>
           <w:szCs w:val="17"/>
         </w:rPr>
+        <w:t xml:space="preserve">      "image": "http://127.0.0.1:8009/api/certificates/verify/55842955-a81f-4ceb-afea-76935bf94fc6/image",</w:t>
+      </w:r>
+    </w:p>
+    <w:p>
+      <w:pPr>
+        <w:shd w:fill="F6F6F4" w:val="clear"/>
+        <w:spacing w:after="0" w:before="0" w:line="240"/>
+        <w:ind w:left="180" w:right="180"/>
+      </w:pPr>
+      <w:r>
+        <w:rPr>
+          <w:rFonts w:ascii="Consolas" w:cs="Consolas" w:eastAsia="Consolas" w:hAnsi="Consolas"/>
+          <w:sz w:val="17"/>
+          <w:szCs w:val="17"/>
+        </w:rPr>
+        <w:t xml:space="preserve">      "image_template": "http://127.0.0.1:8009/storage/uploads/certificate-template.png",</w:t>
+      </w:r>
+    </w:p>
+    <w:p>
+      <w:pPr>
+        <w:shd w:fill="F6F6F4" w:val="clear"/>
+        <w:spacing w:after="0" w:before="0" w:line="240"/>
+        <w:ind w:left="180" w:right="180"/>
+      </w:pPr>
+      <w:r>
+        <w:rPr>
+          <w:rFonts w:ascii="Consolas" w:cs="Consolas" w:eastAsia="Consolas" w:hAnsi="Consolas"/>
+          <w:sz w:val="17"/>
+          <w:szCs w:val="17"/>
+        </w:rPr>
         <w:t xml:space="preserve">      "issued_at": "2026-10-17",</w:t>
       </w:r>
     </w:p>
@@ -15800,7 +15830,7 @@
           <w:sz w:val="17"/>
           <w:szCs w:val="17"/>
         </w:rPr>
-        <w:t xml:space="preserve">      "verification_url": "http://127.0.0.1:8007/api/certificates/verify/48339f03-952f-4793-992c-ff0da61cbc4a"</w:t>
+        <w:t xml:space="preserve">      "verification_url": "http://127.0.0.1:8009/api/certificates/verify/55842955-a81f-4ceb-afea-76935bf94fc6"</w:t>
       </w:r>
     </w:p>
     <w:p>
@@ -15911,66 +15941,6 @@
     <w:p>
       <w:pPr>
         <w:shd w:fill="F6F6F4" w:val="clear"/>
-        <w:spacing w:after="0" w:before="0" w:line="240"/>
-        <w:ind w:left="180" w:right="180"/>
-      </w:pPr>
-      <w:r>
-        <w:rPr>
-          <w:rFonts w:ascii="Consolas" w:cs="Consolas" w:eastAsia="Consolas" w:hAnsi="Consolas"/>
-          <w:sz w:val="17"/>
-          <w:szCs w:val="17"/>
-        </w:rPr>
-        <w:t xml:space="preserve">    "books_total": 6,</w:t>
-      </w:r>
-    </w:p>
-    <w:p>
-      <w:pPr>
-        <w:shd w:fill="F6F6F4" w:val="clear"/>
-        <w:spacing w:after="0" w:before="0" w:line="240"/>
-        <w:ind w:left="180" w:right="180"/>
-      </w:pPr>
-      <w:r>
-        <w:rPr>
-          <w:rFonts w:ascii="Consolas" w:cs="Consolas" w:eastAsia="Consolas" w:hAnsi="Consolas"/>
-          <w:sz w:val="17"/>
-          <w:szCs w:val="17"/>
-        </w:rPr>
-        <w:t xml:space="preserve">    "badges_earned": 2,</w:t>
-      </w:r>
-    </w:p>
-    <w:p>
-      <w:pPr>
-        <w:shd w:fill="F6F6F4" w:val="clear"/>
-        <w:spacing w:after="0" w:before="0" w:line="240"/>
-        <w:ind w:left="180" w:right="180"/>
-      </w:pPr>
-      <w:r>
-        <w:rPr>
-          <w:rFonts w:ascii="Consolas" w:cs="Consolas" w:eastAsia="Consolas" w:hAnsi="Consolas"/>
-          <w:sz w:val="17"/>
-          <w:szCs w:val="17"/>
-        </w:rPr>
-        <w:t xml:space="preserve">    "certificates": 1</w:t>
-      </w:r>
-    </w:p>
-    <w:p>
-      <w:pPr>
-        <w:shd w:fill="F6F6F4" w:val="clear"/>
-        <w:spacing w:after="0" w:before="0" w:line="240"/>
-        <w:ind w:left="180" w:right="180"/>
-      </w:pPr>
-      <w:r>
-        <w:rPr>
-          <w:rFonts w:ascii="Consolas" w:cs="Consolas" w:eastAsia="Consolas" w:hAnsi="Consolas"/>
-          <w:sz w:val="17"/>
-          <w:szCs w:val="17"/>
-        </w:rPr>
-        <w:t xml:space="preserve">  }</w:t>
-      </w:r>
-    </w:p>
-    <w:p>
-      <w:pPr>
-        <w:shd w:fill="F6F6F4" w:val="clear"/>
         <w:spacing w:after="160" w:before="0" w:line="240"/>
         <w:ind w:left="180" w:right="180"/>
       </w:pPr>
@@ -15980,7 +15950,7 @@
           <w:sz w:val="17"/>
           <w:szCs w:val="17"/>
         </w:rPr>
-        <w:t xml:space="preserve">}</w:t>
+        <w:t xml:space="preserve">  …</w:t>
       </w:r>
     </w:p>
     <w:p>
@@ -17121,7 +17091,7 @@
           <w:sz w:val="17"/>
           <w:szCs w:val="17"/>
         </w:rPr>
-        <w:t xml:space="preserve">      "image": "http://127.0.0.1:8007/assets/badge.png",</w:t>
+        <w:t xml:space="preserve">      "image": "http://127.0.0.1:8009/assets/badge.png",</w:t>
       </w:r>
     </w:p>
     <w:p>
@@ -17196,7 +17166,7 @@
           <w:sz w:val="17"/>
           <w:szCs w:val="17"/>
         </w:rPr>
-        <w:t xml:space="preserve">      "awarded_at": "2026-10-17 09:38:41"</w:t>
+        <w:t xml:space="preserve">      "awarded_at": "2026-10-17 10:06:15"</w:t>
       </w:r>
     </w:p>
     <w:p>
@@ -17286,7 +17256,7 @@
           <w:sz w:val="17"/>
           <w:szCs w:val="17"/>
         </w:rPr>
-        <w:t xml:space="preserve">      "image": "http://127.0.0.1:8007/assets/badge.png",</w:t>
+        <w:t xml:space="preserve">      "image": "http://127.0.0.1:8009/assets/badge.png",</w:t>
       </w:r>
     </w:p>
     <w:p>
@@ -17361,7 +17331,7 @@
           <w:sz w:val="17"/>
           <w:szCs w:val="17"/>
         </w:rPr>
-        <w:t xml:space="preserve">      "awarded_at": "2026-10-17 09:38:42"</w:t>
+        <w:t xml:space="preserve">      "awarded_at": "2026-10-17 10:06:15"</w:t>
       </w:r>
     </w:p>
     <w:p>
@@ -17436,22 +17406,22 @@
           <w:sz w:val="17"/>
           <w:szCs w:val="17"/>
         </w:rPr>
-        <w:t xml:space="preserve">      "id": 31,</w:t>
-      </w:r>
-    </w:p>
-    <w:p>
-      <w:pPr>
-        <w:shd w:fill="F6F6F4" w:val="clear"/>
-        <w:spacing w:after="0" w:before="0" w:line="240"/>
-        <w:ind w:left="180" w:right="180"/>
-      </w:pPr>
-      <w:r>
-        <w:rPr>
-          <w:rFonts w:ascii="Consolas" w:cs="Consolas" w:eastAsia="Consolas" w:hAnsi="Consolas"/>
-          <w:sz w:val="17"/>
-          <w:szCs w:val="17"/>
-        </w:rPr>
-        <w:t xml:space="preserve">      "serial": "CERT-2026-AUZ21L",</w:t>
+        <w:t xml:space="preserve">      "id": 34,</w:t>
+      </w:r>
+    </w:p>
+    <w:p>
+      <w:pPr>
+        <w:shd w:fill="F6F6F4" w:val="clear"/>
+        <w:spacing w:after="0" w:before="0" w:line="240"/>
+        <w:ind w:left="180" w:right="180"/>
+      </w:pPr>
+      <w:r>
+        <w:rPr>
+          <w:rFonts w:ascii="Consolas" w:cs="Consolas" w:eastAsia="Consolas" w:hAnsi="Consolas"/>
+          <w:sz w:val="17"/>
+          <w:szCs w:val="17"/>
+        </w:rPr>
+        <w:t xml:space="preserve">      "serial": "CERT-2026-9TNCHK",</w:t>
       </w:r>
     </w:p>
     <w:p>
@@ -17481,22 +17451,7 @@
           <w:sz w:val="17"/>
           <w:szCs w:val="17"/>
         </w:rPr>
-        <w:t xml:space="preserve">      "issued_at": "2026-10-17",</w:t>
-      </w:r>
-    </w:p>
-    <w:p>
-      <w:pPr>
-        <w:shd w:fill="F6F6F4" w:val="clear"/>
-        <w:spacing w:after="0" w:before="0" w:line="240"/>
-        <w:ind w:left="180" w:right="180"/>
-      </w:pPr>
-      <w:r>
-        <w:rPr>
-          <w:rFonts w:ascii="Consolas" w:cs="Consolas" w:eastAsia="Consolas" w:hAnsi="Consolas"/>
-          <w:sz w:val="17"/>
-          <w:szCs w:val="17"/>
-        </w:rPr>
-        <w:t xml:space="preserve">      "level": null,</w:t>
+        <w:t xml:space="preserve">      "image": "http://127.0.0.1:8009/api/certificates/verify/55842955-a81f-4ceb-afea-76935bf94fc6/image",</w:t>
       </w:r>
     </w:p>
     <w:p>
@@ -18534,7 +18489,7 @@
           <w:sz w:val="17"/>
           <w:szCs w:val="17"/>
         </w:rPr>
-        <w:t xml:space="preserve">      "image": "http://127.0.0.1:8007/assets/badge.png",</w:t>
+        <w:t xml:space="preserve">      "image": "http://127.0.0.1:8009/assets/badge.png",</w:t>
       </w:r>
     </w:p>
     <w:p>
@@ -18684,7 +18639,7 @@
           <w:sz w:val="17"/>
           <w:szCs w:val="17"/>
         </w:rPr>
-        <w:t xml:space="preserve">      "image": "http://127.0.0.1:8007/assets/badge.png",</w:t>
+        <w:t xml:space="preserve">      "image": "http://127.0.0.1:8009/assets/badge.png",</w:t>
       </w:r>
     </w:p>
     <w:p>
@@ -18834,7 +18789,7 @@
           <w:sz w:val="17"/>
           <w:szCs w:val="17"/>
         </w:rPr>
-        <w:t xml:space="preserve">      "image": "http://127.0.0.1:8007/assets/badge.png",</w:t>
+        <w:t xml:space="preserve">      "image": "http://127.0.0.1:8009/assets/badge.png",</w:t>
       </w:r>
     </w:p>
     <w:p>
@@ -18984,7 +18939,7 @@
           <w:sz w:val="17"/>
           <w:szCs w:val="17"/>
         </w:rPr>
-        <w:t xml:space="preserve">      "image": "http://127.0.0.1:8007/assets/badge.png",</w:t>
+        <w:t xml:space="preserve">      "image": "http://127.0.0.1:8009/assets/badge.png",</w:t>
       </w:r>
     </w:p>
     <w:p>
@@ -19315,7 +19270,7 @@
           <w:sz w:val="17"/>
           <w:szCs w:val="17"/>
         </w:rPr>
-        <w:t xml:space="preserve">      "avatar": "http://127.0.0.1:8007/assets/avatar-1.svg",</w:t>
+        <w:t xml:space="preserve">      "avatar": "http://127.0.0.1:8009/assets/avatar-1.svg",</w:t>
       </w:r>
     </w:p>
     <w:p>
@@ -19450,7 +19405,7 @@
           <w:sz w:val="17"/>
           <w:szCs w:val="17"/>
         </w:rPr>
-        <w:t xml:space="preserve">      "avatar": "http://127.0.0.1:8007/assets/avatar-2.svg",</w:t>
+        <w:t xml:space="preserve">      "avatar": "http://127.0.0.1:8009/assets/avatar-2.svg",</w:t>
       </w:r>
     </w:p>
     <w:p>
@@ -19585,7 +19540,7 @@
           <w:sz w:val="17"/>
           <w:szCs w:val="17"/>
         </w:rPr>
-        <w:t xml:space="preserve">      "avatar": "http://127.0.0.1:8007/assets/avatar-3.svg",</w:t>
+        <w:t xml:space="preserve">      "avatar": "http://127.0.0.1:8009/assets/avatar-3.svg",</w:t>
       </w:r>
     </w:p>
     <w:p>
@@ -19720,7 +19675,7 @@
           <w:sz w:val="17"/>
           <w:szCs w:val="17"/>
         </w:rPr>
-        <w:t xml:space="preserve">      "avatar": "http://127.0.0.1:8007/assets/avatar-1.svg",</w:t>
+        <w:t xml:space="preserve">      "avatar": "http://127.0.0.1:8009/assets/avatar-1.svg",</w:t>
       </w:r>
     </w:p>
     <w:p>
@@ -19855,7 +19810,7 @@
           <w:sz w:val="17"/>
           <w:szCs w:val="17"/>
         </w:rPr>
-        <w:t xml:space="preserve">      "avatar": "http://127.0.0.1:8007/assets/avatar-2.svg",</w:t>
+        <w:t xml:space="preserve">      "avatar": "http://127.0.0.1:8009/assets/avatar-2.svg",</w:t>
       </w:r>
     </w:p>
     <w:p>
@@ -20142,22 +20097,22 @@
           <w:sz w:val="17"/>
           <w:szCs w:val="17"/>
         </w:rPr>
-        <w:t xml:space="preserve">      "id": 31,</w:t>
-      </w:r>
-    </w:p>
-    <w:p>
-      <w:pPr>
-        <w:shd w:fill="F6F6F4" w:val="clear"/>
-        <w:spacing w:after="0" w:before="0" w:line="240"/>
-        <w:ind w:left="180" w:right="180"/>
-      </w:pPr>
-      <w:r>
-        <w:rPr>
-          <w:rFonts w:ascii="Consolas" w:cs="Consolas" w:eastAsia="Consolas" w:hAnsi="Consolas"/>
-          <w:sz w:val="17"/>
-          <w:szCs w:val="17"/>
-        </w:rPr>
-        <w:t xml:space="preserve">      "serial": "CERT-2026-AUZ21L",</w:t>
+        <w:t xml:space="preserve">      "id": 34,</w:t>
+      </w:r>
+    </w:p>
+    <w:p>
+      <w:pPr>
+        <w:shd w:fill="F6F6F4" w:val="clear"/>
+        <w:spacing w:after="0" w:before="0" w:line="240"/>
+        <w:ind w:left="180" w:right="180"/>
+      </w:pPr>
+      <w:r>
+        <w:rPr>
+          <w:rFonts w:ascii="Consolas" w:cs="Consolas" w:eastAsia="Consolas" w:hAnsi="Consolas"/>
+          <w:sz w:val="17"/>
+          <w:szCs w:val="17"/>
+        </w:rPr>
+        <w:t xml:space="preserve">      "serial": "CERT-2026-9TNCHK",</w:t>
       </w:r>
     </w:p>
     <w:p>
@@ -20187,6 +20142,36 @@
           <w:sz w:val="17"/>
           <w:szCs w:val="17"/>
         </w:rPr>
+        <w:t xml:space="preserve">      "image": "http://127.0.0.1:8009/api/certificates/verify/55842955-a81f-4ceb-afea-76935bf94fc6/image",</w:t>
+      </w:r>
+    </w:p>
+    <w:p>
+      <w:pPr>
+        <w:shd w:fill="F6F6F4" w:val="clear"/>
+        <w:spacing w:after="0" w:before="0" w:line="240"/>
+        <w:ind w:left="180" w:right="180"/>
+      </w:pPr>
+      <w:r>
+        <w:rPr>
+          <w:rFonts w:ascii="Consolas" w:cs="Consolas" w:eastAsia="Consolas" w:hAnsi="Consolas"/>
+          <w:sz w:val="17"/>
+          <w:szCs w:val="17"/>
+        </w:rPr>
+        <w:t xml:space="preserve">      "image_template": "http://127.0.0.1:8009/storage/uploads/certificate-template.png",</w:t>
+      </w:r>
+    </w:p>
+    <w:p>
+      <w:pPr>
+        <w:shd w:fill="F6F6F4" w:val="clear"/>
+        <w:spacing w:after="0" w:before="0" w:line="240"/>
+        <w:ind w:left="180" w:right="180"/>
+      </w:pPr>
+      <w:r>
+        <w:rPr>
+          <w:rFonts w:ascii="Consolas" w:cs="Consolas" w:eastAsia="Consolas" w:hAnsi="Consolas"/>
+          <w:sz w:val="17"/>
+          <w:szCs w:val="17"/>
+        </w:rPr>
         <w:t xml:space="preserve">      "issued_at": "2026-10-17",</w:t>
       </w:r>
     </w:p>
@@ -20292,7 +20277,7 @@
           <w:sz w:val="17"/>
           <w:szCs w:val="17"/>
         </w:rPr>
-        <w:t xml:space="preserve">        "cover": "http://127.0.0.1:8007/assets/banner.svg",</w:t>
+        <w:t xml:space="preserve">        "cover": "http://127.0.0.1:8009/assets/banner.svg",</w:t>
       </w:r>
     </w:p>
     <w:p>
@@ -20463,51 +20448,6 @@
     <w:p>
       <w:pPr>
         <w:shd w:fill="F6F6F4" w:val="clear"/>
-        <w:spacing w:after="0" w:before="0" w:line="240"/>
-        <w:ind w:left="180" w:right="180"/>
-      </w:pPr>
-      <w:r>
-        <w:rPr>
-          <w:rFonts w:ascii="Consolas" w:cs="Consolas" w:eastAsia="Consolas" w:hAnsi="Consolas"/>
-          <w:sz w:val="17"/>
-          <w:szCs w:val="17"/>
-        </w:rPr>
-        <w:t xml:space="preserve">      "verification_url": "http://127.0.0.1:8007/api/certificates/verify/48339f03-952f-4793-992c-ff0da61cbc4a"</w:t>
-      </w:r>
-    </w:p>
-    <w:p>
-      <w:pPr>
-        <w:shd w:fill="F6F6F4" w:val="clear"/>
-        <w:spacing w:after="0" w:before="0" w:line="240"/>
-        <w:ind w:left="180" w:right="180"/>
-      </w:pPr>
-      <w:r>
-        <w:rPr>
-          <w:rFonts w:ascii="Consolas" w:cs="Consolas" w:eastAsia="Consolas" w:hAnsi="Consolas"/>
-          <w:sz w:val="17"/>
-          <w:szCs w:val="17"/>
-        </w:rPr>
-        <w:t xml:space="preserve">    }</w:t>
-      </w:r>
-    </w:p>
-    <w:p>
-      <w:pPr>
-        <w:shd w:fill="F6F6F4" w:val="clear"/>
-        <w:spacing w:after="0" w:before="0" w:line="240"/>
-        <w:ind w:left="180" w:right="180"/>
-      </w:pPr>
-      <w:r>
-        <w:rPr>
-          <w:rFonts w:ascii="Consolas" w:cs="Consolas" w:eastAsia="Consolas" w:hAnsi="Consolas"/>
-          <w:sz w:val="17"/>
-          <w:szCs w:val="17"/>
-        </w:rPr>
-        <w:t xml:space="preserve">  ]</w:t>
-      </w:r>
-    </w:p>
-    <w:p>
-      <w:pPr>
-        <w:shd w:fill="F6F6F4" w:val="clear"/>
         <w:spacing w:after="160" w:before="0" w:line="240"/>
         <w:ind w:left="180" w:right="180"/>
       </w:pPr>
@@ -20517,7 +20457,7 @@
           <w:sz w:val="17"/>
           <w:szCs w:val="17"/>
         </w:rPr>
-        <w:t xml:space="preserve">}</w:t>
+        <w:t xml:space="preserve">  …</w:t>
       </w:r>
     </w:p>
     <w:p>
@@ -20789,7 +20729,22 @@
           <w:sz w:val="17"/>
           <w:szCs w:val="17"/>
         </w:rPr>
-        <w:t xml:space="preserve">      "serial": "CERT-2026-AUZ21L",</w:t>
+        <w:t xml:space="preserve">      "image": "http://127.0.0.1:8009/storage/uploads/certificate-template.png",</w:t>
+      </w:r>
+    </w:p>
+    <w:p>
+      <w:pPr>
+        <w:shd w:fill="F6F6F4" w:val="clear"/>
+        <w:spacing w:after="0" w:before="0" w:line="240"/>
+        <w:ind w:left="180" w:right="180"/>
+      </w:pPr>
+      <w:r>
+        <w:rPr>
+          <w:rFonts w:ascii="Consolas" w:cs="Consolas" w:eastAsia="Consolas" w:hAnsi="Consolas"/>
+          <w:sz w:val="17"/>
+          <w:szCs w:val="17"/>
+        </w:rPr>
+        <w:t xml:space="preserve">      "serial": "CERT-2026-9TNCHK",</w:t>
       </w:r>
     </w:p>
     <w:p>
@@ -20819,7 +20774,7 @@
           <w:sz w:val="17"/>
           <w:szCs w:val="17"/>
         </w:rPr>
-        <w:t xml:space="preserve">      "verification_url": "http://127.0.0.1:8007/api/certificates/verify/48339f03-952f-4793-992c-ff0da61cbc4a",</w:t>
+        <w:t xml:space="preserve">      "verification_url": "http://127.0.0.1:8009/api/certificates/verify/55842955-a81f-4ceb-afea-76935bf94fc6",</w:t>
       </w:r>
     </w:p>
     <w:p>
@@ -21029,6 +20984,21 @@
           <w:sz w:val="17"/>
           <w:szCs w:val="17"/>
         </w:rPr>
+        <w:t xml:space="preserve">      "image": "http://127.0.0.1:8009/storage/uploads/certificate-template.png",</w:t>
+      </w:r>
+    </w:p>
+    <w:p>
+      <w:pPr>
+        <w:shd w:fill="F6F6F4" w:val="clear"/>
+        <w:spacing w:after="0" w:before="0" w:line="240"/>
+        <w:ind w:left="180" w:right="180"/>
+      </w:pPr>
+      <w:r>
+        <w:rPr>
+          <w:rFonts w:ascii="Consolas" w:cs="Consolas" w:eastAsia="Consolas" w:hAnsi="Consolas"/>
+          <w:sz w:val="17"/>
+          <w:szCs w:val="17"/>
+        </w:rPr>
         <w:t xml:space="preserve">      "serial": null,</w:t>
       </w:r>
     </w:p>
@@ -21180,111 +21150,6 @@
           <w:szCs w:val="17"/>
         </w:rPr>
         <w:t xml:space="preserve">        "id": 3,</w:t>
-      </w:r>
-    </w:p>
-    <w:p>
-      <w:pPr>
-        <w:shd w:fill="F6F6F4" w:val="clear"/>
-        <w:spacing w:after="0" w:before="0" w:line="240"/>
-        <w:ind w:left="180" w:right="180"/>
-      </w:pPr>
-      <w:r>
-        <w:rPr>
-          <w:rFonts w:ascii="Consolas" w:cs="Consolas" w:eastAsia="Consolas" w:hAnsi="Consolas"/>
-          <w:sz w:val="17"/>
-          <w:szCs w:val="17"/>
-        </w:rPr>
-        <w:t xml:space="preserve">        "title": "The Great Books: A Reader's Guide"</w:t>
-      </w:r>
-    </w:p>
-    <w:p>
-      <w:pPr>
-        <w:shd w:fill="F6F6F4" w:val="clear"/>
-        <w:spacing w:after="0" w:before="0" w:line="240"/>
-        <w:ind w:left="180" w:right="180"/>
-      </w:pPr>
-      <w:r>
-        <w:rPr>
-          <w:rFonts w:ascii="Consolas" w:cs="Consolas" w:eastAsia="Consolas" w:hAnsi="Consolas"/>
-          <w:sz w:val="17"/>
-          <w:szCs w:val="17"/>
-        </w:rPr>
-        <w:t xml:space="preserve">      },</w:t>
-      </w:r>
-    </w:p>
-    <w:p>
-      <w:pPr>
-        <w:shd w:fill="F6F6F4" w:val="clear"/>
-        <w:spacing w:after="0" w:before="0" w:line="240"/>
-        <w:ind w:left="180" w:right="180"/>
-      </w:pPr>
-      <w:r>
-        <w:rPr>
-          <w:rFonts w:ascii="Consolas" w:cs="Consolas" w:eastAsia="Consolas" w:hAnsi="Consolas"/>
-          <w:sz w:val="17"/>
-          <w:szCs w:val="17"/>
-        </w:rPr>
-        <w:t xml:space="preserve">      "level": null,</w:t>
-      </w:r>
-    </w:p>
-    <w:p>
-      <w:pPr>
-        <w:shd w:fill="F6F6F4" w:val="clear"/>
-        <w:spacing w:after="0" w:before="0" w:line="240"/>
-        <w:ind w:left="180" w:right="180"/>
-      </w:pPr>
-      <w:r>
-        <w:rPr>
-          <w:rFonts w:ascii="Consolas" w:cs="Consolas" w:eastAsia="Consolas" w:hAnsi="Consolas"/>
-          <w:sz w:val="17"/>
-          <w:szCs w:val="17"/>
-        </w:rPr>
-        <w:t xml:space="preserve">      "title": "The Great Books: A Reader's Guide",</w:t>
-      </w:r>
-    </w:p>
-    <w:p>
-      <w:pPr>
-        <w:shd w:fill="F6F6F4" w:val="clear"/>
-        <w:spacing w:after="0" w:before="0" w:line="240"/>
-        <w:ind w:left="180" w:right="180"/>
-      </w:pPr>
-      <w:r>
-        <w:rPr>
-          <w:rFonts w:ascii="Consolas" w:cs="Consolas" w:eastAsia="Consolas" w:hAnsi="Consolas"/>
-          <w:sz w:val="17"/>
-          <w:szCs w:val="17"/>
-        </w:rPr>
-        <w:t xml:space="preserve">      "earned": false,</w:t>
-      </w:r>
-    </w:p>
-    <w:p>
-      <w:pPr>
-        <w:shd w:fill="F6F6F4" w:val="clear"/>
-        <w:spacing w:after="0" w:before="0" w:line="240"/>
-        <w:ind w:left="180" w:right="180"/>
-      </w:pPr>
-      <w:r>
-        <w:rPr>
-          <w:rFonts w:ascii="Consolas" w:cs="Consolas" w:eastAsia="Consolas" w:hAnsi="Consolas"/>
-          <w:sz w:val="17"/>
-          <w:szCs w:val="17"/>
-        </w:rPr>
-        <w:t xml:space="preserve">      "serial": null,</w:t>
-      </w:r>
-    </w:p>
-    <w:p>
-      <w:pPr>
-        <w:shd w:fill="F6F6F4" w:val="clear"/>
-        <w:spacing w:after="0" w:before="0" w:line="240"/>
-        <w:ind w:left="180" w:right="180"/>
-      </w:pPr>
-      <w:r>
-        <w:rPr>
-          <w:rFonts w:ascii="Consolas" w:cs="Consolas" w:eastAsia="Consolas" w:hAnsi="Consolas"/>
-          <w:sz w:val="17"/>
-          <w:szCs w:val="17"/>
-        </w:rPr>
-        <w:t xml:space="preserve">      "issued_at": null,</w:t>
       </w:r>
     </w:p>
     <w:p>
@@ -21345,7 +21210,7 @@
           <w:sz w:val="17"/>
           <w:szCs w:val="17"/>
         </w:rPr>
-        <w:t xml:space="preserve">GET /api/certificates/verify/48339f03-952f-4793-992c-ff0da61cbc4a</w:t>
+        <w:t xml:space="preserve">GET /api/certificates/verify/55842955-a81f-4ceb-afea-76935bf94fc6</w:t>
       </w:r>
     </w:p>
     <w:p>
@@ -21435,7 +21300,7 @@
           <w:sz w:val="17"/>
           <w:szCs w:val="17"/>
         </w:rPr>
-        <w:t xml:space="preserve">  "serial": "CERT-2026-AUZ21L",</w:t>
+        <w:t xml:space="preserve">  "serial": "CERT-2026-9TNCHK",</w:t>
       </w:r>
     </w:p>
     <w:p>
@@ -21854,7 +21719,7 @@
           <w:sz w:val="17"/>
           <w:szCs w:val="17"/>
         </w:rPr>
-        <w:t xml:space="preserve">      "id": 77,</w:t>
+        <w:t xml:space="preserve">      "id": 85,</w:t>
       </w:r>
     </w:p>
     <w:p>
@@ -21884,6 +21749,156 @@
           <w:sz w:val="17"/>
           <w:szCs w:val="17"/>
         </w:rPr>
+        <w:t xml:space="preserve">      "title": "New badge: The Persistent",</w:t>
+      </w:r>
+    </w:p>
+    <w:p>
+      <w:pPr>
+        <w:shd w:fill="F6F6F4" w:val="clear"/>
+        <w:spacing w:after="0" w:before="0" w:line="240"/>
+        <w:ind w:left="180" w:right="180"/>
+      </w:pPr>
+      <w:r>
+        <w:rPr>
+          <w:rFonts w:ascii="Consolas" w:cs="Consolas" w:eastAsia="Consolas" w:hAnsi="Consolas"/>
+          <w:sz w:val="17"/>
+          <w:szCs w:val="17"/>
+        </w:rPr>
+        <w:t xml:space="preserve">      "body": "Congratulations — “The Persistent” has been added to your badges.",</w:t>
+      </w:r>
+    </w:p>
+    <w:p>
+      <w:pPr>
+        <w:shd w:fill="F6F6F4" w:val="clear"/>
+        <w:spacing w:after="0" w:before="0" w:line="240"/>
+        <w:ind w:left="180" w:right="180"/>
+      </w:pPr>
+      <w:r>
+        <w:rPr>
+          <w:rFonts w:ascii="Consolas" w:cs="Consolas" w:eastAsia="Consolas" w:hAnsi="Consolas"/>
+          <w:sz w:val="17"/>
+          <w:szCs w:val="17"/>
+        </w:rPr>
+        <w:t xml:space="preserve">      "image": "http://127.0.0.1:8009/assets/badge.png",</w:t>
+      </w:r>
+    </w:p>
+    <w:p>
+      <w:pPr>
+        <w:shd w:fill="F6F6F4" w:val="clear"/>
+        <w:spacing w:after="0" w:before="0" w:line="240"/>
+        <w:ind w:left="180" w:right="180"/>
+      </w:pPr>
+      <w:r>
+        <w:rPr>
+          <w:rFonts w:ascii="Consolas" w:cs="Consolas" w:eastAsia="Consolas" w:hAnsi="Consolas"/>
+          <w:sz w:val="17"/>
+          <w:szCs w:val="17"/>
+        </w:rPr>
+        <w:t xml:space="preserve">      "category": "badge",</w:t>
+      </w:r>
+    </w:p>
+    <w:p>
+      <w:pPr>
+        <w:shd w:fill="F6F6F4" w:val="clear"/>
+        <w:spacing w:after="0" w:before="0" w:line="240"/>
+        <w:ind w:left="180" w:right="180"/>
+      </w:pPr>
+      <w:r>
+        <w:rPr>
+          <w:rFonts w:ascii="Consolas" w:cs="Consolas" w:eastAsia="Consolas" w:hAnsi="Consolas"/>
+          <w:sz w:val="17"/>
+          <w:szCs w:val="17"/>
+        </w:rPr>
+        <w:t xml:space="preserve">      "published_at": "2026-10-17T10:06:15+00:00",</w:t>
+      </w:r>
+    </w:p>
+    <w:p>
+      <w:pPr>
+        <w:shd w:fill="F6F6F4" w:val="clear"/>
+        <w:spacing w:after="0" w:before="0" w:line="240"/>
+        <w:ind w:left="180" w:right="180"/>
+      </w:pPr>
+      <w:r>
+        <w:rPr>
+          <w:rFonts w:ascii="Consolas" w:cs="Consolas" w:eastAsia="Consolas" w:hAnsi="Consolas"/>
+          <w:sz w:val="17"/>
+          <w:szCs w:val="17"/>
+        </w:rPr>
+        <w:t xml:space="preserve">      "read": false</w:t>
+      </w:r>
+    </w:p>
+    <w:p>
+      <w:pPr>
+        <w:shd w:fill="F6F6F4" w:val="clear"/>
+        <w:spacing w:after="0" w:before="0" w:line="240"/>
+        <w:ind w:left="180" w:right="180"/>
+      </w:pPr>
+      <w:r>
+        <w:rPr>
+          <w:rFonts w:ascii="Consolas" w:cs="Consolas" w:eastAsia="Consolas" w:hAnsi="Consolas"/>
+          <w:sz w:val="17"/>
+          <w:szCs w:val="17"/>
+        </w:rPr>
+        <w:t xml:space="preserve">    },</w:t>
+      </w:r>
+    </w:p>
+    <w:p>
+      <w:pPr>
+        <w:shd w:fill="F6F6F4" w:val="clear"/>
+        <w:spacing w:after="0" w:before="0" w:line="240"/>
+        <w:ind w:left="180" w:right="180"/>
+      </w:pPr>
+      <w:r>
+        <w:rPr>
+          <w:rFonts w:ascii="Consolas" w:cs="Consolas" w:eastAsia="Consolas" w:hAnsi="Consolas"/>
+          <w:sz w:val="17"/>
+          <w:szCs w:val="17"/>
+        </w:rPr>
+        <w:t xml:space="preserve">    {</w:t>
+      </w:r>
+    </w:p>
+    <w:p>
+      <w:pPr>
+        <w:shd w:fill="F6F6F4" w:val="clear"/>
+        <w:spacing w:after="0" w:before="0" w:line="240"/>
+        <w:ind w:left="180" w:right="180"/>
+      </w:pPr>
+      <w:r>
+        <w:rPr>
+          <w:rFonts w:ascii="Consolas" w:cs="Consolas" w:eastAsia="Consolas" w:hAnsi="Consolas"/>
+          <w:sz w:val="17"/>
+          <w:szCs w:val="17"/>
+        </w:rPr>
+        <w:t xml:space="preserve">      "id": 86,</w:t>
+      </w:r>
+    </w:p>
+    <w:p>
+      <w:pPr>
+        <w:shd w:fill="F6F6F4" w:val="clear"/>
+        <w:spacing w:after="0" w:before="0" w:line="240"/>
+        <w:ind w:left="180" w:right="180"/>
+      </w:pPr>
+      <w:r>
+        <w:rPr>
+          <w:rFonts w:ascii="Consolas" w:cs="Consolas" w:eastAsia="Consolas" w:hAnsi="Consolas"/>
+          <w:sz w:val="17"/>
+          <w:szCs w:val="17"/>
+        </w:rPr>
+        <w:t xml:space="preserve">      "tag": "Badge",</w:t>
+      </w:r>
+    </w:p>
+    <w:p>
+      <w:pPr>
+        <w:shd w:fill="F6F6F4" w:val="clear"/>
+        <w:spacing w:after="0" w:before="0" w:line="240"/>
+        <w:ind w:left="180" w:right="180"/>
+      </w:pPr>
+      <w:r>
+        <w:rPr>
+          <w:rFonts w:ascii="Consolas" w:cs="Consolas" w:eastAsia="Consolas" w:hAnsi="Consolas"/>
+          <w:sz w:val="17"/>
+          <w:szCs w:val="17"/>
+        </w:rPr>
         <w:t xml:space="preserve">      "title": "New badge: Book Finisher",</w:t>
       </w:r>
     </w:p>
@@ -21914,7 +21929,7 @@
           <w:sz w:val="17"/>
           <w:szCs w:val="17"/>
         </w:rPr>
-        <w:t xml:space="preserve">      "image": "http://127.0.0.1:8007/assets/badge.png",</w:t>
+        <w:t xml:space="preserve">      "image": "http://127.0.0.1:8009/assets/badge.png",</w:t>
       </w:r>
     </w:p>
     <w:p>
@@ -21944,7 +21959,7 @@
           <w:sz w:val="17"/>
           <w:szCs w:val="17"/>
         </w:rPr>
-        <w:t xml:space="preserve">      "published_at": "2026-10-17T09:38:42+00:00",</w:t>
+        <w:t xml:space="preserve">      "published_at": "2026-10-17T10:06:15+00:00",</w:t>
       </w:r>
     </w:p>
     <w:p>
@@ -22004,7 +22019,7 @@
           <w:sz w:val="17"/>
           <w:szCs w:val="17"/>
         </w:rPr>
-        <w:t xml:space="preserve">      "id": 78,</w:t>
+        <w:t xml:space="preserve">      "id": 87,</w:t>
       </w:r>
     </w:p>
     <w:p>
@@ -22035,126 +22050,6 @@
           <w:szCs w:val="17"/>
         </w:rPr>
         <w:t xml:space="preserve">      "title": "Your certificate for “Introduction to Structured Reading” has been issued",</w:t>
-      </w:r>
-    </w:p>
-    <w:p>
-      <w:pPr>
-        <w:shd w:fill="F6F6F4" w:val="clear"/>
-        <w:spacing w:after="0" w:before="0" w:line="240"/>
-        <w:ind w:left="180" w:right="180"/>
-      </w:pPr>
-      <w:r>
-        <w:rPr>
-          <w:rFonts w:ascii="Consolas" w:cs="Consolas" w:eastAsia="Consolas" w:hAnsi="Consolas"/>
-          <w:sz w:val="17"/>
-          <w:szCs w:val="17"/>
-        </w:rPr>
-        <w:t xml:space="preserve">      "body": "Congratulations — your certificate for “Introduction to Structured Reading” has been issued with serial CERT-2026-AUZ21L. You will find it on the certificates page.",</w:t>
-      </w:r>
-    </w:p>
-    <w:p>
-      <w:pPr>
-        <w:shd w:fill="F6F6F4" w:val="clear"/>
-        <w:spacing w:after="0" w:before="0" w:line="240"/>
-        <w:ind w:left="180" w:right="180"/>
-      </w:pPr>
-      <w:r>
-        <w:rPr>
-          <w:rFonts w:ascii="Consolas" w:cs="Consolas" w:eastAsia="Consolas" w:hAnsi="Consolas"/>
-          <w:sz w:val="17"/>
-          <w:szCs w:val="17"/>
-        </w:rPr>
-        <w:t xml:space="preserve">      "image": null,</w:t>
-      </w:r>
-    </w:p>
-    <w:p>
-      <w:pPr>
-        <w:shd w:fill="F6F6F4" w:val="clear"/>
-        <w:spacing w:after="0" w:before="0" w:line="240"/>
-        <w:ind w:left="180" w:right="180"/>
-      </w:pPr>
-      <w:r>
-        <w:rPr>
-          <w:rFonts w:ascii="Consolas" w:cs="Consolas" w:eastAsia="Consolas" w:hAnsi="Consolas"/>
-          <w:sz w:val="17"/>
-          <w:szCs w:val="17"/>
-        </w:rPr>
-        <w:t xml:space="preserve">      "category": "certificate",</w:t>
-      </w:r>
-    </w:p>
-    <w:p>
-      <w:pPr>
-        <w:shd w:fill="F6F6F4" w:val="clear"/>
-        <w:spacing w:after="0" w:before="0" w:line="240"/>
-        <w:ind w:left="180" w:right="180"/>
-      </w:pPr>
-      <w:r>
-        <w:rPr>
-          <w:rFonts w:ascii="Consolas" w:cs="Consolas" w:eastAsia="Consolas" w:hAnsi="Consolas"/>
-          <w:sz w:val="17"/>
-          <w:szCs w:val="17"/>
-        </w:rPr>
-        <w:t xml:space="preserve">      "published_at": "2026-10-17T09:38:42+00:00",</w:t>
-      </w:r>
-    </w:p>
-    <w:p>
-      <w:pPr>
-        <w:shd w:fill="F6F6F4" w:val="clear"/>
-        <w:spacing w:after="0" w:before="0" w:line="240"/>
-        <w:ind w:left="180" w:right="180"/>
-      </w:pPr>
-      <w:r>
-        <w:rPr>
-          <w:rFonts w:ascii="Consolas" w:cs="Consolas" w:eastAsia="Consolas" w:hAnsi="Consolas"/>
-          <w:sz w:val="17"/>
-          <w:szCs w:val="17"/>
-        </w:rPr>
-        <w:t xml:space="preserve">      "read": false</w:t>
-      </w:r>
-    </w:p>
-    <w:p>
-      <w:pPr>
-        <w:shd w:fill="F6F6F4" w:val="clear"/>
-        <w:spacing w:after="0" w:before="0" w:line="240"/>
-        <w:ind w:left="180" w:right="180"/>
-      </w:pPr>
-      <w:r>
-        <w:rPr>
-          <w:rFonts w:ascii="Consolas" w:cs="Consolas" w:eastAsia="Consolas" w:hAnsi="Consolas"/>
-          <w:sz w:val="17"/>
-          <w:szCs w:val="17"/>
-        </w:rPr>
-        <w:t xml:space="preserve">    },</w:t>
-      </w:r>
-    </w:p>
-    <w:p>
-      <w:pPr>
-        <w:shd w:fill="F6F6F4" w:val="clear"/>
-        <w:spacing w:after="0" w:before="0" w:line="240"/>
-        <w:ind w:left="180" w:right="180"/>
-      </w:pPr>
-      <w:r>
-        <w:rPr>
-          <w:rFonts w:ascii="Consolas" w:cs="Consolas" w:eastAsia="Consolas" w:hAnsi="Consolas"/>
-          <w:sz w:val="17"/>
-          <w:szCs w:val="17"/>
-        </w:rPr>
-        <w:t xml:space="preserve">    {</w:t>
-      </w:r>
-    </w:p>
-    <w:p>
-      <w:pPr>
-        <w:shd w:fill="F6F6F4" w:val="clear"/>
-        <w:spacing w:after="0" w:before="0" w:line="240"/>
-        <w:ind w:left="180" w:right="180"/>
-      </w:pPr>
-      <w:r>
-        <w:rPr>
-          <w:rFonts w:ascii="Consolas" w:cs="Consolas" w:eastAsia="Consolas" w:hAnsi="Consolas"/>
-          <w:sz w:val="17"/>
-          <w:szCs w:val="17"/>
-        </w:rPr>
-        <w:t xml:space="preserve">      "id": 76,</w:t>
       </w:r>
     </w:p>
     <w:p>
@@ -22201,7 +22096,7 @@
           <w:sz w:val="17"/>
           <w:szCs w:val="17"/>
         </w:rPr>
-        <w:t xml:space="preserve">GET /api/announcements/77</w:t>
+        <w:t xml:space="preserve">GET /api/announcements/85</w:t>
       </w:r>
     </w:p>
     <w:p>
@@ -22306,7 +22201,7 @@
           <w:sz w:val="17"/>
           <w:szCs w:val="17"/>
         </w:rPr>
-        <w:t xml:space="preserve">    "id": 77,</w:t>
+        <w:t xml:space="preserve">    "id": 85,</w:t>
       </w:r>
     </w:p>
     <w:p>
@@ -22336,37 +22231,37 @@
           <w:sz w:val="17"/>
           <w:szCs w:val="17"/>
         </w:rPr>
-        <w:t xml:space="preserve">    "title": "New badge: Book Finisher",</w:t>
-      </w:r>
-    </w:p>
-    <w:p>
-      <w:pPr>
-        <w:shd w:fill="F6F6F4" w:val="clear"/>
-        <w:spacing w:after="0" w:before="0" w:line="240"/>
-        <w:ind w:left="180" w:right="180"/>
-      </w:pPr>
-      <w:r>
-        <w:rPr>
-          <w:rFonts w:ascii="Consolas" w:cs="Consolas" w:eastAsia="Consolas" w:hAnsi="Consolas"/>
-          <w:sz w:val="17"/>
-          <w:szCs w:val="17"/>
-        </w:rPr>
-        <w:t xml:space="preserve">    "body": "Congratulations — “Book Finisher” has been added to your badges.",</w:t>
-      </w:r>
-    </w:p>
-    <w:p>
-      <w:pPr>
-        <w:shd w:fill="F6F6F4" w:val="clear"/>
-        <w:spacing w:after="0" w:before="0" w:line="240"/>
-        <w:ind w:left="180" w:right="180"/>
-      </w:pPr>
-      <w:r>
-        <w:rPr>
-          <w:rFonts w:ascii="Consolas" w:cs="Consolas" w:eastAsia="Consolas" w:hAnsi="Consolas"/>
-          <w:sz w:val="17"/>
-          <w:szCs w:val="17"/>
-        </w:rPr>
-        <w:t xml:space="preserve">    "image": "http://127.0.0.1:8007/assets/badge.png",</w:t>
+        <w:t xml:space="preserve">    "title": "New badge: The Persistent",</w:t>
+      </w:r>
+    </w:p>
+    <w:p>
+      <w:pPr>
+        <w:shd w:fill="F6F6F4" w:val="clear"/>
+        <w:spacing w:after="0" w:before="0" w:line="240"/>
+        <w:ind w:left="180" w:right="180"/>
+      </w:pPr>
+      <w:r>
+        <w:rPr>
+          <w:rFonts w:ascii="Consolas" w:cs="Consolas" w:eastAsia="Consolas" w:hAnsi="Consolas"/>
+          <w:sz w:val="17"/>
+          <w:szCs w:val="17"/>
+        </w:rPr>
+        <w:t xml:space="preserve">    "body": "Congratulations — “The Persistent” has been added to your badges.",</w:t>
+      </w:r>
+    </w:p>
+    <w:p>
+      <w:pPr>
+        <w:shd w:fill="F6F6F4" w:val="clear"/>
+        <w:spacing w:after="0" w:before="0" w:line="240"/>
+        <w:ind w:left="180" w:right="180"/>
+      </w:pPr>
+      <w:r>
+        <w:rPr>
+          <w:rFonts w:ascii="Consolas" w:cs="Consolas" w:eastAsia="Consolas" w:hAnsi="Consolas"/>
+          <w:sz w:val="17"/>
+          <w:szCs w:val="17"/>
+        </w:rPr>
+        <w:t xml:space="preserve">    "image": "http://127.0.0.1:8009/assets/badge.png",</w:t>
       </w:r>
     </w:p>
     <w:p>
@@ -22396,7 +22291,7 @@
           <w:sz w:val="17"/>
           <w:szCs w:val="17"/>
         </w:rPr>
-        <w:t xml:space="preserve">    "published_at": "2026-10-17T09:38:42+00:00",</w:t>
+        <w:t xml:space="preserve">    "published_at": "2026-10-17T10:06:15+00:00",</w:t>
       </w:r>
     </w:p>
     <w:p>
@@ -22473,7 +22368,7 @@
           <w:sz w:val="17"/>
           <w:szCs w:val="17"/>
         </w:rPr>
-        <w:t xml:space="preserve">POST /api/announcements/77/read</w:t>
+        <w:t xml:space="preserve">POST /api/announcements/85/read</w:t>
       </w:r>
     </w:p>
     <w:p>
@@ -22578,7 +22473,7 @@
           <w:sz w:val="17"/>
           <w:szCs w:val="17"/>
         </w:rPr>
-        <w:t xml:space="preserve">    "id": 77,</w:t>
+        <w:t xml:space="preserve">    "id": 85,</w:t>
       </w:r>
     </w:p>
     <w:p>
@@ -24309,7 +24204,7 @@
           <w:sz w:val="17"/>
           <w:szCs w:val="17"/>
         </w:rPr>
-        <w:t xml:space="preserve">    "id": 14,</w:t>
+        <w:t xml:space="preserve">    "id": 16,</w:t>
       </w:r>
     </w:p>
     <w:p>
@@ -24339,7 +24234,7 @@
           <w:sz w:val="17"/>
           <w:szCs w:val="17"/>
         </w:rPr>
-        <w:t xml:space="preserve">    "email": "api1792229900@himam.test",</w:t>
+        <w:t xml:space="preserve">    "email": "api1792231566@himam.test",</w:t>
       </w:r>
     </w:p>
     <w:p>
@@ -24489,7 +24384,7 @@
           <w:sz w:val="17"/>
           <w:szCs w:val="17"/>
         </w:rPr>
-        <w:t xml:space="preserve">    "created_at": "2026-10-17T09:38:21+00:00"</w:t>
+        <w:t xml:space="preserve">    "created_at": "2026-10-17T10:06:06+00:00"</w:t>
       </w:r>
     </w:p>
     <w:p>
@@ -25167,7 +25062,7 @@
           <w:sz w:val="17"/>
           <w:szCs w:val="17"/>
         </w:rPr>
-        <w:t xml:space="preserve">  "email": "api1792229900@himam.test",</w:t>
+        <w:t xml:space="preserve">  "email": "api1792231566@himam.test",</w:t>
       </w:r>
     </w:p>
     <w:p>
@@ -32578,7 +32473,7 @@
           <w:sz w:val="25"/>
           <w:szCs w:val="25"/>
         </w:rPr>
-        <w:t xml:space="preserve">Reader API — 40 endpoints</w:t>
+        <w:t xml:space="preserve">Reader API — 41 endpoints</w:t>
       </w:r>
     </w:p>
     <w:tbl>
@@ -34098,6 +33993,82 @@
                 <w:szCs w:val="19"/>
               </w:rPr>
               <w:t xml:space="preserve">/api/certificates/verify/{code}</w:t>
+            </w:r>
+          </w:p>
+        </w:tc>
+        <w:tc>
+          <w:tcPr>
+            <w:tcMar>
+              <w:top w:type="dxa" w:w="60"/>
+              <w:left w:type="dxa" w:w="120"/>
+              <w:bottom w:type="dxa" w:w="60"/>
+              <w:right w:type="dxa" w:w="120"/>
+            </w:tcMar>
+          </w:tcPr>
+          <w:p>
+            <w:pPr>
+              <w:spacing w:after="40" w:before="40"/>
+            </w:pPr>
+            <w:r>
+              <w:rPr>
+                <w:rFonts w:ascii="Calibri" w:cs="Calibri" w:eastAsia="Calibri" w:hAnsi="Calibri"/>
+                <w:sz w:val="21"/>
+                <w:szCs w:val="21"/>
+              </w:rPr>
+              <w:t xml:space="preserve">public</w:t>
+            </w:r>
+          </w:p>
+        </w:tc>
+      </w:tr>
+      <w:tr>
+        <w:trPr>
+          <w:tblHeader w:val="off"/>
+        </w:trPr>
+        <w:tc>
+          <w:tcPr>
+            <w:tcMar>
+              <w:top w:type="dxa" w:w="60"/>
+              <w:left w:type="dxa" w:w="120"/>
+              <w:bottom w:type="dxa" w:w="60"/>
+              <w:right w:type="dxa" w:w="120"/>
+            </w:tcMar>
+          </w:tcPr>
+          <w:p>
+            <w:pPr>
+              <w:spacing w:after="40" w:before="40"/>
+            </w:pPr>
+            <w:r>
+              <w:rPr>
+                <w:rFonts w:ascii="Consolas" w:cs="Consolas" w:eastAsia="Consolas" w:hAnsi="Consolas"/>
+                <w:color w:val="A33B00"/>
+                <w:sz w:val="19"/>
+                <w:szCs w:val="19"/>
+              </w:rPr>
+              <w:t xml:space="preserve">GET</w:t>
+            </w:r>
+          </w:p>
+        </w:tc>
+        <w:tc>
+          <w:tcPr>
+            <w:tcMar>
+              <w:top w:type="dxa" w:w="60"/>
+              <w:left w:type="dxa" w:w="120"/>
+              <w:bottom w:type="dxa" w:w="60"/>
+              <w:right w:type="dxa" w:w="120"/>
+            </w:tcMar>
+          </w:tcPr>
+          <w:p>
+            <w:pPr>
+              <w:spacing w:after="40" w:before="40"/>
+            </w:pPr>
+            <w:r>
+              <w:rPr>
+                <w:rFonts w:ascii="Consolas" w:cs="Consolas" w:eastAsia="Consolas" w:hAnsi="Consolas"/>
+                <w:color w:val="A33B00"/>
+                <w:sz w:val="19"/>
+                <w:szCs w:val="19"/>
+              </w:rPr>
+              <w:t xml:space="preserve">/api/certificates/verify/{code}/image</w:t>
             </w:r>
           </w:p>
         </w:tc>
